--- a/Lab3/Отчет 3р..docx
+++ b/Lab3/Отчет 3р..docx
@@ -1204,7 +1204,17 @@
           <w:szCs w:val="28"/>
         </w:rPr>
         <w:lastRenderedPageBreak/>
-        <w:t>Вариант №30</w:t>
+        <w:t>Вариант №3</w:t>
+      </w:r>
+      <w:r>
+        <w:rPr>
+          <w:rFonts w:ascii="Times New Roman" w:hAnsi="Times New Roman"/>
+          <w:b/>
+          <w:bCs/>
+          <w:sz w:val="28"/>
+          <w:szCs w:val="28"/>
+        </w:rPr>
+        <w:t>1</w:t>
       </w:r>
       <w:r>
         <w:rPr>
@@ -1937,6 +1947,7 @@
       <w:r>
         <w:rPr>
           <w:rFonts w:ascii="Times New Roman" w:hAnsi="Times New Roman"/>
+          <w:noProof/>
           <w:color w:val="000000" w:themeColor="text1"/>
           <w:sz w:val="28"/>
           <w:szCs w:val="28"/>
@@ -2485,6 +2496,7 @@
       <w:r>
         <w:rPr>
           <w:rFonts w:ascii="Times New Roman" w:hAnsi="Times New Roman"/>
+          <w:noProof/>
           <w:sz w:val="28"/>
           <w:szCs w:val="28"/>
         </w:rPr>
@@ -3010,6 +3022,7 @@
           <w:rFonts w:ascii="Times New Roman" w:hAnsi="Times New Roman"/>
           <w:sz w:val="28"/>
           <w:szCs w:val="28"/>
+          <w:lang w:val="en-US"/>
         </w:rPr>
         <w:t xml:space="preserve">  </w:t>
       </w:r>
@@ -3018,6 +3031,7 @@
           <w:rFonts w:ascii="Times New Roman" w:hAnsi="Times New Roman"/>
           <w:sz w:val="28"/>
           <w:szCs w:val="28"/>
+          <w:lang w:val="en-US"/>
         </w:rPr>
         <w:tab/>
       </w:r>
@@ -5202,6 +5216,7 @@
           <w:szCs w:val="28"/>
           <w:lang w:val="en-US"/>
         </w:rPr>
+        <w:lastRenderedPageBreak/>
         <w:t>        while len(chunk) &lt; 4:</w:t>
       </w:r>
     </w:p>
@@ -5555,7 +5570,830 @@
           <w:szCs w:val="28"/>
           <w:lang w:val="en-US"/>
         </w:rPr>
+        <w:t xml:space="preserve">    </w:t>
+      </w:r>
+      <w:r>
+        <w:rPr>
+          <w:rFonts w:ascii="Times New Roman" w:hAnsi="Times New Roman"/>
+          <w:sz w:val="28"/>
+          <w:szCs w:val="28"/>
+        </w:rPr>
+        <w:t>image.save(output_image)</w:t>
+      </w:r>
+    </w:p>
+    <w:p>
+      <w:pPr>
+        <w:spacing w:after="0" w:line="240" w:lineRule="auto"/>
+        <w:ind w:hanging="284"/>
+        <w:rPr>
+          <w:rFonts w:ascii="Times New Roman" w:hAnsi="Times New Roman"/>
+          <w:sz w:val="28"/>
+          <w:szCs w:val="28"/>
+        </w:rPr>
+      </w:pPr>
+    </w:p>
+    <w:p>
+      <w:pPr>
+        <w:spacing w:after="0" w:line="240" w:lineRule="auto"/>
+        <w:ind w:hanging="284"/>
+        <w:rPr>
+          <w:rFonts w:ascii="Times New Roman" w:hAnsi="Times New Roman"/>
+          <w:sz w:val="28"/>
+          <w:szCs w:val="28"/>
+        </w:rPr>
+      </w:pPr>
+      <w:r>
+        <w:rPr>
+          <w:rFonts w:ascii="Times New Roman" w:hAnsi="Times New Roman"/>
+          <w:sz w:val="28"/>
+          <w:szCs w:val="28"/>
+        </w:rPr>
+        <w:t>    # =========================</w:t>
+      </w:r>
+    </w:p>
+    <w:p>
+      <w:pPr>
+        <w:spacing w:after="0" w:line="240" w:lineRule="auto"/>
+        <w:ind w:hanging="284"/>
+        <w:rPr>
+          <w:rFonts w:ascii="Times New Roman" w:hAnsi="Times New Roman"/>
+          <w:sz w:val="28"/>
+          <w:szCs w:val="28"/>
+        </w:rPr>
+      </w:pPr>
+      <w:r>
+        <w:rPr>
+          <w:rFonts w:ascii="Times New Roman" w:hAnsi="Times New Roman"/>
+          <w:sz w:val="28"/>
+          <w:szCs w:val="28"/>
+        </w:rPr>
+        <w:t>    # Сохранение нового ключа</w:t>
+      </w:r>
+    </w:p>
+    <w:p>
+      <w:pPr>
+        <w:spacing w:after="0" w:line="240" w:lineRule="auto"/>
+        <w:ind w:hanging="284"/>
+        <w:rPr>
+          <w:rFonts w:ascii="Times New Roman" w:hAnsi="Times New Roman"/>
+          <w:sz w:val="28"/>
+          <w:szCs w:val="28"/>
+          <w:lang w:val="en-US"/>
+        </w:rPr>
+      </w:pPr>
+      <w:r>
+        <w:rPr>
+          <w:rFonts w:ascii="Times New Roman" w:hAnsi="Times New Roman"/>
+          <w:sz w:val="28"/>
+          <w:szCs w:val="28"/>
+        </w:rPr>
+        <w:t xml:space="preserve">    </w:t>
+      </w:r>
+      <w:r>
+        <w:rPr>
+          <w:rFonts w:ascii="Times New Roman" w:hAnsi="Times New Roman"/>
+          <w:sz w:val="28"/>
+          <w:szCs w:val="28"/>
+          <w:lang w:val="en-US"/>
+        </w:rPr>
+        <w:t># =========================</w:t>
+      </w:r>
+    </w:p>
+    <w:p>
+      <w:pPr>
+        <w:spacing w:after="0" w:line="240" w:lineRule="auto"/>
+        <w:ind w:hanging="284"/>
+        <w:rPr>
+          <w:rFonts w:ascii="Times New Roman" w:hAnsi="Times New Roman"/>
+          <w:sz w:val="28"/>
+          <w:szCs w:val="28"/>
+          <w:lang w:val="en-US"/>
+        </w:rPr>
+      </w:pPr>
+      <w:r>
+        <w:rPr>
+          <w:rFonts w:ascii="Times New Roman" w:hAnsi="Times New Roman"/>
+          <w:sz w:val="28"/>
+          <w:szCs w:val="28"/>
+          <w:lang w:val="en-US"/>
+        </w:rPr>
+        <w:t>    with open(key_path, "w", encoding="utf-8") as f:</w:t>
+      </w:r>
+    </w:p>
+    <w:p>
+      <w:pPr>
+        <w:spacing w:after="0" w:line="240" w:lineRule="auto"/>
+        <w:ind w:hanging="284"/>
+        <w:rPr>
+          <w:rFonts w:ascii="Times New Roman" w:hAnsi="Times New Roman"/>
+          <w:sz w:val="28"/>
+          <w:szCs w:val="28"/>
+          <w:lang w:val="en-US"/>
+        </w:rPr>
+      </w:pPr>
+      <w:r>
+        <w:rPr>
+          <w:rFonts w:ascii="Times New Roman" w:hAnsi="Times New Roman"/>
+          <w:sz w:val="28"/>
+          <w:szCs w:val="28"/>
+          <w:lang w:val="en-US"/>
+        </w:rPr>
+        <w:t>        for x, y in coordinates:</w:t>
+      </w:r>
+    </w:p>
+    <w:p>
+      <w:pPr>
+        <w:spacing w:after="0" w:line="240" w:lineRule="auto"/>
+        <w:ind w:hanging="284"/>
+        <w:rPr>
+          <w:rFonts w:ascii="Times New Roman" w:hAnsi="Times New Roman"/>
+          <w:sz w:val="28"/>
+          <w:szCs w:val="28"/>
+          <w:lang w:val="en-US"/>
+        </w:rPr>
+      </w:pPr>
+      <w:r>
+        <w:rPr>
+          <w:rFonts w:ascii="Times New Roman" w:hAnsi="Times New Roman"/>
+          <w:sz w:val="28"/>
+          <w:szCs w:val="28"/>
+          <w:lang w:val="en-US"/>
+        </w:rPr>
+        <w:t>            f.write(f"({x},{y})\n")</w:t>
+      </w:r>
+    </w:p>
+    <w:p>
+      <w:pPr>
+        <w:spacing w:after="0" w:line="240" w:lineRule="auto"/>
+        <w:ind w:hanging="284"/>
+        <w:rPr>
+          <w:rFonts w:ascii="Times New Roman" w:hAnsi="Times New Roman"/>
+          <w:sz w:val="28"/>
+          <w:szCs w:val="28"/>
+          <w:lang w:val="en-US"/>
+        </w:rPr>
+      </w:pPr>
+    </w:p>
+    <w:p>
+      <w:pPr>
+        <w:spacing w:after="0" w:line="240" w:lineRule="auto"/>
+        <w:ind w:hanging="284"/>
+        <w:rPr>
+          <w:rFonts w:ascii="Times New Roman" w:hAnsi="Times New Roman"/>
+          <w:sz w:val="28"/>
+          <w:szCs w:val="28"/>
+        </w:rPr>
+      </w:pPr>
+      <w:r>
+        <w:rPr>
+          <w:rFonts w:ascii="Times New Roman" w:hAnsi="Times New Roman"/>
+          <w:sz w:val="28"/>
+          <w:szCs w:val="28"/>
+          <w:lang w:val="en-US"/>
+        </w:rPr>
+        <w:t xml:space="preserve">    </w:t>
+      </w:r>
+      <w:r>
+        <w:rPr>
+          <w:rFonts w:ascii="Times New Roman" w:hAnsi="Times New Roman"/>
+          <w:sz w:val="28"/>
+          <w:szCs w:val="28"/>
+        </w:rPr>
+        <w:t>print("\n=== РЕЗУЛЬТАТ ===")</w:t>
+      </w:r>
+    </w:p>
+    <w:p>
+      <w:pPr>
+        <w:spacing w:after="0" w:line="240" w:lineRule="auto"/>
+        <w:ind w:hanging="284"/>
+        <w:rPr>
+          <w:rFonts w:ascii="Times New Roman" w:hAnsi="Times New Roman"/>
+          <w:sz w:val="28"/>
+          <w:szCs w:val="28"/>
+        </w:rPr>
+      </w:pPr>
+      <w:r>
+        <w:rPr>
+          <w:rFonts w:ascii="Times New Roman" w:hAnsi="Times New Roman"/>
+          <w:sz w:val="28"/>
+          <w:szCs w:val="28"/>
+        </w:rPr>
+        <w:t>    print(f"Измененное изображение: {output_image}")</w:t>
+      </w:r>
+    </w:p>
+    <w:p>
+      <w:pPr>
+        <w:spacing w:after="0" w:line="240" w:lineRule="auto"/>
+        <w:ind w:hanging="284"/>
+        <w:rPr>
+          <w:rFonts w:ascii="Times New Roman" w:hAnsi="Times New Roman"/>
+          <w:sz w:val="28"/>
+          <w:szCs w:val="28"/>
+          <w:lang w:val="en-US"/>
+        </w:rPr>
+      </w:pPr>
+      <w:r>
+        <w:rPr>
+          <w:rFonts w:ascii="Times New Roman" w:hAnsi="Times New Roman"/>
+          <w:sz w:val="28"/>
+          <w:szCs w:val="28"/>
+        </w:rPr>
+        <w:t xml:space="preserve">    </w:t>
+      </w:r>
+      <w:r>
+        <w:rPr>
+          <w:rFonts w:ascii="Times New Roman" w:hAnsi="Times New Roman"/>
+          <w:sz w:val="28"/>
+          <w:szCs w:val="28"/>
+          <w:lang w:val="en-US"/>
+        </w:rPr>
+        <w:t>print(f"</w:t>
+      </w:r>
+      <w:r>
+        <w:rPr>
+          <w:rFonts w:ascii="Times New Roman" w:hAnsi="Times New Roman"/>
+          <w:sz w:val="28"/>
+          <w:szCs w:val="28"/>
+        </w:rPr>
+        <w:t>Ключ</w:t>
+      </w:r>
+      <w:r>
+        <w:rPr>
+          <w:rFonts w:ascii="Times New Roman" w:hAnsi="Times New Roman"/>
+          <w:sz w:val="28"/>
+          <w:szCs w:val="28"/>
+          <w:lang w:val="en-US"/>
+        </w:rPr>
+        <w:t>: {key_path}")</w:t>
+      </w:r>
+    </w:p>
+    <w:p>
+      <w:pPr>
+        <w:spacing w:after="0" w:line="240" w:lineRule="auto"/>
+        <w:ind w:hanging="284"/>
+        <w:rPr>
+          <w:rFonts w:ascii="Times New Roman" w:hAnsi="Times New Roman"/>
+          <w:sz w:val="28"/>
+          <w:szCs w:val="28"/>
+          <w:lang w:val="en-US"/>
+        </w:rPr>
+      </w:pPr>
+    </w:p>
+    <w:p>
+      <w:pPr>
+        <w:spacing w:after="0" w:line="240" w:lineRule="auto"/>
+        <w:ind w:hanging="284"/>
+        <w:rPr>
+          <w:rFonts w:ascii="Times New Roman" w:hAnsi="Times New Roman"/>
+          <w:sz w:val="28"/>
+          <w:szCs w:val="28"/>
+        </w:rPr>
+      </w:pPr>
+      <w:r>
+        <w:rPr>
+          <w:rFonts w:ascii="Times New Roman" w:hAnsi="Times New Roman"/>
+          <w:sz w:val="28"/>
+          <w:szCs w:val="28"/>
+        </w:rPr>
+        <w:t># =========================</w:t>
+      </w:r>
+    </w:p>
+    <w:p>
+      <w:pPr>
+        <w:spacing w:after="0" w:line="240" w:lineRule="auto"/>
+        <w:ind w:hanging="284"/>
+        <w:rPr>
+          <w:rFonts w:ascii="Times New Roman" w:hAnsi="Times New Roman"/>
+          <w:sz w:val="28"/>
+          <w:szCs w:val="28"/>
+        </w:rPr>
+      </w:pPr>
+      <w:r>
+        <w:rPr>
+          <w:rFonts w:ascii="Times New Roman" w:hAnsi="Times New Roman"/>
+          <w:sz w:val="28"/>
+          <w:szCs w:val="28"/>
+        </w:rPr>
+        <w:t># 3. Декодирование пользовательского изображения</w:t>
+      </w:r>
+    </w:p>
+    <w:p>
+      <w:pPr>
+        <w:spacing w:after="0" w:line="240" w:lineRule="auto"/>
+        <w:ind w:hanging="284"/>
+        <w:rPr>
+          <w:rFonts w:ascii="Times New Roman" w:hAnsi="Times New Roman"/>
+          <w:sz w:val="28"/>
+          <w:szCs w:val="28"/>
+        </w:rPr>
+      </w:pPr>
+      <w:r>
+        <w:rPr>
+          <w:rFonts w:ascii="Times New Roman" w:hAnsi="Times New Roman"/>
+          <w:sz w:val="28"/>
+          <w:szCs w:val="28"/>
+        </w:rPr>
+        <w:t># =========================</w:t>
+      </w:r>
+    </w:p>
+    <w:p>
+      <w:pPr>
+        <w:spacing w:after="0" w:line="240" w:lineRule="auto"/>
+        <w:ind w:hanging="284"/>
+        <w:rPr>
+          <w:rFonts w:ascii="Times New Roman" w:hAnsi="Times New Roman"/>
+          <w:sz w:val="28"/>
+          <w:szCs w:val="28"/>
+        </w:rPr>
+      </w:pPr>
+      <w:r>
+        <w:rPr>
+          <w:rFonts w:ascii="Times New Roman" w:hAnsi="Times New Roman"/>
+          <w:sz w:val="28"/>
+          <w:szCs w:val="28"/>
+        </w:rPr>
+        <w:t>def decode_lsb(image_path, key_path):</w:t>
+      </w:r>
+    </w:p>
+    <w:p>
+      <w:pPr>
+        <w:spacing w:after="0" w:line="240" w:lineRule="auto"/>
+        <w:ind w:hanging="284"/>
+        <w:rPr>
+          <w:rFonts w:ascii="Times New Roman" w:hAnsi="Times New Roman"/>
+          <w:sz w:val="28"/>
+          <w:szCs w:val="28"/>
+        </w:rPr>
+      </w:pPr>
+      <w:r>
+        <w:rPr>
+          <w:rFonts w:ascii="Times New Roman" w:hAnsi="Times New Roman"/>
+          <w:sz w:val="28"/>
+          <w:szCs w:val="28"/>
+        </w:rPr>
+        <w:t>    print("\n=== ДЕКОДИРОВАНИЕ ВАШЕГО ИЗОБРАЖЕНИЯ ===")</w:t>
+      </w:r>
+    </w:p>
+    <w:p>
+      <w:pPr>
+        <w:spacing w:after="0" w:line="240" w:lineRule="auto"/>
+        <w:ind w:hanging="284"/>
+        <w:rPr>
+          <w:rFonts w:ascii="Times New Roman" w:hAnsi="Times New Roman"/>
+          <w:sz w:val="28"/>
+          <w:szCs w:val="28"/>
+        </w:rPr>
+      </w:pPr>
+    </w:p>
+    <w:p>
+      <w:pPr>
+        <w:spacing w:after="0" w:line="240" w:lineRule="auto"/>
+        <w:ind w:hanging="284"/>
+        <w:rPr>
+          <w:rFonts w:ascii="Times New Roman" w:hAnsi="Times New Roman"/>
+          <w:sz w:val="28"/>
+          <w:szCs w:val="28"/>
+          <w:lang w:val="en-US"/>
+        </w:rPr>
+      </w:pPr>
+      <w:r>
+        <w:rPr>
+          <w:rFonts w:ascii="Times New Roman" w:hAnsi="Times New Roman"/>
+          <w:sz w:val="28"/>
+          <w:szCs w:val="28"/>
+        </w:rPr>
+        <w:t xml:space="preserve">    </w:t>
+      </w:r>
+      <w:r>
+        <w:rPr>
+          <w:rFonts w:ascii="Times New Roman" w:hAnsi="Times New Roman"/>
+          <w:sz w:val="28"/>
+          <w:szCs w:val="28"/>
+          <w:lang w:val="en-US"/>
+        </w:rPr>
+        <w:t>try:</w:t>
+      </w:r>
+    </w:p>
+    <w:p>
+      <w:pPr>
+        <w:spacing w:after="0" w:line="240" w:lineRule="auto"/>
+        <w:ind w:hanging="284"/>
+        <w:rPr>
+          <w:rFonts w:ascii="Times New Roman" w:hAnsi="Times New Roman"/>
+          <w:sz w:val="28"/>
+          <w:szCs w:val="28"/>
+          <w:lang w:val="en-US"/>
+        </w:rPr>
+      </w:pPr>
+      <w:r>
+        <w:rPr>
+          <w:rFonts w:ascii="Times New Roman" w:hAnsi="Times New Roman"/>
+          <w:sz w:val="28"/>
+          <w:szCs w:val="28"/>
+          <w:lang w:val="en-US"/>
+        </w:rPr>
+        <w:t>        image = Image.open(image_path).convert("RGB")</w:t>
+      </w:r>
+    </w:p>
+    <w:p>
+      <w:pPr>
+        <w:spacing w:after="0" w:line="240" w:lineRule="auto"/>
+        <w:ind w:hanging="284"/>
+        <w:rPr>
+          <w:rFonts w:ascii="Times New Roman" w:hAnsi="Times New Roman"/>
+          <w:sz w:val="28"/>
+          <w:szCs w:val="28"/>
+          <w:lang w:val="en-US"/>
+        </w:rPr>
+      </w:pPr>
+      <w:r>
+        <w:rPr>
+          <w:rFonts w:ascii="Times New Roman" w:hAnsi="Times New Roman"/>
+          <w:sz w:val="28"/>
+          <w:szCs w:val="28"/>
+          <w:lang w:val="en-US"/>
+        </w:rPr>
+        <w:t>        pixels = image.load()</w:t>
+      </w:r>
+    </w:p>
+    <w:p>
+      <w:pPr>
+        <w:spacing w:after="0" w:line="240" w:lineRule="auto"/>
+        <w:ind w:hanging="284"/>
+        <w:rPr>
+          <w:rFonts w:ascii="Times New Roman" w:hAnsi="Times New Roman"/>
+          <w:sz w:val="28"/>
+          <w:szCs w:val="28"/>
+          <w:lang w:val="en-US"/>
+        </w:rPr>
+      </w:pPr>
+      <w:r>
+        <w:rPr>
+          <w:rFonts w:ascii="Times New Roman" w:hAnsi="Times New Roman"/>
+          <w:sz w:val="28"/>
+          <w:szCs w:val="28"/>
+          <w:lang w:val="en-US"/>
+        </w:rPr>
+        <w:t>    except Exception:</w:t>
+      </w:r>
+    </w:p>
+    <w:p>
+      <w:pPr>
+        <w:spacing w:after="0" w:line="240" w:lineRule="auto"/>
+        <w:ind w:hanging="284"/>
+        <w:rPr>
+          <w:rFonts w:ascii="Times New Roman" w:hAnsi="Times New Roman"/>
+          <w:sz w:val="28"/>
+          <w:szCs w:val="28"/>
+        </w:rPr>
+      </w:pPr>
+      <w:r>
+        <w:rPr>
+          <w:rFonts w:ascii="Times New Roman" w:hAnsi="Times New Roman"/>
+          <w:sz w:val="28"/>
+          <w:szCs w:val="28"/>
+          <w:lang w:val="en-US"/>
+        </w:rPr>
+        <w:t xml:space="preserve">        </w:t>
+      </w:r>
+      <w:r>
+        <w:rPr>
+          <w:rFonts w:ascii="Times New Roman" w:hAnsi="Times New Roman"/>
+          <w:sz w:val="28"/>
+          <w:szCs w:val="28"/>
+        </w:rPr>
+        <w:t>print("Ошибка извлечения изображения, проверьте корректность пути и файл.")</w:t>
+      </w:r>
+    </w:p>
+    <w:p>
+      <w:pPr>
+        <w:spacing w:after="0" w:line="240" w:lineRule="auto"/>
+        <w:ind w:hanging="284"/>
+        <w:rPr>
+          <w:rFonts w:ascii="Times New Roman" w:hAnsi="Times New Roman"/>
+          <w:sz w:val="28"/>
+          <w:szCs w:val="28"/>
+          <w:lang w:val="en-US"/>
+        </w:rPr>
+      </w:pPr>
+      <w:r>
+        <w:rPr>
+          <w:rFonts w:ascii="Times New Roman" w:hAnsi="Times New Roman"/>
+          <w:sz w:val="28"/>
+          <w:szCs w:val="28"/>
+        </w:rPr>
+        <w:t xml:space="preserve">        </w:t>
+      </w:r>
+      <w:r>
+        <w:rPr>
+          <w:rFonts w:ascii="Times New Roman" w:hAnsi="Times New Roman"/>
+          <w:sz w:val="28"/>
+          <w:szCs w:val="28"/>
+          <w:lang w:val="en-US"/>
+        </w:rPr>
+        <w:t>return</w:t>
+      </w:r>
+    </w:p>
+    <w:p>
+      <w:pPr>
+        <w:spacing w:after="0" w:line="240" w:lineRule="auto"/>
+        <w:ind w:hanging="284"/>
+        <w:rPr>
+          <w:rFonts w:ascii="Times New Roman" w:hAnsi="Times New Roman"/>
+          <w:sz w:val="28"/>
+          <w:szCs w:val="28"/>
+          <w:lang w:val="en-US"/>
+        </w:rPr>
+      </w:pPr>
+    </w:p>
+    <w:p>
+      <w:pPr>
+        <w:spacing w:after="0" w:line="240" w:lineRule="auto"/>
+        <w:ind w:hanging="284"/>
+        <w:rPr>
+          <w:rFonts w:ascii="Times New Roman" w:hAnsi="Times New Roman"/>
+          <w:sz w:val="28"/>
+          <w:szCs w:val="28"/>
+          <w:lang w:val="en-US"/>
+        </w:rPr>
+      </w:pPr>
+      <w:r>
+        <w:rPr>
+          <w:rFonts w:ascii="Times New Roman" w:hAnsi="Times New Roman"/>
+          <w:sz w:val="28"/>
+          <w:szCs w:val="28"/>
+          <w:lang w:val="en-US"/>
+        </w:rPr>
+        <w:t>    bits = []</w:t>
+      </w:r>
+    </w:p>
+    <w:p>
+      <w:pPr>
+        <w:spacing w:after="0" w:line="240" w:lineRule="auto"/>
+        <w:ind w:hanging="284"/>
+        <w:rPr>
+          <w:rFonts w:ascii="Times New Roman" w:hAnsi="Times New Roman"/>
+          <w:sz w:val="28"/>
+          <w:szCs w:val="28"/>
+          <w:lang w:val="en-US"/>
+        </w:rPr>
+      </w:pPr>
+    </w:p>
+    <w:p>
+      <w:pPr>
+        <w:spacing w:after="0" w:line="240" w:lineRule="auto"/>
+        <w:ind w:hanging="284"/>
+        <w:rPr>
+          <w:rFonts w:ascii="Times New Roman" w:hAnsi="Times New Roman"/>
+          <w:sz w:val="28"/>
+          <w:szCs w:val="28"/>
+          <w:lang w:val="en-US"/>
+        </w:rPr>
+      </w:pPr>
+      <w:r>
+        <w:rPr>
+          <w:rFonts w:ascii="Times New Roman" w:hAnsi="Times New Roman"/>
+          <w:sz w:val="28"/>
+          <w:szCs w:val="28"/>
+          <w:lang w:val="en-US"/>
+        </w:rPr>
+        <w:t>    try:</w:t>
+      </w:r>
+    </w:p>
+    <w:p>
+      <w:pPr>
+        <w:spacing w:after="0" w:line="240" w:lineRule="auto"/>
+        <w:ind w:hanging="284"/>
+        <w:rPr>
+          <w:rFonts w:ascii="Times New Roman" w:hAnsi="Times New Roman"/>
+          <w:sz w:val="28"/>
+          <w:szCs w:val="28"/>
+          <w:lang w:val="en-US"/>
+        </w:rPr>
+      </w:pPr>
+      <w:r>
+        <w:rPr>
+          <w:rFonts w:ascii="Times New Roman" w:hAnsi="Times New Roman"/>
+          <w:sz w:val="28"/>
+          <w:szCs w:val="28"/>
+          <w:lang w:val="en-US"/>
+        </w:rPr>
+        <w:t>        with open(key_path, "r", encoding="utf-8") as file:</w:t>
+      </w:r>
+    </w:p>
+    <w:p>
+      <w:pPr>
+        <w:spacing w:after="0" w:line="240" w:lineRule="auto"/>
+        <w:ind w:hanging="284"/>
+        <w:rPr>
+          <w:rFonts w:ascii="Times New Roman" w:hAnsi="Times New Roman"/>
+          <w:sz w:val="28"/>
+          <w:szCs w:val="28"/>
+          <w:lang w:val="en-US"/>
+        </w:rPr>
+      </w:pPr>
+      <w:r>
+        <w:rPr>
+          <w:rFonts w:ascii="Times New Roman" w:hAnsi="Times New Roman"/>
+          <w:sz w:val="28"/>
+          <w:szCs w:val="28"/>
+          <w:lang w:val="en-US"/>
+        </w:rPr>
         <w:lastRenderedPageBreak/>
+        <w:t>            for line in file:</w:t>
+      </w:r>
+    </w:p>
+    <w:p>
+      <w:pPr>
+        <w:spacing w:after="0" w:line="240" w:lineRule="auto"/>
+        <w:ind w:hanging="284"/>
+        <w:rPr>
+          <w:rFonts w:ascii="Times New Roman" w:hAnsi="Times New Roman"/>
+          <w:sz w:val="28"/>
+          <w:szCs w:val="28"/>
+          <w:lang w:val="en-US"/>
+        </w:rPr>
+      </w:pPr>
+      <w:r>
+        <w:rPr>
+          <w:rFonts w:ascii="Times New Roman" w:hAnsi="Times New Roman"/>
+          <w:sz w:val="28"/>
+          <w:szCs w:val="28"/>
+          <w:lang w:val="en-US"/>
+        </w:rPr>
+        <w:t>                line = line.strip()</w:t>
+      </w:r>
+    </w:p>
+    <w:p>
+      <w:pPr>
+        <w:spacing w:after="0" w:line="240" w:lineRule="auto"/>
+        <w:ind w:hanging="284"/>
+        <w:rPr>
+          <w:rFonts w:ascii="Times New Roman" w:hAnsi="Times New Roman"/>
+          <w:sz w:val="28"/>
+          <w:szCs w:val="28"/>
+          <w:lang w:val="en-US"/>
+        </w:rPr>
+      </w:pPr>
+      <w:r>
+        <w:rPr>
+          <w:rFonts w:ascii="Times New Roman" w:hAnsi="Times New Roman"/>
+          <w:sz w:val="28"/>
+          <w:szCs w:val="28"/>
+          <w:lang w:val="en-US"/>
+        </w:rPr>
+        <w:t>                if not line:</w:t>
+      </w:r>
+    </w:p>
+    <w:p>
+      <w:pPr>
+        <w:spacing w:after="0" w:line="240" w:lineRule="auto"/>
+        <w:ind w:hanging="284"/>
+        <w:rPr>
+          <w:rFonts w:ascii="Times New Roman" w:hAnsi="Times New Roman"/>
+          <w:sz w:val="28"/>
+          <w:szCs w:val="28"/>
+          <w:lang w:val="en-US"/>
+        </w:rPr>
+      </w:pPr>
+      <w:r>
+        <w:rPr>
+          <w:rFonts w:ascii="Times New Roman" w:hAnsi="Times New Roman"/>
+          <w:sz w:val="28"/>
+          <w:szCs w:val="28"/>
+          <w:lang w:val="en-US"/>
+        </w:rPr>
+        <w:t>                    continue</w:t>
+      </w:r>
+    </w:p>
+    <w:p>
+      <w:pPr>
+        <w:spacing w:after="0" w:line="240" w:lineRule="auto"/>
+        <w:ind w:hanging="284"/>
+        <w:rPr>
+          <w:rFonts w:ascii="Times New Roman" w:hAnsi="Times New Roman"/>
+          <w:sz w:val="28"/>
+          <w:szCs w:val="28"/>
+          <w:lang w:val="en-US"/>
+        </w:rPr>
+      </w:pPr>
+    </w:p>
+    <w:p>
+      <w:pPr>
+        <w:spacing w:after="0" w:line="240" w:lineRule="auto"/>
+        <w:ind w:hanging="284"/>
+        <w:rPr>
+          <w:rFonts w:ascii="Times New Roman" w:hAnsi="Times New Roman"/>
+          <w:sz w:val="28"/>
+          <w:szCs w:val="28"/>
+          <w:lang w:val="en-US"/>
+        </w:rPr>
+      </w:pPr>
+      <w:r>
+        <w:rPr>
+          <w:rFonts w:ascii="Times New Roman" w:hAnsi="Times New Roman"/>
+          <w:sz w:val="28"/>
+          <w:szCs w:val="28"/>
+          <w:lang w:val="en-US"/>
+        </w:rPr>
+        <w:t>                x, y = map(int, line.replace("(", "").replace(")", "").split(","))</w:t>
+      </w:r>
+    </w:p>
+    <w:p>
+      <w:pPr>
+        <w:spacing w:after="0" w:line="240" w:lineRule="auto"/>
+        <w:ind w:hanging="284"/>
+        <w:rPr>
+          <w:rFonts w:ascii="Times New Roman" w:hAnsi="Times New Roman"/>
+          <w:sz w:val="28"/>
+          <w:szCs w:val="28"/>
+          <w:lang w:val="en-US"/>
+        </w:rPr>
+      </w:pPr>
+    </w:p>
+    <w:p>
+      <w:pPr>
+        <w:spacing w:after="0" w:line="240" w:lineRule="auto"/>
+        <w:ind w:hanging="284"/>
+        <w:rPr>
+          <w:rFonts w:ascii="Times New Roman" w:hAnsi="Times New Roman"/>
+          <w:sz w:val="28"/>
+          <w:szCs w:val="28"/>
+          <w:lang w:val="en-US"/>
+        </w:rPr>
+      </w:pPr>
+      <w:r>
+        <w:rPr>
+          <w:rFonts w:ascii="Times New Roman" w:hAnsi="Times New Roman"/>
+          <w:sz w:val="28"/>
+          <w:szCs w:val="28"/>
+          <w:lang w:val="en-US"/>
+        </w:rPr>
+        <w:t>                r, g, b = pixels[x, y]</w:t>
+      </w:r>
+    </w:p>
+    <w:p>
+      <w:pPr>
+        <w:spacing w:after="0" w:line="240" w:lineRule="auto"/>
+        <w:ind w:hanging="284"/>
+        <w:rPr>
+          <w:rFonts w:ascii="Times New Roman" w:hAnsi="Times New Roman"/>
+          <w:sz w:val="28"/>
+          <w:szCs w:val="28"/>
+          <w:lang w:val="en-US"/>
+        </w:rPr>
+      </w:pPr>
+    </w:p>
+    <w:p>
+      <w:pPr>
+        <w:spacing w:after="0" w:line="240" w:lineRule="auto"/>
+        <w:ind w:hanging="284"/>
+        <w:rPr>
+          <w:rFonts w:ascii="Times New Roman" w:hAnsi="Times New Roman"/>
+          <w:sz w:val="28"/>
+          <w:szCs w:val="28"/>
+          <w:lang w:val="en-US"/>
+        </w:rPr>
+      </w:pPr>
+      <w:r>
+        <w:rPr>
+          <w:rFonts w:ascii="Times New Roman" w:hAnsi="Times New Roman"/>
+          <w:sz w:val="28"/>
+          <w:szCs w:val="28"/>
+          <w:lang w:val="en-US"/>
+        </w:rPr>
+        <w:t>                bits.extend([(r &gt;&gt; i) &amp; 1 for i in range(3, -1, -1)])</w:t>
+      </w:r>
+    </w:p>
+    <w:p>
+      <w:pPr>
+        <w:spacing w:after="0" w:line="240" w:lineRule="auto"/>
+        <w:ind w:hanging="284"/>
+        <w:rPr>
+          <w:rFonts w:ascii="Times New Roman" w:hAnsi="Times New Roman"/>
+          <w:sz w:val="28"/>
+          <w:szCs w:val="28"/>
+          <w:lang w:val="en-US"/>
+        </w:rPr>
+      </w:pPr>
+    </w:p>
+    <w:p>
+      <w:pPr>
+        <w:spacing w:after="0" w:line="240" w:lineRule="auto"/>
+        <w:ind w:hanging="284"/>
+        <w:rPr>
+          <w:rFonts w:ascii="Times New Roman" w:hAnsi="Times New Roman"/>
+          <w:sz w:val="28"/>
+          <w:szCs w:val="28"/>
+        </w:rPr>
+      </w:pPr>
+      <w:r>
+        <w:rPr>
+          <w:rFonts w:ascii="Times New Roman" w:hAnsi="Times New Roman"/>
+          <w:sz w:val="28"/>
+          <w:szCs w:val="28"/>
+          <w:lang w:val="en-US"/>
+        </w:rPr>
         <w:t xml:space="preserve">    </w:t>
       </w:r>
       <w:r>
@@ -5564,74 +6402,384 @@
           <w:sz w:val="28"/>
           <w:szCs w:val="28"/>
         </w:rPr>
-        <w:t>image.save(output_image)</w:t>
-      </w:r>
-    </w:p>
-    <w:p>
-      <w:pPr>
-        <w:spacing w:after="0" w:line="240" w:lineRule="auto"/>
-        <w:ind w:hanging="284"/>
-        <w:rPr>
-          <w:rFonts w:ascii="Times New Roman" w:hAnsi="Times New Roman"/>
-          <w:sz w:val="28"/>
-          <w:szCs w:val="28"/>
-        </w:rPr>
-      </w:pPr>
-    </w:p>
-    <w:p>
-      <w:pPr>
-        <w:spacing w:after="0" w:line="240" w:lineRule="auto"/>
-        <w:ind w:hanging="284"/>
-        <w:rPr>
-          <w:rFonts w:ascii="Times New Roman" w:hAnsi="Times New Roman"/>
-          <w:sz w:val="28"/>
-          <w:szCs w:val="28"/>
-        </w:rPr>
-      </w:pPr>
-      <w:r>
-        <w:rPr>
-          <w:rFonts w:ascii="Times New Roman" w:hAnsi="Times New Roman"/>
-          <w:sz w:val="28"/>
-          <w:szCs w:val="28"/>
-        </w:rPr>
-        <w:t>    # =========================</w:t>
-      </w:r>
-    </w:p>
-    <w:p>
-      <w:pPr>
-        <w:spacing w:after="0" w:line="240" w:lineRule="auto"/>
-        <w:ind w:hanging="284"/>
-        <w:rPr>
-          <w:rFonts w:ascii="Times New Roman" w:hAnsi="Times New Roman"/>
-          <w:sz w:val="28"/>
-          <w:szCs w:val="28"/>
-        </w:rPr>
-      </w:pPr>
-      <w:r>
-        <w:rPr>
-          <w:rFonts w:ascii="Times New Roman" w:hAnsi="Times New Roman"/>
-          <w:sz w:val="28"/>
-          <w:szCs w:val="28"/>
-        </w:rPr>
-        <w:t>    # Сохранение нового ключа</w:t>
-      </w:r>
-    </w:p>
-    <w:p>
-      <w:pPr>
-        <w:spacing w:after="0" w:line="240" w:lineRule="auto"/>
-        <w:ind w:hanging="284"/>
-        <w:rPr>
-          <w:rFonts w:ascii="Times New Roman" w:hAnsi="Times New Roman"/>
-          <w:sz w:val="28"/>
-          <w:szCs w:val="28"/>
-          <w:lang w:val="en-US"/>
-        </w:rPr>
-      </w:pPr>
-      <w:r>
-        <w:rPr>
-          <w:rFonts w:ascii="Times New Roman" w:hAnsi="Times New Roman"/>
-          <w:sz w:val="28"/>
-          <w:szCs w:val="28"/>
+        <w:t>except Exception:</w:t>
+      </w:r>
+    </w:p>
+    <w:p>
+      <w:pPr>
+        <w:spacing w:after="0" w:line="240" w:lineRule="auto"/>
+        <w:ind w:hanging="284"/>
+        <w:rPr>
+          <w:rFonts w:ascii="Times New Roman" w:hAnsi="Times New Roman"/>
+          <w:sz w:val="28"/>
+          <w:szCs w:val="28"/>
+        </w:rPr>
+      </w:pPr>
+      <w:r>
+        <w:rPr>
+          <w:rFonts w:ascii="Times New Roman" w:hAnsi="Times New Roman"/>
+          <w:sz w:val="28"/>
+          <w:szCs w:val="28"/>
+        </w:rPr>
+        <w:t>        print(</w:t>
+      </w:r>
+    </w:p>
+    <w:p>
+      <w:pPr>
+        <w:spacing w:after="0" w:line="240" w:lineRule="auto"/>
+        <w:ind w:hanging="284"/>
+        <w:rPr>
+          <w:rFonts w:ascii="Times New Roman" w:hAnsi="Times New Roman"/>
+          <w:sz w:val="28"/>
+          <w:szCs w:val="28"/>
+        </w:rPr>
+      </w:pPr>
+      <w:r>
+        <w:rPr>
+          <w:rFonts w:ascii="Times New Roman" w:hAnsi="Times New Roman"/>
+          <w:sz w:val="28"/>
+          <w:szCs w:val="28"/>
+        </w:rPr>
+        <w:t>            "Ошибка извлечения ключа, проверьте корректность пути и наличие файла с ключом"</w:t>
+      </w:r>
+    </w:p>
+    <w:p>
+      <w:pPr>
+        <w:spacing w:after="0" w:line="240" w:lineRule="auto"/>
+        <w:ind w:hanging="284"/>
+        <w:rPr>
+          <w:rFonts w:ascii="Times New Roman" w:hAnsi="Times New Roman"/>
+          <w:sz w:val="28"/>
+          <w:szCs w:val="28"/>
+          <w:lang w:val="en-US"/>
+        </w:rPr>
+      </w:pPr>
+      <w:r>
+        <w:rPr>
+          <w:rFonts w:ascii="Times New Roman" w:hAnsi="Times New Roman"/>
+          <w:sz w:val="28"/>
+          <w:szCs w:val="28"/>
+        </w:rPr>
+        <w:t xml:space="preserve">        </w:t>
+      </w:r>
+      <w:r>
+        <w:rPr>
+          <w:rFonts w:ascii="Times New Roman" w:hAnsi="Times New Roman"/>
+          <w:sz w:val="28"/>
+          <w:szCs w:val="28"/>
+          <w:lang w:val="en-US"/>
+        </w:rPr>
+        <w:t>)</w:t>
+      </w:r>
+    </w:p>
+    <w:p>
+      <w:pPr>
+        <w:spacing w:after="0" w:line="240" w:lineRule="auto"/>
+        <w:ind w:hanging="284"/>
+        <w:rPr>
+          <w:rFonts w:ascii="Times New Roman" w:hAnsi="Times New Roman"/>
+          <w:sz w:val="28"/>
+          <w:szCs w:val="28"/>
+          <w:lang w:val="en-US"/>
+        </w:rPr>
+      </w:pPr>
+      <w:r>
+        <w:rPr>
+          <w:rFonts w:ascii="Times New Roman" w:hAnsi="Times New Roman"/>
+          <w:sz w:val="28"/>
+          <w:szCs w:val="28"/>
+          <w:lang w:val="en-US"/>
+        </w:rPr>
+        <w:t>        return</w:t>
+      </w:r>
+    </w:p>
+    <w:p>
+      <w:pPr>
+        <w:spacing w:after="0" w:line="240" w:lineRule="auto"/>
+        <w:ind w:hanging="284"/>
+        <w:rPr>
+          <w:rFonts w:ascii="Times New Roman" w:hAnsi="Times New Roman"/>
+          <w:sz w:val="28"/>
+          <w:szCs w:val="28"/>
+          <w:lang w:val="en-US"/>
+        </w:rPr>
+      </w:pPr>
+    </w:p>
+    <w:p>
+      <w:pPr>
+        <w:spacing w:after="0" w:line="240" w:lineRule="auto"/>
+        <w:ind w:hanging="284"/>
+        <w:rPr>
+          <w:rFonts w:ascii="Times New Roman" w:hAnsi="Times New Roman"/>
+          <w:sz w:val="28"/>
+          <w:szCs w:val="28"/>
+          <w:lang w:val="en-US"/>
+        </w:rPr>
+      </w:pPr>
+      <w:r>
+        <w:rPr>
+          <w:rFonts w:ascii="Times New Roman" w:hAnsi="Times New Roman"/>
+          <w:sz w:val="28"/>
+          <w:szCs w:val="28"/>
+          <w:lang w:val="en-US"/>
+        </w:rPr>
+        <w:t>    chars = []</w:t>
+      </w:r>
+    </w:p>
+    <w:p>
+      <w:pPr>
+        <w:spacing w:after="0" w:line="240" w:lineRule="auto"/>
+        <w:ind w:hanging="284"/>
+        <w:rPr>
+          <w:rFonts w:ascii="Times New Roman" w:hAnsi="Times New Roman"/>
+          <w:sz w:val="28"/>
+          <w:szCs w:val="28"/>
+          <w:lang w:val="en-US"/>
+        </w:rPr>
+      </w:pPr>
+    </w:p>
+    <w:p>
+      <w:pPr>
+        <w:spacing w:after="0" w:line="240" w:lineRule="auto"/>
+        <w:ind w:hanging="284"/>
+        <w:rPr>
+          <w:rFonts w:ascii="Times New Roman" w:hAnsi="Times New Roman"/>
+          <w:sz w:val="28"/>
+          <w:szCs w:val="28"/>
+          <w:lang w:val="en-US"/>
+        </w:rPr>
+      </w:pPr>
+      <w:r>
+        <w:rPr>
+          <w:rFonts w:ascii="Times New Roman" w:hAnsi="Times New Roman"/>
+          <w:sz w:val="28"/>
+          <w:szCs w:val="28"/>
+          <w:lang w:val="en-US"/>
+        </w:rPr>
+        <w:t>    for i in range(0, len(bits) - 7, 8):</w:t>
+      </w:r>
+    </w:p>
+    <w:p>
+      <w:pPr>
+        <w:spacing w:after="0" w:line="240" w:lineRule="auto"/>
+        <w:ind w:hanging="284"/>
+        <w:rPr>
+          <w:rFonts w:ascii="Times New Roman" w:hAnsi="Times New Roman"/>
+          <w:sz w:val="28"/>
+          <w:szCs w:val="28"/>
+          <w:lang w:val="en-US"/>
+        </w:rPr>
+      </w:pPr>
+      <w:r>
+        <w:rPr>
+          <w:rFonts w:ascii="Times New Roman" w:hAnsi="Times New Roman"/>
+          <w:sz w:val="28"/>
+          <w:szCs w:val="28"/>
+          <w:lang w:val="en-US"/>
+        </w:rPr>
+        <w:t>        byte = bits[i : i + 8]</w:t>
+      </w:r>
+    </w:p>
+    <w:p>
+      <w:pPr>
+        <w:spacing w:after="0" w:line="240" w:lineRule="auto"/>
+        <w:ind w:hanging="284"/>
+        <w:rPr>
+          <w:rFonts w:ascii="Times New Roman" w:hAnsi="Times New Roman"/>
+          <w:sz w:val="28"/>
+          <w:szCs w:val="28"/>
+          <w:lang w:val="en-US"/>
+        </w:rPr>
+      </w:pPr>
+    </w:p>
+    <w:p>
+      <w:pPr>
+        <w:spacing w:after="0" w:line="240" w:lineRule="auto"/>
+        <w:ind w:hanging="284"/>
+        <w:rPr>
+          <w:rFonts w:ascii="Times New Roman" w:hAnsi="Times New Roman"/>
+          <w:sz w:val="28"/>
+          <w:szCs w:val="28"/>
+          <w:lang w:val="en-US"/>
+        </w:rPr>
+      </w:pPr>
+      <w:r>
+        <w:rPr>
+          <w:rFonts w:ascii="Times New Roman" w:hAnsi="Times New Roman"/>
+          <w:sz w:val="28"/>
+          <w:szCs w:val="28"/>
+          <w:lang w:val="en-US"/>
+        </w:rPr>
+        <w:t>        value = 0</w:t>
+      </w:r>
+    </w:p>
+    <w:p>
+      <w:pPr>
+        <w:spacing w:after="0" w:line="240" w:lineRule="auto"/>
+        <w:ind w:hanging="284"/>
+        <w:rPr>
+          <w:rFonts w:ascii="Times New Roman" w:hAnsi="Times New Roman"/>
+          <w:sz w:val="28"/>
+          <w:szCs w:val="28"/>
+          <w:lang w:val="en-US"/>
+        </w:rPr>
+      </w:pPr>
+      <w:r>
+        <w:rPr>
+          <w:rFonts w:ascii="Times New Roman" w:hAnsi="Times New Roman"/>
+          <w:sz w:val="28"/>
+          <w:szCs w:val="28"/>
+          <w:lang w:val="en-US"/>
+        </w:rPr>
+        <w:t>        for bit in byte:</w:t>
+      </w:r>
+    </w:p>
+    <w:p>
+      <w:pPr>
+        <w:spacing w:after="0" w:line="240" w:lineRule="auto"/>
+        <w:ind w:hanging="284"/>
+        <w:rPr>
+          <w:rFonts w:ascii="Times New Roman" w:hAnsi="Times New Roman"/>
+          <w:sz w:val="28"/>
+          <w:szCs w:val="28"/>
+          <w:lang w:val="en-US"/>
+        </w:rPr>
+      </w:pPr>
+      <w:r>
+        <w:rPr>
+          <w:rFonts w:ascii="Times New Roman" w:hAnsi="Times New Roman"/>
+          <w:sz w:val="28"/>
+          <w:szCs w:val="28"/>
+          <w:lang w:val="en-US"/>
+        </w:rPr>
+        <w:t>            value = (value &lt;&lt; 1) | bit</w:t>
+      </w:r>
+    </w:p>
+    <w:p>
+      <w:pPr>
+        <w:spacing w:after="0" w:line="240" w:lineRule="auto"/>
+        <w:ind w:hanging="284"/>
+        <w:rPr>
+          <w:rFonts w:ascii="Times New Roman" w:hAnsi="Times New Roman"/>
+          <w:sz w:val="28"/>
+          <w:szCs w:val="28"/>
+          <w:lang w:val="en-US"/>
+        </w:rPr>
+      </w:pPr>
+    </w:p>
+    <w:p>
+      <w:pPr>
+        <w:spacing w:after="0" w:line="240" w:lineRule="auto"/>
+        <w:ind w:hanging="284"/>
+        <w:rPr>
+          <w:rFonts w:ascii="Times New Roman" w:hAnsi="Times New Roman"/>
+          <w:sz w:val="28"/>
+          <w:szCs w:val="28"/>
+          <w:lang w:val="en-US"/>
+        </w:rPr>
+      </w:pPr>
+      <w:r>
+        <w:rPr>
+          <w:rFonts w:ascii="Times New Roman" w:hAnsi="Times New Roman"/>
+          <w:sz w:val="28"/>
+          <w:szCs w:val="28"/>
+          <w:lang w:val="en-US"/>
+        </w:rPr>
+        <w:t>        chars.append(chr(value))</w:t>
+      </w:r>
+    </w:p>
+    <w:p>
+      <w:pPr>
+        <w:spacing w:after="0" w:line="240" w:lineRule="auto"/>
+        <w:ind w:hanging="284"/>
+        <w:rPr>
+          <w:rFonts w:ascii="Times New Roman" w:hAnsi="Times New Roman"/>
+          <w:sz w:val="28"/>
+          <w:szCs w:val="28"/>
+          <w:lang w:val="en-US"/>
+        </w:rPr>
+      </w:pPr>
+    </w:p>
+    <w:p>
+      <w:pPr>
+        <w:spacing w:after="0" w:line="240" w:lineRule="auto"/>
+        <w:ind w:hanging="284"/>
+        <w:rPr>
+          <w:rFonts w:ascii="Times New Roman" w:hAnsi="Times New Roman"/>
+          <w:sz w:val="28"/>
+          <w:szCs w:val="28"/>
+          <w:lang w:val="en-US"/>
+        </w:rPr>
+      </w:pPr>
+      <w:r>
+        <w:rPr>
+          <w:rFonts w:ascii="Times New Roman" w:hAnsi="Times New Roman"/>
+          <w:sz w:val="28"/>
+          <w:szCs w:val="28"/>
+          <w:lang w:val="en-US"/>
+        </w:rPr>
+        <w:t>        if chars[-1] == "\x00":</w:t>
+      </w:r>
+    </w:p>
+    <w:p>
+      <w:pPr>
+        <w:spacing w:after="0" w:line="240" w:lineRule="auto"/>
+        <w:ind w:hanging="284"/>
+        <w:rPr>
+          <w:rFonts w:ascii="Times New Roman" w:hAnsi="Times New Roman"/>
+          <w:sz w:val="28"/>
+          <w:szCs w:val="28"/>
+          <w:lang w:val="en-US"/>
+        </w:rPr>
+      </w:pPr>
+      <w:r>
+        <w:rPr>
+          <w:rFonts w:ascii="Times New Roman" w:hAnsi="Times New Roman"/>
+          <w:sz w:val="28"/>
+          <w:szCs w:val="28"/>
+          <w:lang w:val="en-US"/>
+        </w:rPr>
+        <w:t xml:space="preserve">            </w:t>
+      </w:r>
+      <w:r>
+        <w:rPr>
+          <w:rFonts w:ascii="Times New Roman" w:hAnsi="Times New Roman"/>
+          <w:sz w:val="28"/>
+          <w:szCs w:val="28"/>
+          <w:lang w:val="en-US"/>
+        </w:rPr>
+        <w:t>break</w:t>
+      </w:r>
+    </w:p>
+    <w:p>
+      <w:pPr>
+        <w:spacing w:after="0" w:line="240" w:lineRule="auto"/>
+        <w:ind w:hanging="284"/>
+        <w:rPr>
+          <w:rFonts w:ascii="Times New Roman" w:hAnsi="Times New Roman"/>
+          <w:sz w:val="28"/>
+          <w:szCs w:val="28"/>
+          <w:lang w:val="en-US"/>
+        </w:rPr>
+      </w:pPr>
+    </w:p>
+    <w:p>
+      <w:pPr>
+        <w:spacing w:after="0" w:line="240" w:lineRule="auto"/>
+        <w:ind w:hanging="284"/>
+        <w:rPr>
+          <w:rFonts w:ascii="Times New Roman" w:hAnsi="Times New Roman"/>
+          <w:sz w:val="28"/>
+          <w:szCs w:val="28"/>
+          <w:lang w:val="en-US"/>
+        </w:rPr>
+      </w:pPr>
+      <w:r>
+        <w:rPr>
+          <w:rFonts w:ascii="Times New Roman" w:hAnsi="Times New Roman"/>
+          <w:sz w:val="28"/>
+          <w:szCs w:val="28"/>
+          <w:lang w:val="en-US"/>
         </w:rPr>
         <w:t xml:space="preserve">    </w:t>
       </w:r>
@@ -5642,395 +6790,239 @@
           <w:szCs w:val="28"/>
           <w:lang w:val="en-US"/>
         </w:rPr>
-        <w:t># =========================</w:t>
-      </w:r>
-    </w:p>
-    <w:p>
-      <w:pPr>
-        <w:spacing w:after="0" w:line="240" w:lineRule="auto"/>
-        <w:ind w:hanging="284"/>
-        <w:rPr>
-          <w:rFonts w:ascii="Times New Roman" w:hAnsi="Times New Roman"/>
-          <w:sz w:val="28"/>
-          <w:szCs w:val="28"/>
-          <w:lang w:val="en-US"/>
-        </w:rPr>
-      </w:pPr>
-      <w:r>
-        <w:rPr>
-          <w:rFonts w:ascii="Times New Roman" w:hAnsi="Times New Roman"/>
-          <w:sz w:val="28"/>
-          <w:szCs w:val="28"/>
-          <w:lang w:val="en-US"/>
-        </w:rPr>
-        <w:t>    with open(key_path, "w", encoding="utf-8") as f:</w:t>
-      </w:r>
-    </w:p>
-    <w:p>
-      <w:pPr>
-        <w:spacing w:after="0" w:line="240" w:lineRule="auto"/>
-        <w:ind w:hanging="284"/>
-        <w:rPr>
-          <w:rFonts w:ascii="Times New Roman" w:hAnsi="Times New Roman"/>
-          <w:sz w:val="28"/>
-          <w:szCs w:val="28"/>
-          <w:lang w:val="en-US"/>
-        </w:rPr>
-      </w:pPr>
-      <w:r>
-        <w:rPr>
-          <w:rFonts w:ascii="Times New Roman" w:hAnsi="Times New Roman"/>
-          <w:sz w:val="28"/>
-          <w:szCs w:val="28"/>
-          <w:lang w:val="en-US"/>
-        </w:rPr>
-        <w:t>        for x, y in coordinates:</w:t>
-      </w:r>
-    </w:p>
-    <w:p>
-      <w:pPr>
-        <w:spacing w:after="0" w:line="240" w:lineRule="auto"/>
-        <w:ind w:hanging="284"/>
-        <w:rPr>
-          <w:rFonts w:ascii="Times New Roman" w:hAnsi="Times New Roman"/>
-          <w:sz w:val="28"/>
-          <w:szCs w:val="28"/>
-          <w:lang w:val="en-US"/>
-        </w:rPr>
-      </w:pPr>
-      <w:r>
-        <w:rPr>
-          <w:rFonts w:ascii="Times New Roman" w:hAnsi="Times New Roman"/>
-          <w:sz w:val="28"/>
-          <w:szCs w:val="28"/>
-          <w:lang w:val="en-US"/>
-        </w:rPr>
-        <w:t>            f.write(f"({x},{y})\n")</w:t>
-      </w:r>
-    </w:p>
-    <w:p>
-      <w:pPr>
-        <w:spacing w:after="0" w:line="240" w:lineRule="auto"/>
-        <w:ind w:hanging="284"/>
-        <w:rPr>
-          <w:rFonts w:ascii="Times New Roman" w:hAnsi="Times New Roman"/>
-          <w:sz w:val="28"/>
-          <w:szCs w:val="28"/>
-          <w:lang w:val="en-US"/>
-        </w:rPr>
-      </w:pPr>
-    </w:p>
-    <w:p>
-      <w:pPr>
-        <w:spacing w:after="0" w:line="240" w:lineRule="auto"/>
-        <w:ind w:hanging="284"/>
-        <w:rPr>
-          <w:rFonts w:ascii="Times New Roman" w:hAnsi="Times New Roman"/>
-          <w:sz w:val="28"/>
-          <w:szCs w:val="28"/>
-        </w:rPr>
-      </w:pPr>
-      <w:r>
-        <w:rPr>
-          <w:rFonts w:ascii="Times New Roman" w:hAnsi="Times New Roman"/>
-          <w:sz w:val="28"/>
-          <w:szCs w:val="28"/>
-          <w:lang w:val="en-US"/>
-        </w:rPr>
-        <w:t xml:space="preserve">    </w:t>
-      </w:r>
-      <w:r>
-        <w:rPr>
-          <w:rFonts w:ascii="Times New Roman" w:hAnsi="Times New Roman"/>
-          <w:sz w:val="28"/>
-          <w:szCs w:val="28"/>
-        </w:rPr>
-        <w:t>print("\n=== РЕЗУЛЬТАТ ===")</w:t>
-      </w:r>
-    </w:p>
-    <w:p>
-      <w:pPr>
-        <w:spacing w:after="0" w:line="240" w:lineRule="auto"/>
-        <w:ind w:hanging="284"/>
-        <w:rPr>
-          <w:rFonts w:ascii="Times New Roman" w:hAnsi="Times New Roman"/>
-          <w:sz w:val="28"/>
-          <w:szCs w:val="28"/>
-        </w:rPr>
-      </w:pPr>
-      <w:r>
-        <w:rPr>
-          <w:rFonts w:ascii="Times New Roman" w:hAnsi="Times New Roman"/>
-          <w:sz w:val="28"/>
-          <w:szCs w:val="28"/>
-        </w:rPr>
-        <w:t>    print(f"Измененное изображение: {output_image}")</w:t>
-      </w:r>
-    </w:p>
-    <w:p>
-      <w:pPr>
-        <w:spacing w:after="0" w:line="240" w:lineRule="auto"/>
-        <w:ind w:hanging="284"/>
-        <w:rPr>
-          <w:rFonts w:ascii="Times New Roman" w:hAnsi="Times New Roman"/>
-          <w:sz w:val="28"/>
-          <w:szCs w:val="28"/>
-          <w:lang w:val="en-US"/>
-        </w:rPr>
-      </w:pPr>
-      <w:r>
-        <w:rPr>
-          <w:rFonts w:ascii="Times New Roman" w:hAnsi="Times New Roman"/>
-          <w:sz w:val="28"/>
-          <w:szCs w:val="28"/>
-        </w:rPr>
-        <w:t xml:space="preserve">    </w:t>
-      </w:r>
-      <w:r>
-        <w:rPr>
-          <w:rFonts w:ascii="Times New Roman" w:hAnsi="Times New Roman"/>
-          <w:sz w:val="28"/>
-          <w:szCs w:val="28"/>
-          <w:lang w:val="en-US"/>
-        </w:rPr>
-        <w:t>print(f"</w:t>
-      </w:r>
-      <w:r>
-        <w:rPr>
-          <w:rFonts w:ascii="Times New Roman" w:hAnsi="Times New Roman"/>
-          <w:sz w:val="28"/>
-          <w:szCs w:val="28"/>
-        </w:rPr>
-        <w:t>Ключ</w:t>
-      </w:r>
-      <w:r>
-        <w:rPr>
-          <w:rFonts w:ascii="Times New Roman" w:hAnsi="Times New Roman"/>
-          <w:sz w:val="28"/>
-          <w:szCs w:val="28"/>
-          <w:lang w:val="en-US"/>
-        </w:rPr>
-        <w:t>: {key_path}")</w:t>
-      </w:r>
-    </w:p>
-    <w:p>
-      <w:pPr>
-        <w:spacing w:after="0" w:line="240" w:lineRule="auto"/>
-        <w:ind w:hanging="284"/>
-        <w:rPr>
-          <w:rFonts w:ascii="Times New Roman" w:hAnsi="Times New Roman"/>
-          <w:sz w:val="28"/>
-          <w:szCs w:val="28"/>
-          <w:lang w:val="en-US"/>
-        </w:rPr>
-      </w:pPr>
-    </w:p>
-    <w:p>
-      <w:pPr>
-        <w:spacing w:after="0" w:line="240" w:lineRule="auto"/>
-        <w:ind w:hanging="284"/>
-        <w:rPr>
-          <w:rFonts w:ascii="Times New Roman" w:hAnsi="Times New Roman"/>
-          <w:sz w:val="28"/>
-          <w:szCs w:val="28"/>
-        </w:rPr>
-      </w:pPr>
-      <w:r>
-        <w:rPr>
-          <w:rFonts w:ascii="Times New Roman" w:hAnsi="Times New Roman"/>
-          <w:sz w:val="28"/>
-          <w:szCs w:val="28"/>
-        </w:rPr>
-        <w:t># =========================</w:t>
-      </w:r>
-    </w:p>
-    <w:p>
-      <w:pPr>
-        <w:spacing w:after="0" w:line="240" w:lineRule="auto"/>
-        <w:ind w:hanging="284"/>
-        <w:rPr>
-          <w:rFonts w:ascii="Times New Roman" w:hAnsi="Times New Roman"/>
-          <w:sz w:val="28"/>
-          <w:szCs w:val="28"/>
-        </w:rPr>
-      </w:pPr>
-      <w:r>
-        <w:rPr>
-          <w:rFonts w:ascii="Times New Roman" w:hAnsi="Times New Roman"/>
-          <w:sz w:val="28"/>
-          <w:szCs w:val="28"/>
-        </w:rPr>
-        <w:t># 3. Декодирование пользовательского изображения</w:t>
-      </w:r>
-    </w:p>
-    <w:p>
-      <w:pPr>
-        <w:spacing w:after="0" w:line="240" w:lineRule="auto"/>
-        <w:ind w:hanging="284"/>
-        <w:rPr>
-          <w:rFonts w:ascii="Times New Roman" w:hAnsi="Times New Roman"/>
-          <w:sz w:val="28"/>
-          <w:szCs w:val="28"/>
-        </w:rPr>
-      </w:pPr>
-      <w:r>
-        <w:rPr>
-          <w:rFonts w:ascii="Times New Roman" w:hAnsi="Times New Roman"/>
-          <w:sz w:val="28"/>
-          <w:szCs w:val="28"/>
-        </w:rPr>
-        <w:t># =========================</w:t>
-      </w:r>
-    </w:p>
-    <w:p>
-      <w:pPr>
-        <w:spacing w:after="0" w:line="240" w:lineRule="auto"/>
-        <w:ind w:hanging="284"/>
-        <w:rPr>
-          <w:rFonts w:ascii="Times New Roman" w:hAnsi="Times New Roman"/>
-          <w:sz w:val="28"/>
-          <w:szCs w:val="28"/>
-        </w:rPr>
-      </w:pPr>
-      <w:r>
-        <w:rPr>
-          <w:rFonts w:ascii="Times New Roman" w:hAnsi="Times New Roman"/>
-          <w:sz w:val="28"/>
-          <w:szCs w:val="28"/>
-        </w:rPr>
-        <w:t>def decode_lsb(image_path, key_path):</w:t>
-      </w:r>
-    </w:p>
-    <w:p>
-      <w:pPr>
-        <w:spacing w:after="0" w:line="240" w:lineRule="auto"/>
-        <w:ind w:hanging="284"/>
-        <w:rPr>
-          <w:rFonts w:ascii="Times New Roman" w:hAnsi="Times New Roman"/>
-          <w:sz w:val="28"/>
-          <w:szCs w:val="28"/>
-        </w:rPr>
-      </w:pPr>
-      <w:r>
-        <w:rPr>
-          <w:rFonts w:ascii="Times New Roman" w:hAnsi="Times New Roman"/>
-          <w:sz w:val="28"/>
-          <w:szCs w:val="28"/>
-        </w:rPr>
-        <w:t>    print("\n=== ДЕКОДИРОВАНИЕ ВАШЕГО ИЗОБРАЖЕНИЯ ===")</w:t>
-      </w:r>
-    </w:p>
-    <w:p>
-      <w:pPr>
-        <w:spacing w:after="0" w:line="240" w:lineRule="auto"/>
-        <w:ind w:hanging="284"/>
-        <w:rPr>
-          <w:rFonts w:ascii="Times New Roman" w:hAnsi="Times New Roman"/>
-          <w:sz w:val="28"/>
-          <w:szCs w:val="28"/>
-        </w:rPr>
-      </w:pPr>
-    </w:p>
-    <w:p>
-      <w:pPr>
-        <w:spacing w:after="0" w:line="240" w:lineRule="auto"/>
-        <w:ind w:hanging="284"/>
-        <w:rPr>
-          <w:rFonts w:ascii="Times New Roman" w:hAnsi="Times New Roman"/>
-          <w:sz w:val="28"/>
-          <w:szCs w:val="28"/>
-          <w:lang w:val="en-US"/>
-        </w:rPr>
-      </w:pPr>
-      <w:r>
-        <w:rPr>
-          <w:rFonts w:ascii="Times New Roman" w:hAnsi="Times New Roman"/>
-          <w:sz w:val="28"/>
-          <w:szCs w:val="28"/>
-        </w:rPr>
-        <w:t xml:space="preserve">    </w:t>
-      </w:r>
-      <w:r>
-        <w:rPr>
-          <w:rFonts w:ascii="Times New Roman" w:hAnsi="Times New Roman"/>
-          <w:sz w:val="28"/>
-          <w:szCs w:val="28"/>
-          <w:lang w:val="en-US"/>
-        </w:rPr>
-        <w:t>try:</w:t>
-      </w:r>
-    </w:p>
-    <w:p>
-      <w:pPr>
-        <w:spacing w:after="0" w:line="240" w:lineRule="auto"/>
-        <w:ind w:hanging="284"/>
-        <w:rPr>
-          <w:rFonts w:ascii="Times New Roman" w:hAnsi="Times New Roman"/>
-          <w:sz w:val="28"/>
-          <w:szCs w:val="28"/>
-          <w:lang w:val="en-US"/>
-        </w:rPr>
-      </w:pPr>
-      <w:r>
-        <w:rPr>
-          <w:rFonts w:ascii="Times New Roman" w:hAnsi="Times New Roman"/>
-          <w:sz w:val="28"/>
-          <w:szCs w:val="28"/>
-          <w:lang w:val="en-US"/>
-        </w:rPr>
-        <w:t>        image = Image.open(image_path).convert("RGB")</w:t>
-      </w:r>
-    </w:p>
-    <w:p>
-      <w:pPr>
-        <w:spacing w:after="0" w:line="240" w:lineRule="auto"/>
-        <w:ind w:hanging="284"/>
-        <w:rPr>
-          <w:rFonts w:ascii="Times New Roman" w:hAnsi="Times New Roman"/>
-          <w:sz w:val="28"/>
-          <w:szCs w:val="28"/>
-          <w:lang w:val="en-US"/>
-        </w:rPr>
-      </w:pPr>
-      <w:r>
-        <w:rPr>
-          <w:rFonts w:ascii="Times New Roman" w:hAnsi="Times New Roman"/>
-          <w:sz w:val="28"/>
-          <w:szCs w:val="28"/>
-          <w:lang w:val="en-US"/>
-        </w:rPr>
-        <w:t>        pixels = image.load()</w:t>
-      </w:r>
-    </w:p>
-    <w:p>
-      <w:pPr>
-        <w:spacing w:after="0" w:line="240" w:lineRule="auto"/>
-        <w:ind w:hanging="284"/>
-        <w:rPr>
-          <w:rFonts w:ascii="Times New Roman" w:hAnsi="Times New Roman"/>
-          <w:sz w:val="28"/>
-          <w:szCs w:val="28"/>
-          <w:lang w:val="en-US"/>
-        </w:rPr>
-      </w:pPr>
-      <w:r>
-        <w:rPr>
-          <w:rFonts w:ascii="Times New Roman" w:hAnsi="Times New Roman"/>
-          <w:sz w:val="28"/>
-          <w:szCs w:val="28"/>
-          <w:lang w:val="en-US"/>
-        </w:rPr>
-        <w:t>    except Exception:</w:t>
-      </w:r>
-    </w:p>
-    <w:p>
-      <w:pPr>
-        <w:spacing w:after="0" w:line="240" w:lineRule="auto"/>
-        <w:ind w:hanging="284"/>
-        <w:rPr>
-          <w:rFonts w:ascii="Times New Roman" w:hAnsi="Times New Roman"/>
-          <w:sz w:val="28"/>
-          <w:szCs w:val="28"/>
+        <w:t>text = "".join(chars).split("\x00")[0]</w:t>
+      </w:r>
+    </w:p>
+    <w:p>
+      <w:pPr>
+        <w:spacing w:after="0" w:line="240" w:lineRule="auto"/>
+        <w:ind w:hanging="284"/>
+        <w:rPr>
+          <w:rFonts w:ascii="Times New Roman" w:hAnsi="Times New Roman"/>
+          <w:sz w:val="28"/>
+          <w:szCs w:val="28"/>
+          <w:lang w:val="en-US"/>
+        </w:rPr>
+      </w:pPr>
+    </w:p>
+    <w:p>
+      <w:pPr>
+        <w:spacing w:after="0" w:line="240" w:lineRule="auto"/>
+        <w:ind w:hanging="284"/>
+        <w:rPr>
+          <w:rFonts w:ascii="Times New Roman" w:hAnsi="Times New Roman"/>
+          <w:sz w:val="28"/>
+          <w:szCs w:val="28"/>
+        </w:rPr>
+      </w:pPr>
+      <w:r>
+        <w:rPr>
+          <w:rFonts w:ascii="Times New Roman" w:hAnsi="Times New Roman"/>
+          <w:sz w:val="28"/>
+          <w:szCs w:val="28"/>
+          <w:lang w:val="en-US"/>
+        </w:rPr>
+        <w:t>    print</w:t>
+      </w:r>
+      <w:r>
+        <w:rPr>
+          <w:rFonts w:ascii="Times New Roman" w:hAnsi="Times New Roman"/>
+          <w:sz w:val="28"/>
+          <w:szCs w:val="28"/>
+        </w:rPr>
+        <w:t>("\</w:t>
+      </w:r>
+      <w:r>
+        <w:rPr>
+          <w:rFonts w:ascii="Times New Roman" w:hAnsi="Times New Roman"/>
+          <w:sz w:val="28"/>
+          <w:szCs w:val="28"/>
+          <w:lang w:val="en-US"/>
+        </w:rPr>
+        <w:t>n</w:t>
+      </w:r>
+      <w:r>
+        <w:rPr>
+          <w:rFonts w:ascii="Times New Roman" w:hAnsi="Times New Roman"/>
+          <w:sz w:val="28"/>
+          <w:szCs w:val="28"/>
+        </w:rPr>
+        <w:t xml:space="preserve">=== </w:t>
+      </w:r>
+      <w:r>
+        <w:rPr>
+          <w:rFonts w:ascii="Times New Roman" w:hAnsi="Times New Roman"/>
+          <w:sz w:val="28"/>
+          <w:szCs w:val="28"/>
+        </w:rPr>
+        <w:t>РЕЗУЛЬТАТ</w:t>
+      </w:r>
+      <w:r>
+        <w:rPr>
+          <w:rFonts w:ascii="Times New Roman" w:hAnsi="Times New Roman"/>
+          <w:sz w:val="28"/>
+          <w:szCs w:val="28"/>
+        </w:rPr>
+        <w:t xml:space="preserve"> </w:t>
+      </w:r>
+      <w:r>
+        <w:rPr>
+          <w:rFonts w:ascii="Times New Roman" w:hAnsi="Times New Roman"/>
+          <w:sz w:val="28"/>
+          <w:szCs w:val="28"/>
+        </w:rPr>
+        <w:t>ДЕКОДИРОВАНИЯ</w:t>
+      </w:r>
+      <w:r>
+        <w:rPr>
+          <w:rFonts w:ascii="Times New Roman" w:hAnsi="Times New Roman"/>
+          <w:sz w:val="28"/>
+          <w:szCs w:val="28"/>
+        </w:rPr>
+        <w:t xml:space="preserve"> ===")</w:t>
+      </w:r>
+    </w:p>
+    <w:p>
+      <w:pPr>
+        <w:spacing w:after="0" w:line="240" w:lineRule="auto"/>
+        <w:ind w:hanging="284"/>
+        <w:rPr>
+          <w:rFonts w:ascii="Times New Roman" w:hAnsi="Times New Roman"/>
+          <w:sz w:val="28"/>
+          <w:szCs w:val="28"/>
+        </w:rPr>
+      </w:pPr>
+      <w:r>
+        <w:rPr>
+          <w:rFonts w:ascii="Times New Roman" w:hAnsi="Times New Roman"/>
+          <w:sz w:val="28"/>
+          <w:szCs w:val="28"/>
+          <w:lang w:val="en-US"/>
+        </w:rPr>
+        <w:t> </w:t>
+      </w:r>
+      <w:r>
+        <w:rPr>
+          <w:rFonts w:ascii="Times New Roman" w:hAnsi="Times New Roman"/>
+          <w:sz w:val="28"/>
+          <w:szCs w:val="28"/>
+        </w:rPr>
+        <w:t xml:space="preserve"> </w:t>
+      </w:r>
+      <w:r>
+        <w:rPr>
+          <w:rFonts w:ascii="Times New Roman" w:hAnsi="Times New Roman"/>
+          <w:sz w:val="28"/>
+          <w:szCs w:val="28"/>
+          <w:lang w:val="en-US"/>
+        </w:rPr>
+        <w:t> </w:t>
+      </w:r>
+      <w:r>
+        <w:rPr>
+          <w:rFonts w:ascii="Times New Roman" w:hAnsi="Times New Roman"/>
+          <w:sz w:val="28"/>
+          <w:szCs w:val="28"/>
+        </w:rPr>
+        <w:t xml:space="preserve"> </w:t>
+      </w:r>
+      <w:r>
+        <w:rPr>
+          <w:rFonts w:ascii="Times New Roman" w:hAnsi="Times New Roman"/>
+          <w:sz w:val="28"/>
+          <w:szCs w:val="28"/>
+          <w:lang w:val="en-US"/>
+        </w:rPr>
+        <w:t>print</w:t>
+      </w:r>
+      <w:r>
+        <w:rPr>
+          <w:rFonts w:ascii="Times New Roman" w:hAnsi="Times New Roman"/>
+          <w:sz w:val="28"/>
+          <w:szCs w:val="28"/>
+        </w:rPr>
+        <w:t>(</w:t>
+      </w:r>
+      <w:r>
+        <w:rPr>
+          <w:rFonts w:ascii="Times New Roman" w:hAnsi="Times New Roman"/>
+          <w:sz w:val="28"/>
+          <w:szCs w:val="28"/>
+          <w:lang w:val="en-US"/>
+        </w:rPr>
+        <w:t>text</w:t>
+      </w:r>
+      <w:r>
+        <w:rPr>
+          <w:rFonts w:ascii="Times New Roman" w:hAnsi="Times New Roman"/>
+          <w:sz w:val="28"/>
+          <w:szCs w:val="28"/>
+        </w:rPr>
+        <w:t>)</w:t>
+      </w:r>
+    </w:p>
+    <w:p>
+      <w:pPr>
+        <w:spacing w:after="0" w:line="240" w:lineRule="auto"/>
+        <w:ind w:hanging="284"/>
+        <w:rPr>
+          <w:rFonts w:ascii="Times New Roman" w:hAnsi="Times New Roman"/>
+          <w:sz w:val="28"/>
+          <w:szCs w:val="28"/>
+        </w:rPr>
+      </w:pPr>
+    </w:p>
+    <w:p>
+      <w:pPr>
+        <w:spacing w:after="0" w:line="240" w:lineRule="auto"/>
+        <w:ind w:hanging="284"/>
+        <w:rPr>
+          <w:rFonts w:ascii="Times New Roman" w:hAnsi="Times New Roman"/>
+          <w:sz w:val="28"/>
+          <w:szCs w:val="28"/>
+          <w:lang w:val="en-US"/>
+        </w:rPr>
+      </w:pPr>
+      <w:r>
+        <w:rPr>
+          <w:rFonts w:ascii="Times New Roman" w:hAnsi="Times New Roman"/>
+          <w:sz w:val="28"/>
+          <w:szCs w:val="28"/>
+          <w:lang w:val="en-US"/>
+        </w:rPr>
+        <w:t>def main():</w:t>
+      </w:r>
+    </w:p>
+    <w:p>
+      <w:pPr>
+        <w:spacing w:after="0" w:line="240" w:lineRule="auto"/>
+        <w:ind w:hanging="284"/>
+        <w:rPr>
+          <w:rFonts w:ascii="Times New Roman" w:hAnsi="Times New Roman"/>
+          <w:sz w:val="28"/>
+          <w:szCs w:val="28"/>
+          <w:lang w:val="en-US"/>
+        </w:rPr>
+      </w:pPr>
+      <w:r>
+        <w:rPr>
+          <w:rFonts w:ascii="Times New Roman" w:hAnsi="Times New Roman"/>
+          <w:sz w:val="28"/>
+          <w:szCs w:val="28"/>
+          <w:lang w:val="en-US"/>
+        </w:rPr>
+        <w:t>    while True:</w:t>
+      </w:r>
+    </w:p>
+    <w:p>
+      <w:pPr>
+        <w:spacing w:after="0" w:line="240" w:lineRule="auto"/>
+        <w:ind w:hanging="284"/>
+        <w:rPr>
+          <w:rFonts w:ascii="Times New Roman" w:hAnsi="Times New Roman"/>
+          <w:sz w:val="28"/>
+          <w:szCs w:val="28"/>
+          <w:lang w:val="en-US"/>
         </w:rPr>
       </w:pPr>
       <w:r>
@@ -6047,26 +7039,44 @@
           <w:rFonts w:ascii="Times New Roman" w:hAnsi="Times New Roman"/>
           <w:sz w:val="28"/>
           <w:szCs w:val="28"/>
-        </w:rPr>
-        <w:t>print("Ошибка извлечения изображения, проверьте корректность пути и файл.")</w:t>
-      </w:r>
-    </w:p>
-    <w:p>
-      <w:pPr>
-        <w:spacing w:after="0" w:line="240" w:lineRule="auto"/>
-        <w:ind w:hanging="284"/>
-        <w:rPr>
-          <w:rFonts w:ascii="Times New Roman" w:hAnsi="Times New Roman"/>
-          <w:sz w:val="28"/>
-          <w:szCs w:val="28"/>
-          <w:lang w:val="en-US"/>
-        </w:rPr>
-      </w:pPr>
-      <w:r>
-        <w:rPr>
-          <w:rFonts w:ascii="Times New Roman" w:hAnsi="Times New Roman"/>
-          <w:sz w:val="28"/>
-          <w:szCs w:val="28"/>
+          <w:lang w:val="en-US"/>
+        </w:rPr>
+        <w:t xml:space="preserve">print("\n=== </w:t>
+      </w:r>
+      <w:r>
+        <w:rPr>
+          <w:rFonts w:ascii="Times New Roman" w:hAnsi="Times New Roman"/>
+          <w:sz w:val="28"/>
+          <w:szCs w:val="28"/>
+        </w:rPr>
+        <w:t>МЕНЮ</w:t>
+      </w:r>
+      <w:r>
+        <w:rPr>
+          <w:rFonts w:ascii="Times New Roman" w:hAnsi="Times New Roman"/>
+          <w:sz w:val="28"/>
+          <w:szCs w:val="28"/>
+          <w:lang w:val="en-US"/>
+        </w:rPr>
+        <w:t xml:space="preserve"> ===")</w:t>
+      </w:r>
+    </w:p>
+    <w:p>
+      <w:pPr>
+        <w:spacing w:after="0" w:line="240" w:lineRule="auto"/>
+        <w:ind w:hanging="284"/>
+        <w:rPr>
+          <w:rFonts w:ascii="Times New Roman" w:hAnsi="Times New Roman"/>
+          <w:sz w:val="28"/>
+          <w:szCs w:val="28"/>
+        </w:rPr>
+      </w:pPr>
+      <w:r>
+        <w:rPr>
+          <w:rFonts w:ascii="Times New Roman" w:hAnsi="Times New Roman"/>
+          <w:sz w:val="28"/>
+          <w:szCs w:val="28"/>
+          <w:lang w:val="en-US"/>
         </w:rPr>
         <w:t xml:space="preserve">        </w:t>
       </w:r>
@@ -6075,358 +7085,77 @@
           <w:rFonts w:ascii="Times New Roman" w:hAnsi="Times New Roman"/>
           <w:sz w:val="28"/>
           <w:szCs w:val="28"/>
-          <w:lang w:val="en-US"/>
-        </w:rPr>
-        <w:t>return</w:t>
-      </w:r>
-    </w:p>
-    <w:p>
-      <w:pPr>
-        <w:spacing w:after="0" w:line="240" w:lineRule="auto"/>
-        <w:ind w:hanging="284"/>
-        <w:rPr>
-          <w:rFonts w:ascii="Times New Roman" w:hAnsi="Times New Roman"/>
-          <w:sz w:val="28"/>
-          <w:szCs w:val="28"/>
-          <w:lang w:val="en-US"/>
-        </w:rPr>
-      </w:pPr>
-    </w:p>
-    <w:p>
-      <w:pPr>
-        <w:spacing w:after="0" w:line="240" w:lineRule="auto"/>
-        <w:ind w:hanging="284"/>
-        <w:rPr>
-          <w:rFonts w:ascii="Times New Roman" w:hAnsi="Times New Roman"/>
-          <w:sz w:val="28"/>
-          <w:szCs w:val="28"/>
-          <w:lang w:val="en-US"/>
-        </w:rPr>
-      </w:pPr>
-      <w:r>
-        <w:rPr>
-          <w:rFonts w:ascii="Times New Roman" w:hAnsi="Times New Roman"/>
-          <w:sz w:val="28"/>
-          <w:szCs w:val="28"/>
-          <w:lang w:val="en-US"/>
-        </w:rPr>
-        <w:t>    bits = []</w:t>
-      </w:r>
-    </w:p>
-    <w:p>
-      <w:pPr>
-        <w:spacing w:after="0" w:line="240" w:lineRule="auto"/>
-        <w:ind w:hanging="284"/>
-        <w:rPr>
-          <w:rFonts w:ascii="Times New Roman" w:hAnsi="Times New Roman"/>
-          <w:sz w:val="28"/>
-          <w:szCs w:val="28"/>
-          <w:lang w:val="en-US"/>
-        </w:rPr>
-      </w:pPr>
-    </w:p>
-    <w:p>
-      <w:pPr>
-        <w:spacing w:after="0" w:line="240" w:lineRule="auto"/>
-        <w:ind w:hanging="284"/>
-        <w:rPr>
-          <w:rFonts w:ascii="Times New Roman" w:hAnsi="Times New Roman"/>
-          <w:sz w:val="28"/>
-          <w:szCs w:val="28"/>
-          <w:lang w:val="en-US"/>
-        </w:rPr>
-      </w:pPr>
-      <w:r>
-        <w:rPr>
-          <w:rFonts w:ascii="Times New Roman" w:hAnsi="Times New Roman"/>
-          <w:sz w:val="28"/>
-          <w:szCs w:val="28"/>
-          <w:lang w:val="en-US"/>
-        </w:rPr>
-        <w:t>    try:</w:t>
-      </w:r>
-    </w:p>
-    <w:p>
-      <w:pPr>
-        <w:spacing w:after="0" w:line="240" w:lineRule="auto"/>
-        <w:ind w:hanging="284"/>
-        <w:rPr>
-          <w:rFonts w:ascii="Times New Roman" w:hAnsi="Times New Roman"/>
-          <w:sz w:val="28"/>
-          <w:szCs w:val="28"/>
-          <w:lang w:val="en-US"/>
-        </w:rPr>
-      </w:pPr>
-      <w:r>
-        <w:rPr>
-          <w:rFonts w:ascii="Times New Roman" w:hAnsi="Times New Roman"/>
-          <w:sz w:val="28"/>
-          <w:szCs w:val="28"/>
-          <w:lang w:val="en-US"/>
-        </w:rPr>
-        <w:t>        with open(key_path, "r", encoding="utf-8") as file:</w:t>
-      </w:r>
-    </w:p>
-    <w:p>
-      <w:pPr>
-        <w:spacing w:after="0" w:line="240" w:lineRule="auto"/>
-        <w:ind w:hanging="284"/>
-        <w:rPr>
-          <w:rFonts w:ascii="Times New Roman" w:hAnsi="Times New Roman"/>
-          <w:sz w:val="28"/>
-          <w:szCs w:val="28"/>
-          <w:lang w:val="en-US"/>
-        </w:rPr>
-      </w:pPr>
-      <w:r>
-        <w:rPr>
-          <w:rFonts w:ascii="Times New Roman" w:hAnsi="Times New Roman"/>
-          <w:sz w:val="28"/>
-          <w:szCs w:val="28"/>
-          <w:lang w:val="en-US"/>
-        </w:rPr>
-        <w:t>            for line in file:</w:t>
-      </w:r>
-    </w:p>
-    <w:p>
-      <w:pPr>
-        <w:spacing w:after="0" w:line="240" w:lineRule="auto"/>
-        <w:ind w:hanging="284"/>
-        <w:rPr>
-          <w:rFonts w:ascii="Times New Roman" w:hAnsi="Times New Roman"/>
-          <w:sz w:val="28"/>
-          <w:szCs w:val="28"/>
-          <w:lang w:val="en-US"/>
-        </w:rPr>
-      </w:pPr>
-      <w:r>
-        <w:rPr>
-          <w:rFonts w:ascii="Times New Roman" w:hAnsi="Times New Roman"/>
-          <w:sz w:val="28"/>
-          <w:szCs w:val="28"/>
-          <w:lang w:val="en-US"/>
-        </w:rPr>
-        <w:t>                line = line.strip()</w:t>
-      </w:r>
-    </w:p>
-    <w:p>
-      <w:pPr>
-        <w:spacing w:after="0" w:line="240" w:lineRule="auto"/>
-        <w:ind w:hanging="284"/>
-        <w:rPr>
-          <w:rFonts w:ascii="Times New Roman" w:hAnsi="Times New Roman"/>
-          <w:sz w:val="28"/>
-          <w:szCs w:val="28"/>
-          <w:lang w:val="en-US"/>
-        </w:rPr>
-      </w:pPr>
-      <w:r>
-        <w:rPr>
-          <w:rFonts w:ascii="Times New Roman" w:hAnsi="Times New Roman"/>
-          <w:sz w:val="28"/>
-          <w:szCs w:val="28"/>
-          <w:lang w:val="en-US"/>
-        </w:rPr>
-        <w:t>                if not line:</w:t>
-      </w:r>
-    </w:p>
-    <w:p>
-      <w:pPr>
-        <w:spacing w:after="0" w:line="240" w:lineRule="auto"/>
-        <w:ind w:hanging="284"/>
-        <w:rPr>
-          <w:rFonts w:ascii="Times New Roman" w:hAnsi="Times New Roman"/>
-          <w:sz w:val="28"/>
-          <w:szCs w:val="28"/>
-          <w:lang w:val="en-US"/>
-        </w:rPr>
-      </w:pPr>
-      <w:r>
-        <w:rPr>
-          <w:rFonts w:ascii="Times New Roman" w:hAnsi="Times New Roman"/>
-          <w:sz w:val="28"/>
-          <w:szCs w:val="28"/>
-          <w:lang w:val="en-US"/>
-        </w:rPr>
-        <w:t>                    continue</w:t>
-      </w:r>
-    </w:p>
-    <w:p>
-      <w:pPr>
-        <w:spacing w:after="0" w:line="240" w:lineRule="auto"/>
-        <w:ind w:hanging="284"/>
-        <w:rPr>
-          <w:rFonts w:ascii="Times New Roman" w:hAnsi="Times New Roman"/>
-          <w:sz w:val="28"/>
-          <w:szCs w:val="28"/>
-          <w:lang w:val="en-US"/>
-        </w:rPr>
-      </w:pPr>
-    </w:p>
-    <w:p>
-      <w:pPr>
-        <w:spacing w:after="0" w:line="240" w:lineRule="auto"/>
-        <w:ind w:hanging="284"/>
-        <w:rPr>
-          <w:rFonts w:ascii="Times New Roman" w:hAnsi="Times New Roman"/>
-          <w:sz w:val="28"/>
-          <w:szCs w:val="28"/>
-          <w:lang w:val="en-US"/>
-        </w:rPr>
-      </w:pPr>
-      <w:r>
-        <w:rPr>
-          <w:rFonts w:ascii="Times New Roman" w:hAnsi="Times New Roman"/>
-          <w:sz w:val="28"/>
-          <w:szCs w:val="28"/>
-          <w:lang w:val="en-US"/>
-        </w:rPr>
-        <w:t>                x, y = map(int, line.replace("(", "").replace(")", "").split(","))</w:t>
-      </w:r>
-    </w:p>
-    <w:p>
-      <w:pPr>
-        <w:spacing w:after="0" w:line="240" w:lineRule="auto"/>
-        <w:ind w:hanging="284"/>
-        <w:rPr>
-          <w:rFonts w:ascii="Times New Roman" w:hAnsi="Times New Roman"/>
-          <w:sz w:val="28"/>
-          <w:szCs w:val="28"/>
-          <w:lang w:val="en-US"/>
-        </w:rPr>
-      </w:pPr>
-    </w:p>
-    <w:p>
-      <w:pPr>
-        <w:spacing w:after="0" w:line="240" w:lineRule="auto"/>
-        <w:ind w:hanging="284"/>
-        <w:rPr>
-          <w:rFonts w:ascii="Times New Roman" w:hAnsi="Times New Roman"/>
-          <w:sz w:val="28"/>
-          <w:szCs w:val="28"/>
-          <w:lang w:val="en-US"/>
-        </w:rPr>
-      </w:pPr>
-      <w:r>
-        <w:rPr>
-          <w:rFonts w:ascii="Times New Roman" w:hAnsi="Times New Roman"/>
-          <w:sz w:val="28"/>
-          <w:szCs w:val="28"/>
-          <w:lang w:val="en-US"/>
-        </w:rPr>
-        <w:t>                r, g, b = pixels[x, y]</w:t>
-      </w:r>
-    </w:p>
-    <w:p>
-      <w:pPr>
-        <w:spacing w:after="0" w:line="240" w:lineRule="auto"/>
-        <w:ind w:hanging="284"/>
-        <w:rPr>
-          <w:rFonts w:ascii="Times New Roman" w:hAnsi="Times New Roman"/>
-          <w:sz w:val="28"/>
-          <w:szCs w:val="28"/>
-          <w:lang w:val="en-US"/>
-        </w:rPr>
-      </w:pPr>
-    </w:p>
-    <w:p>
-      <w:pPr>
-        <w:spacing w:after="0" w:line="240" w:lineRule="auto"/>
-        <w:ind w:hanging="284"/>
-        <w:rPr>
-          <w:rFonts w:ascii="Times New Roman" w:hAnsi="Times New Roman"/>
-          <w:sz w:val="28"/>
-          <w:szCs w:val="28"/>
-          <w:lang w:val="en-US"/>
-        </w:rPr>
-      </w:pPr>
-      <w:r>
-        <w:rPr>
-          <w:rFonts w:ascii="Times New Roman" w:hAnsi="Times New Roman"/>
-          <w:sz w:val="28"/>
-          <w:szCs w:val="28"/>
-          <w:lang w:val="en-US"/>
-        </w:rPr>
-        <w:t>                bits.extend([(r &gt;&gt; i) &amp; 1 for i in range(3, -1, -1)])</w:t>
-      </w:r>
-    </w:p>
-    <w:p>
-      <w:pPr>
-        <w:spacing w:after="0" w:line="240" w:lineRule="auto"/>
-        <w:ind w:hanging="284"/>
-        <w:rPr>
-          <w:rFonts w:ascii="Times New Roman" w:hAnsi="Times New Roman"/>
-          <w:sz w:val="28"/>
-          <w:szCs w:val="28"/>
-          <w:lang w:val="en-US"/>
-        </w:rPr>
-      </w:pPr>
-    </w:p>
-    <w:p>
-      <w:pPr>
-        <w:spacing w:after="0" w:line="240" w:lineRule="auto"/>
-        <w:ind w:hanging="284"/>
-        <w:rPr>
-          <w:rFonts w:ascii="Times New Roman" w:hAnsi="Times New Roman"/>
-          <w:sz w:val="28"/>
-          <w:szCs w:val="28"/>
-        </w:rPr>
-      </w:pPr>
-      <w:r>
-        <w:rPr>
-          <w:rFonts w:ascii="Times New Roman" w:hAnsi="Times New Roman"/>
-          <w:sz w:val="28"/>
-          <w:szCs w:val="28"/>
-          <w:lang w:val="en-US"/>
-        </w:rPr>
-        <w:t xml:space="preserve">    </w:t>
-      </w:r>
-      <w:r>
-        <w:rPr>
-          <w:rFonts w:ascii="Times New Roman" w:hAnsi="Times New Roman"/>
-          <w:sz w:val="28"/>
-          <w:szCs w:val="28"/>
-        </w:rPr>
-        <w:t>except Exception:</w:t>
-      </w:r>
-    </w:p>
-    <w:p>
-      <w:pPr>
-        <w:spacing w:after="0" w:line="240" w:lineRule="auto"/>
-        <w:ind w:hanging="284"/>
-        <w:rPr>
-          <w:rFonts w:ascii="Times New Roman" w:hAnsi="Times New Roman"/>
-          <w:sz w:val="28"/>
-          <w:szCs w:val="28"/>
-        </w:rPr>
-      </w:pPr>
-      <w:r>
-        <w:rPr>
-          <w:rFonts w:ascii="Times New Roman" w:hAnsi="Times New Roman"/>
-          <w:sz w:val="28"/>
-          <w:szCs w:val="28"/>
-        </w:rPr>
-        <w:t>        print(</w:t>
-      </w:r>
-    </w:p>
-    <w:p>
-      <w:pPr>
-        <w:spacing w:after="0" w:line="240" w:lineRule="auto"/>
-        <w:ind w:hanging="284"/>
-        <w:rPr>
-          <w:rFonts w:ascii="Times New Roman" w:hAnsi="Times New Roman"/>
-          <w:sz w:val="28"/>
-          <w:szCs w:val="28"/>
-        </w:rPr>
-      </w:pPr>
-      <w:r>
-        <w:rPr>
-          <w:rFonts w:ascii="Times New Roman" w:hAnsi="Times New Roman"/>
-          <w:sz w:val="28"/>
-          <w:szCs w:val="28"/>
-        </w:rPr>
-        <w:t>            "Ошибка извлечения ключа, проверьте корректность пути и наличие файла с ключом"</w:t>
-      </w:r>
+        </w:rPr>
+        <w:t>print("1. Декодировать изображение преподавателя")</w:t>
+      </w:r>
+    </w:p>
+    <w:p>
+      <w:pPr>
+        <w:spacing w:after="0" w:line="240" w:lineRule="auto"/>
+        <w:ind w:hanging="284"/>
+        <w:rPr>
+          <w:rFonts w:ascii="Times New Roman" w:hAnsi="Times New Roman"/>
+          <w:sz w:val="28"/>
+          <w:szCs w:val="28"/>
+        </w:rPr>
+      </w:pPr>
+      <w:r>
+        <w:rPr>
+          <w:rFonts w:ascii="Times New Roman" w:hAnsi="Times New Roman"/>
+          <w:sz w:val="28"/>
+          <w:szCs w:val="28"/>
+        </w:rPr>
+        <w:t>        print("2. Закодировать текст в изображение")</w:t>
+      </w:r>
+    </w:p>
+    <w:p>
+      <w:pPr>
+        <w:spacing w:after="0" w:line="240" w:lineRule="auto"/>
+        <w:ind w:hanging="284"/>
+        <w:rPr>
+          <w:rFonts w:ascii="Times New Roman" w:hAnsi="Times New Roman"/>
+          <w:sz w:val="28"/>
+          <w:szCs w:val="28"/>
+        </w:rPr>
+      </w:pPr>
+      <w:r>
+        <w:rPr>
+          <w:rFonts w:ascii="Times New Roman" w:hAnsi="Times New Roman"/>
+          <w:sz w:val="28"/>
+          <w:szCs w:val="28"/>
+        </w:rPr>
+        <w:t>        print("3. Декодировать текст из изображения")</w:t>
+      </w:r>
+    </w:p>
+    <w:p>
+      <w:pPr>
+        <w:spacing w:after="0" w:line="240" w:lineRule="auto"/>
+        <w:ind w:hanging="284"/>
+        <w:rPr>
+          <w:rFonts w:ascii="Times New Roman" w:hAnsi="Times New Roman"/>
+          <w:sz w:val="28"/>
+          <w:szCs w:val="28"/>
+        </w:rPr>
+      </w:pPr>
+      <w:r>
+        <w:rPr>
+          <w:rFonts w:ascii="Times New Roman" w:hAnsi="Times New Roman"/>
+          <w:sz w:val="28"/>
+          <w:szCs w:val="28"/>
+        </w:rPr>
+        <w:t>        print("4. Выход")</w:t>
+      </w:r>
+    </w:p>
+    <w:p>
+      <w:pPr>
+        <w:spacing w:after="0" w:line="240" w:lineRule="auto"/>
+        <w:ind w:hanging="284"/>
+        <w:rPr>
+          <w:rFonts w:ascii="Times New Roman" w:hAnsi="Times New Roman"/>
+          <w:sz w:val="28"/>
+          <w:szCs w:val="28"/>
+        </w:rPr>
+      </w:pPr>
     </w:p>
     <w:p>
       <w:pPr>
@@ -6454,275 +7183,94 @@
           <w:szCs w:val="28"/>
           <w:lang w:val="en-US"/>
         </w:rPr>
-        <w:t>)</w:t>
-      </w:r>
-    </w:p>
-    <w:p>
-      <w:pPr>
-        <w:spacing w:after="0" w:line="240" w:lineRule="auto"/>
-        <w:ind w:hanging="284"/>
-        <w:rPr>
-          <w:rFonts w:ascii="Times New Roman" w:hAnsi="Times New Roman"/>
-          <w:sz w:val="28"/>
-          <w:szCs w:val="28"/>
-          <w:lang w:val="en-US"/>
-        </w:rPr>
-      </w:pPr>
-      <w:r>
-        <w:rPr>
-          <w:rFonts w:ascii="Times New Roman" w:hAnsi="Times New Roman"/>
-          <w:sz w:val="28"/>
-          <w:szCs w:val="28"/>
-          <w:lang w:val="en-US"/>
-        </w:rPr>
-        <w:t>        return</w:t>
-      </w:r>
-    </w:p>
-    <w:p>
-      <w:pPr>
-        <w:spacing w:after="0" w:line="240" w:lineRule="auto"/>
-        <w:ind w:hanging="284"/>
-        <w:rPr>
-          <w:rFonts w:ascii="Times New Roman" w:hAnsi="Times New Roman"/>
-          <w:sz w:val="28"/>
-          <w:szCs w:val="28"/>
-          <w:lang w:val="en-US"/>
-        </w:rPr>
-      </w:pPr>
-    </w:p>
-    <w:p>
-      <w:pPr>
-        <w:spacing w:after="0" w:line="240" w:lineRule="auto"/>
-        <w:ind w:hanging="284"/>
-        <w:rPr>
-          <w:rFonts w:ascii="Times New Roman" w:hAnsi="Times New Roman"/>
-          <w:sz w:val="28"/>
-          <w:szCs w:val="28"/>
-          <w:lang w:val="en-US"/>
-        </w:rPr>
-      </w:pPr>
-      <w:r>
-        <w:rPr>
-          <w:rFonts w:ascii="Times New Roman" w:hAnsi="Times New Roman"/>
-          <w:sz w:val="28"/>
-          <w:szCs w:val="28"/>
-          <w:lang w:val="en-US"/>
-        </w:rPr>
-        <w:t>    chars = []</w:t>
-      </w:r>
-    </w:p>
-    <w:p>
-      <w:pPr>
-        <w:spacing w:after="0" w:line="240" w:lineRule="auto"/>
-        <w:ind w:hanging="284"/>
-        <w:rPr>
-          <w:rFonts w:ascii="Times New Roman" w:hAnsi="Times New Roman"/>
-          <w:sz w:val="28"/>
-          <w:szCs w:val="28"/>
-          <w:lang w:val="en-US"/>
-        </w:rPr>
-      </w:pPr>
-    </w:p>
-    <w:p>
-      <w:pPr>
-        <w:spacing w:after="0" w:line="240" w:lineRule="auto"/>
-        <w:ind w:hanging="284"/>
-        <w:rPr>
-          <w:rFonts w:ascii="Times New Roman" w:hAnsi="Times New Roman"/>
-          <w:sz w:val="28"/>
-          <w:szCs w:val="28"/>
-          <w:lang w:val="en-US"/>
-        </w:rPr>
-      </w:pPr>
-      <w:r>
-        <w:rPr>
-          <w:rFonts w:ascii="Times New Roman" w:hAnsi="Times New Roman"/>
-          <w:sz w:val="28"/>
-          <w:szCs w:val="28"/>
-          <w:lang w:val="en-US"/>
-        </w:rPr>
-        <w:t>    for i in range(0, len(bits) - 7, 8):</w:t>
-      </w:r>
-    </w:p>
-    <w:p>
-      <w:pPr>
-        <w:spacing w:after="0" w:line="240" w:lineRule="auto"/>
-        <w:ind w:hanging="284"/>
-        <w:rPr>
-          <w:rFonts w:ascii="Times New Roman" w:hAnsi="Times New Roman"/>
-          <w:sz w:val="28"/>
-          <w:szCs w:val="28"/>
-          <w:lang w:val="en-US"/>
-        </w:rPr>
-      </w:pPr>
-      <w:r>
-        <w:rPr>
-          <w:rFonts w:ascii="Times New Roman" w:hAnsi="Times New Roman"/>
-          <w:sz w:val="28"/>
-          <w:szCs w:val="28"/>
-          <w:lang w:val="en-US"/>
-        </w:rPr>
-        <w:t>        byte = bits[i : i + 8]</w:t>
-      </w:r>
-    </w:p>
-    <w:p>
-      <w:pPr>
-        <w:spacing w:after="0" w:line="240" w:lineRule="auto"/>
-        <w:ind w:hanging="284"/>
-        <w:rPr>
-          <w:rFonts w:ascii="Times New Roman" w:hAnsi="Times New Roman"/>
-          <w:sz w:val="28"/>
-          <w:szCs w:val="28"/>
-          <w:lang w:val="en-US"/>
-        </w:rPr>
-      </w:pPr>
-    </w:p>
-    <w:p>
-      <w:pPr>
-        <w:spacing w:after="0" w:line="240" w:lineRule="auto"/>
-        <w:ind w:hanging="284"/>
-        <w:rPr>
-          <w:rFonts w:ascii="Times New Roman" w:hAnsi="Times New Roman"/>
-          <w:sz w:val="28"/>
-          <w:szCs w:val="28"/>
-          <w:lang w:val="en-US"/>
-        </w:rPr>
-      </w:pPr>
-      <w:r>
-        <w:rPr>
-          <w:rFonts w:ascii="Times New Roman" w:hAnsi="Times New Roman"/>
-          <w:sz w:val="28"/>
-          <w:szCs w:val="28"/>
-          <w:lang w:val="en-US"/>
-        </w:rPr>
-        <w:t>        value = 0</w:t>
-      </w:r>
-    </w:p>
-    <w:p>
-      <w:pPr>
-        <w:spacing w:after="0" w:line="240" w:lineRule="auto"/>
-        <w:ind w:hanging="284"/>
-        <w:rPr>
-          <w:rFonts w:ascii="Times New Roman" w:hAnsi="Times New Roman"/>
-          <w:sz w:val="28"/>
-          <w:szCs w:val="28"/>
-          <w:lang w:val="en-US"/>
-        </w:rPr>
-      </w:pPr>
-      <w:r>
-        <w:rPr>
-          <w:rFonts w:ascii="Times New Roman" w:hAnsi="Times New Roman"/>
-          <w:sz w:val="28"/>
-          <w:szCs w:val="28"/>
-          <w:lang w:val="en-US"/>
-        </w:rPr>
-        <w:t>        for bit in byte:</w:t>
-      </w:r>
-    </w:p>
-    <w:p>
-      <w:pPr>
-        <w:spacing w:after="0" w:line="240" w:lineRule="auto"/>
-        <w:ind w:hanging="284"/>
-        <w:rPr>
-          <w:rFonts w:ascii="Times New Roman" w:hAnsi="Times New Roman"/>
-          <w:sz w:val="28"/>
-          <w:szCs w:val="28"/>
-          <w:lang w:val="en-US"/>
-        </w:rPr>
-      </w:pPr>
-      <w:r>
-        <w:rPr>
-          <w:rFonts w:ascii="Times New Roman" w:hAnsi="Times New Roman"/>
-          <w:sz w:val="28"/>
-          <w:szCs w:val="28"/>
-          <w:lang w:val="en-US"/>
-        </w:rPr>
-        <w:t>            value = (value &lt;&lt; 1) | bit</w:t>
-      </w:r>
-    </w:p>
-    <w:p>
-      <w:pPr>
-        <w:spacing w:after="0" w:line="240" w:lineRule="auto"/>
-        <w:ind w:hanging="284"/>
-        <w:rPr>
-          <w:rFonts w:ascii="Times New Roman" w:hAnsi="Times New Roman"/>
-          <w:sz w:val="28"/>
-          <w:szCs w:val="28"/>
-          <w:lang w:val="en-US"/>
-        </w:rPr>
-      </w:pPr>
-    </w:p>
-    <w:p>
-      <w:pPr>
-        <w:spacing w:after="0" w:line="240" w:lineRule="auto"/>
-        <w:ind w:hanging="284"/>
-        <w:rPr>
-          <w:rFonts w:ascii="Times New Roman" w:hAnsi="Times New Roman"/>
-          <w:sz w:val="28"/>
-          <w:szCs w:val="28"/>
-          <w:lang w:val="en-US"/>
-        </w:rPr>
-      </w:pPr>
-      <w:r>
-        <w:rPr>
-          <w:rFonts w:ascii="Times New Roman" w:hAnsi="Times New Roman"/>
-          <w:sz w:val="28"/>
-          <w:szCs w:val="28"/>
-          <w:lang w:val="en-US"/>
-        </w:rPr>
-        <w:t>        chars.append(chr(value))</w:t>
-      </w:r>
-    </w:p>
-    <w:p>
-      <w:pPr>
-        <w:spacing w:after="0" w:line="240" w:lineRule="auto"/>
-        <w:ind w:hanging="284"/>
-        <w:rPr>
-          <w:rFonts w:ascii="Times New Roman" w:hAnsi="Times New Roman"/>
-          <w:sz w:val="28"/>
-          <w:szCs w:val="28"/>
-          <w:lang w:val="en-US"/>
-        </w:rPr>
-      </w:pPr>
-    </w:p>
-    <w:p>
-      <w:pPr>
-        <w:spacing w:after="0" w:line="240" w:lineRule="auto"/>
-        <w:ind w:hanging="284"/>
-        <w:rPr>
-          <w:rFonts w:ascii="Times New Roman" w:hAnsi="Times New Roman"/>
-          <w:sz w:val="28"/>
-          <w:szCs w:val="28"/>
-          <w:lang w:val="en-US"/>
-        </w:rPr>
-      </w:pPr>
-      <w:r>
-        <w:rPr>
-          <w:rFonts w:ascii="Times New Roman" w:hAnsi="Times New Roman"/>
-          <w:sz w:val="28"/>
-          <w:szCs w:val="28"/>
-          <w:lang w:val="en-US"/>
-        </w:rPr>
-        <w:t>        if chars[-1] == "\x00":</w:t>
-      </w:r>
-    </w:p>
-    <w:p>
-      <w:pPr>
-        <w:spacing w:after="0" w:line="240" w:lineRule="auto"/>
-        <w:ind w:hanging="284"/>
-        <w:rPr>
-          <w:rFonts w:ascii="Times New Roman" w:hAnsi="Times New Roman"/>
-          <w:sz w:val="28"/>
-          <w:szCs w:val="28"/>
-        </w:rPr>
-      </w:pPr>
-      <w:r>
-        <w:rPr>
-          <w:rFonts w:ascii="Times New Roman" w:hAnsi="Times New Roman"/>
-          <w:sz w:val="28"/>
-          <w:szCs w:val="28"/>
-          <w:lang w:val="en-US"/>
-        </w:rPr>
+        <w:t>choice = input("</w:t>
+      </w:r>
+      <w:r>
+        <w:rPr>
+          <w:rFonts w:ascii="Times New Roman" w:hAnsi="Times New Roman"/>
+          <w:sz w:val="28"/>
+          <w:szCs w:val="28"/>
+        </w:rPr>
+        <w:t>Выберите</w:t>
+      </w:r>
+      <w:r>
+        <w:rPr>
+          <w:rFonts w:ascii="Times New Roman" w:hAnsi="Times New Roman"/>
+          <w:sz w:val="28"/>
+          <w:szCs w:val="28"/>
+          <w:lang w:val="en-US"/>
+        </w:rPr>
+        <w:t xml:space="preserve"> </w:t>
+      </w:r>
+      <w:r>
+        <w:rPr>
+          <w:rFonts w:ascii="Times New Roman" w:hAnsi="Times New Roman"/>
+          <w:sz w:val="28"/>
+          <w:szCs w:val="28"/>
+        </w:rPr>
+        <w:t>пункт</w:t>
+      </w:r>
+      <w:r>
+        <w:rPr>
+          <w:rFonts w:ascii="Times New Roman" w:hAnsi="Times New Roman"/>
+          <w:sz w:val="28"/>
+          <w:szCs w:val="28"/>
+          <w:lang w:val="en-US"/>
+        </w:rPr>
+        <w:t>: ")</w:t>
+      </w:r>
+    </w:p>
+    <w:p>
+      <w:pPr>
+        <w:spacing w:after="0" w:line="240" w:lineRule="auto"/>
+        <w:ind w:hanging="284"/>
+        <w:rPr>
+          <w:rFonts w:ascii="Times New Roman" w:hAnsi="Times New Roman"/>
+          <w:sz w:val="28"/>
+          <w:szCs w:val="28"/>
+          <w:lang w:val="en-US"/>
+        </w:rPr>
+      </w:pPr>
+    </w:p>
+    <w:p>
+      <w:pPr>
+        <w:spacing w:after="0" w:line="240" w:lineRule="auto"/>
+        <w:ind w:hanging="284"/>
+        <w:rPr>
+          <w:rFonts w:ascii="Times New Roman" w:hAnsi="Times New Roman"/>
+          <w:sz w:val="28"/>
+          <w:szCs w:val="28"/>
+          <w:lang w:val="en-US"/>
+        </w:rPr>
+      </w:pPr>
+      <w:r>
+        <w:rPr>
+          <w:rFonts w:ascii="Times New Roman" w:hAnsi="Times New Roman"/>
+          <w:sz w:val="28"/>
+          <w:szCs w:val="28"/>
+          <w:lang w:val="en-US"/>
+        </w:rPr>
+        <w:t>        if choice == "1":</w:t>
+      </w:r>
+    </w:p>
+    <w:p>
+      <w:pPr>
+        <w:spacing w:after="0" w:line="240" w:lineRule="auto"/>
+        <w:ind w:hanging="284"/>
+        <w:rPr>
+          <w:rFonts w:ascii="Times New Roman" w:hAnsi="Times New Roman"/>
+          <w:sz w:val="28"/>
+          <w:szCs w:val="28"/>
+        </w:rPr>
+      </w:pPr>
+      <w:r>
+        <w:rPr>
+          <w:rFonts w:ascii="Times New Roman" w:hAnsi="Times New Roman"/>
+          <w:sz w:val="28"/>
+          <w:szCs w:val="28"/>
+          <w:lang w:val="en-US"/>
+        </w:rPr>
+        <w:lastRenderedPageBreak/>
         <w:t xml:space="preserve">            </w:t>
       </w:r>
       <w:r>
@@ -6731,88 +7279,117 @@
           <w:sz w:val="28"/>
           <w:szCs w:val="28"/>
         </w:rPr>
-        <w:t>break</w:t>
-      </w:r>
-    </w:p>
-    <w:p>
-      <w:pPr>
-        <w:spacing w:after="0" w:line="240" w:lineRule="auto"/>
-        <w:ind w:hanging="284"/>
-        <w:rPr>
-          <w:rFonts w:ascii="Times New Roman" w:hAnsi="Times New Roman"/>
-          <w:sz w:val="28"/>
-          <w:szCs w:val="28"/>
-        </w:rPr>
-      </w:pPr>
-    </w:p>
-    <w:p>
-      <w:pPr>
-        <w:spacing w:after="0" w:line="240" w:lineRule="auto"/>
-        <w:ind w:hanging="284"/>
-        <w:rPr>
-          <w:rFonts w:ascii="Times New Roman" w:hAnsi="Times New Roman"/>
-          <w:sz w:val="28"/>
-          <w:szCs w:val="28"/>
-          <w:lang w:val="en-US"/>
-        </w:rPr>
-      </w:pPr>
-      <w:r>
-        <w:rPr>
-          <w:rFonts w:ascii="Times New Roman" w:hAnsi="Times New Roman"/>
-          <w:sz w:val="28"/>
-          <w:szCs w:val="28"/>
-        </w:rPr>
-        <w:t xml:space="preserve">    </w:t>
-      </w:r>
-      <w:r>
-        <w:rPr>
-          <w:rFonts w:ascii="Times New Roman" w:hAnsi="Times New Roman"/>
-          <w:sz w:val="28"/>
-          <w:szCs w:val="28"/>
-          <w:lang w:val="en-US"/>
-        </w:rPr>
-        <w:t>text = "".join(chars).split("\x00")[0]</w:t>
-      </w:r>
-    </w:p>
-    <w:p>
-      <w:pPr>
-        <w:spacing w:after="0" w:line="240" w:lineRule="auto"/>
-        <w:ind w:hanging="284"/>
-        <w:rPr>
-          <w:rFonts w:ascii="Times New Roman" w:hAnsi="Times New Roman"/>
-          <w:sz w:val="28"/>
-          <w:szCs w:val="28"/>
-          <w:lang w:val="en-US"/>
-        </w:rPr>
-      </w:pPr>
-    </w:p>
-    <w:p>
-      <w:pPr>
-        <w:spacing w:after="0" w:line="240" w:lineRule="auto"/>
-        <w:ind w:hanging="284"/>
-        <w:rPr>
-          <w:rFonts w:ascii="Times New Roman" w:hAnsi="Times New Roman"/>
-          <w:sz w:val="28"/>
-          <w:szCs w:val="28"/>
-          <w:lang w:val="en-US"/>
-        </w:rPr>
-      </w:pPr>
-      <w:r>
-        <w:rPr>
-          <w:rFonts w:ascii="Times New Roman" w:hAnsi="Times New Roman"/>
-          <w:sz w:val="28"/>
-          <w:szCs w:val="28"/>
-          <w:lang w:val="en-US"/>
-        </w:rPr>
-        <w:t xml:space="preserve">    print("\n=== </w:t>
-      </w:r>
-      <w:r>
-        <w:rPr>
-          <w:rFonts w:ascii="Times New Roman" w:hAnsi="Times New Roman"/>
-          <w:sz w:val="28"/>
-          <w:szCs w:val="28"/>
-        </w:rPr>
-        <w:t>РЕЗУЛЬТАТ</w:t>
+        <w:t>image_path = input("Укажите путь к изображению: ")</w:t>
+      </w:r>
+    </w:p>
+    <w:p>
+      <w:pPr>
+        <w:spacing w:after="0" w:line="240" w:lineRule="auto"/>
+        <w:ind w:hanging="284"/>
+        <w:rPr>
+          <w:rFonts w:ascii="Times New Roman" w:hAnsi="Times New Roman"/>
+          <w:sz w:val="28"/>
+          <w:szCs w:val="28"/>
+        </w:rPr>
+      </w:pPr>
+      <w:r>
+        <w:rPr>
+          <w:rFonts w:ascii="Times New Roman" w:hAnsi="Times New Roman"/>
+          <w:sz w:val="28"/>
+          <w:szCs w:val="28"/>
+        </w:rPr>
+        <w:t>            keys_path = input("Укажите путь к ключам: ")</w:t>
+      </w:r>
+    </w:p>
+    <w:p>
+      <w:pPr>
+        <w:spacing w:after="0" w:line="240" w:lineRule="auto"/>
+        <w:ind w:hanging="284"/>
+        <w:rPr>
+          <w:rFonts w:ascii="Times New Roman" w:hAnsi="Times New Roman"/>
+          <w:sz w:val="28"/>
+          <w:szCs w:val="28"/>
+          <w:lang w:val="en-US"/>
+        </w:rPr>
+      </w:pPr>
+      <w:r>
+        <w:rPr>
+          <w:rFonts w:ascii="Times New Roman" w:hAnsi="Times New Roman"/>
+          <w:sz w:val="28"/>
+          <w:szCs w:val="28"/>
+        </w:rPr>
+        <w:t xml:space="preserve">            </w:t>
+      </w:r>
+      <w:r>
+        <w:rPr>
+          <w:rFonts w:ascii="Times New Roman" w:hAnsi="Times New Roman"/>
+          <w:sz w:val="28"/>
+          <w:szCs w:val="28"/>
+          <w:lang w:val="en-US"/>
+        </w:rPr>
+        <w:t>decode_with_keys(image_path, keys_path)</w:t>
+      </w:r>
+    </w:p>
+    <w:p>
+      <w:pPr>
+        <w:spacing w:after="0" w:line="240" w:lineRule="auto"/>
+        <w:ind w:hanging="284"/>
+        <w:rPr>
+          <w:rFonts w:ascii="Times New Roman" w:hAnsi="Times New Roman"/>
+          <w:sz w:val="28"/>
+          <w:szCs w:val="28"/>
+          <w:lang w:val="en-US"/>
+        </w:rPr>
+      </w:pPr>
+    </w:p>
+    <w:p>
+      <w:pPr>
+        <w:spacing w:after="0" w:line="240" w:lineRule="auto"/>
+        <w:ind w:hanging="284"/>
+        <w:rPr>
+          <w:rFonts w:ascii="Times New Roman" w:hAnsi="Times New Roman"/>
+          <w:sz w:val="28"/>
+          <w:szCs w:val="28"/>
+          <w:lang w:val="en-US"/>
+        </w:rPr>
+      </w:pPr>
+      <w:r>
+        <w:rPr>
+          <w:rFonts w:ascii="Times New Roman" w:hAnsi="Times New Roman"/>
+          <w:sz w:val="28"/>
+          <w:szCs w:val="28"/>
+          <w:lang w:val="en-US"/>
+        </w:rPr>
+        <w:t>        elif choice == "2":</w:t>
+      </w:r>
+    </w:p>
+    <w:p>
+      <w:pPr>
+        <w:spacing w:after="0" w:line="240" w:lineRule="auto"/>
+        <w:ind w:hanging="284"/>
+        <w:rPr>
+          <w:rFonts w:ascii="Times New Roman" w:hAnsi="Times New Roman"/>
+          <w:sz w:val="28"/>
+          <w:szCs w:val="28"/>
+          <w:lang w:val="en-US"/>
+        </w:rPr>
+      </w:pPr>
+      <w:r>
+        <w:rPr>
+          <w:rFonts w:ascii="Times New Roman" w:hAnsi="Times New Roman"/>
+          <w:sz w:val="28"/>
+          <w:szCs w:val="28"/>
+          <w:lang w:val="en-US"/>
+        </w:rPr>
+        <w:t>            input_path = input("</w:t>
+      </w:r>
+      <w:r>
+        <w:rPr>
+          <w:rFonts w:ascii="Times New Roman" w:hAnsi="Times New Roman"/>
+          <w:sz w:val="28"/>
+          <w:szCs w:val="28"/>
+        </w:rPr>
+        <w:t>Укажите</w:t>
       </w:r>
       <w:r>
         <w:rPr>
@@ -6829,243 +7406,7 @@
           <w:sz w:val="28"/>
           <w:szCs w:val="28"/>
         </w:rPr>
-        <w:t>ДЕКОДИРОВАНИЯ</w:t>
-      </w:r>
-      <w:r>
-        <w:rPr>
-          <w:rFonts w:ascii="Times New Roman" w:hAnsi="Times New Roman"/>
-          <w:sz w:val="28"/>
-          <w:szCs w:val="28"/>
-          <w:lang w:val="en-US"/>
-        </w:rPr>
-        <w:t xml:space="preserve"> ===")</w:t>
-      </w:r>
-    </w:p>
-    <w:p>
-      <w:pPr>
-        <w:spacing w:after="0" w:line="240" w:lineRule="auto"/>
-        <w:ind w:hanging="284"/>
-        <w:rPr>
-          <w:rFonts w:ascii="Times New Roman" w:hAnsi="Times New Roman"/>
-          <w:sz w:val="28"/>
-          <w:szCs w:val="28"/>
-          <w:lang w:val="en-US"/>
-        </w:rPr>
-      </w:pPr>
-      <w:r>
-        <w:rPr>
-          <w:rFonts w:ascii="Times New Roman" w:hAnsi="Times New Roman"/>
-          <w:sz w:val="28"/>
-          <w:szCs w:val="28"/>
-          <w:lang w:val="en-US"/>
-        </w:rPr>
-        <w:t>    print(text)</w:t>
-      </w:r>
-    </w:p>
-    <w:p>
-      <w:pPr>
-        <w:spacing w:after="0" w:line="240" w:lineRule="auto"/>
-        <w:ind w:hanging="284"/>
-        <w:rPr>
-          <w:rFonts w:ascii="Times New Roman" w:hAnsi="Times New Roman"/>
-          <w:sz w:val="28"/>
-          <w:szCs w:val="28"/>
-          <w:lang w:val="en-US"/>
-        </w:rPr>
-      </w:pPr>
-    </w:p>
-    <w:p>
-      <w:pPr>
-        <w:spacing w:after="0" w:line="240" w:lineRule="auto"/>
-        <w:ind w:hanging="284"/>
-        <w:rPr>
-          <w:rFonts w:ascii="Times New Roman" w:hAnsi="Times New Roman"/>
-          <w:sz w:val="28"/>
-          <w:szCs w:val="28"/>
-          <w:lang w:val="en-US"/>
-        </w:rPr>
-      </w:pPr>
-      <w:r>
-        <w:rPr>
-          <w:rFonts w:ascii="Times New Roman" w:hAnsi="Times New Roman"/>
-          <w:sz w:val="28"/>
-          <w:szCs w:val="28"/>
-          <w:lang w:val="en-US"/>
-        </w:rPr>
-        <w:t>def main():</w:t>
-      </w:r>
-    </w:p>
-    <w:p>
-      <w:pPr>
-        <w:spacing w:after="0" w:line="240" w:lineRule="auto"/>
-        <w:ind w:hanging="284"/>
-        <w:rPr>
-          <w:rFonts w:ascii="Times New Roman" w:hAnsi="Times New Roman"/>
-          <w:sz w:val="28"/>
-          <w:szCs w:val="28"/>
-          <w:lang w:val="en-US"/>
-        </w:rPr>
-      </w:pPr>
-      <w:r>
-        <w:rPr>
-          <w:rFonts w:ascii="Times New Roman" w:hAnsi="Times New Roman"/>
-          <w:sz w:val="28"/>
-          <w:szCs w:val="28"/>
-          <w:lang w:val="en-US"/>
-        </w:rPr>
-        <w:t>    while True:</w:t>
-      </w:r>
-    </w:p>
-    <w:p>
-      <w:pPr>
-        <w:spacing w:after="0" w:line="240" w:lineRule="auto"/>
-        <w:ind w:hanging="284"/>
-        <w:rPr>
-          <w:rFonts w:ascii="Times New Roman" w:hAnsi="Times New Roman"/>
-          <w:sz w:val="28"/>
-          <w:szCs w:val="28"/>
-        </w:rPr>
-      </w:pPr>
-      <w:r>
-        <w:rPr>
-          <w:rFonts w:ascii="Times New Roman" w:hAnsi="Times New Roman"/>
-          <w:sz w:val="28"/>
-          <w:szCs w:val="28"/>
-          <w:lang w:val="en-US"/>
-        </w:rPr>
-        <w:t xml:space="preserve">        </w:t>
-      </w:r>
-      <w:r>
-        <w:rPr>
-          <w:rFonts w:ascii="Times New Roman" w:hAnsi="Times New Roman"/>
-          <w:sz w:val="28"/>
-          <w:szCs w:val="28"/>
-        </w:rPr>
-        <w:t>print("\n=== МЕНЮ ===")</w:t>
-      </w:r>
-    </w:p>
-    <w:p>
-      <w:pPr>
-        <w:spacing w:after="0" w:line="240" w:lineRule="auto"/>
-        <w:ind w:hanging="284"/>
-        <w:rPr>
-          <w:rFonts w:ascii="Times New Roman" w:hAnsi="Times New Roman"/>
-          <w:sz w:val="28"/>
-          <w:szCs w:val="28"/>
-        </w:rPr>
-      </w:pPr>
-      <w:r>
-        <w:rPr>
-          <w:rFonts w:ascii="Times New Roman" w:hAnsi="Times New Roman"/>
-          <w:sz w:val="28"/>
-          <w:szCs w:val="28"/>
-        </w:rPr>
-        <w:t>        print("1. Декодировать изображение преподавателя")</w:t>
-      </w:r>
-    </w:p>
-    <w:p>
-      <w:pPr>
-        <w:spacing w:after="0" w:line="240" w:lineRule="auto"/>
-        <w:ind w:hanging="284"/>
-        <w:rPr>
-          <w:rFonts w:ascii="Times New Roman" w:hAnsi="Times New Roman"/>
-          <w:sz w:val="28"/>
-          <w:szCs w:val="28"/>
-        </w:rPr>
-      </w:pPr>
-      <w:r>
-        <w:rPr>
-          <w:rFonts w:ascii="Times New Roman" w:hAnsi="Times New Roman"/>
-          <w:sz w:val="28"/>
-          <w:szCs w:val="28"/>
-        </w:rPr>
-        <w:t>        print("2. Закодировать текст в изображение")</w:t>
-      </w:r>
-    </w:p>
-    <w:p>
-      <w:pPr>
-        <w:spacing w:after="0" w:line="240" w:lineRule="auto"/>
-        <w:ind w:hanging="284"/>
-        <w:rPr>
-          <w:rFonts w:ascii="Times New Roman" w:hAnsi="Times New Roman"/>
-          <w:sz w:val="28"/>
-          <w:szCs w:val="28"/>
-        </w:rPr>
-      </w:pPr>
-      <w:r>
-        <w:rPr>
-          <w:rFonts w:ascii="Times New Roman" w:hAnsi="Times New Roman"/>
-          <w:sz w:val="28"/>
-          <w:szCs w:val="28"/>
-        </w:rPr>
-        <w:t>        print("3. Декодировать текст из изображения")</w:t>
-      </w:r>
-    </w:p>
-    <w:p>
-      <w:pPr>
-        <w:spacing w:after="0" w:line="240" w:lineRule="auto"/>
-        <w:ind w:hanging="284"/>
-        <w:rPr>
-          <w:rFonts w:ascii="Times New Roman" w:hAnsi="Times New Roman"/>
-          <w:sz w:val="28"/>
-          <w:szCs w:val="28"/>
-        </w:rPr>
-      </w:pPr>
-      <w:r>
-        <w:rPr>
-          <w:rFonts w:ascii="Times New Roman" w:hAnsi="Times New Roman"/>
-          <w:sz w:val="28"/>
-          <w:szCs w:val="28"/>
-        </w:rPr>
-        <w:t>        print("4. Выход")</w:t>
-      </w:r>
-    </w:p>
-    <w:p>
-      <w:pPr>
-        <w:spacing w:after="0" w:line="240" w:lineRule="auto"/>
-        <w:ind w:hanging="284"/>
-        <w:rPr>
-          <w:rFonts w:ascii="Times New Roman" w:hAnsi="Times New Roman"/>
-          <w:sz w:val="28"/>
-          <w:szCs w:val="28"/>
-        </w:rPr>
-      </w:pPr>
-    </w:p>
-    <w:p>
-      <w:pPr>
-        <w:spacing w:after="0" w:line="240" w:lineRule="auto"/>
-        <w:ind w:hanging="284"/>
-        <w:rPr>
-          <w:rFonts w:ascii="Times New Roman" w:hAnsi="Times New Roman"/>
-          <w:sz w:val="28"/>
-          <w:szCs w:val="28"/>
-          <w:lang w:val="en-US"/>
-        </w:rPr>
-      </w:pPr>
-      <w:r>
-        <w:rPr>
-          <w:rFonts w:ascii="Times New Roman" w:hAnsi="Times New Roman"/>
-          <w:sz w:val="28"/>
-          <w:szCs w:val="28"/>
-        </w:rPr>
-        <w:t xml:space="preserve">        </w:t>
-      </w:r>
-      <w:r>
-        <w:rPr>
-          <w:rFonts w:ascii="Times New Roman" w:hAnsi="Times New Roman"/>
-          <w:sz w:val="28"/>
-          <w:szCs w:val="28"/>
-          <w:lang w:val="en-US"/>
-        </w:rPr>
-        <w:t>choice = input("</w:t>
-      </w:r>
-      <w:r>
-        <w:rPr>
-          <w:rFonts w:ascii="Times New Roman" w:hAnsi="Times New Roman"/>
-          <w:sz w:val="28"/>
-          <w:szCs w:val="28"/>
-        </w:rPr>
-        <w:t>Выберите</w:t>
+        <w:t>путь</w:t>
       </w:r>
       <w:r>
         <w:rPr>
@@ -7082,7 +7423,24 @@
           <w:sz w:val="28"/>
           <w:szCs w:val="28"/>
         </w:rPr>
-        <w:t>пункт</w:t>
+        <w:t>к</w:t>
+      </w:r>
+      <w:r>
+        <w:rPr>
+          <w:rFonts w:ascii="Times New Roman" w:hAnsi="Times New Roman"/>
+          <w:sz w:val="28"/>
+          <w:szCs w:val="28"/>
+          <w:lang w:val="en-US"/>
+        </w:rPr>
+        <w:t xml:space="preserve"> </w:t>
+      </w:r>
+      <w:r>
+        <w:rPr>
+          <w:rFonts w:ascii="Times New Roman" w:hAnsi="Times New Roman"/>
+          <w:sz w:val="28"/>
+          <w:szCs w:val="28"/>
+        </w:rPr>
+        <w:t>изображению</w:t>
       </w:r>
       <w:r>
         <w:rPr>
@@ -7105,44 +7463,109 @@
           <w:lang w:val="en-US"/>
         </w:rPr>
       </w:pPr>
-    </w:p>
-    <w:p>
-      <w:pPr>
-        <w:spacing w:after="0" w:line="240" w:lineRule="auto"/>
-        <w:ind w:hanging="284"/>
-        <w:rPr>
-          <w:rFonts w:ascii="Times New Roman" w:hAnsi="Times New Roman"/>
-          <w:sz w:val="28"/>
-          <w:szCs w:val="28"/>
-          <w:lang w:val="en-US"/>
-        </w:rPr>
-      </w:pPr>
-      <w:r>
-        <w:rPr>
-          <w:rFonts w:ascii="Times New Roman" w:hAnsi="Times New Roman"/>
-          <w:sz w:val="28"/>
-          <w:szCs w:val="28"/>
-          <w:lang w:val="en-US"/>
-        </w:rPr>
-        <w:t>        if choice == "1":</w:t>
-      </w:r>
-    </w:p>
-    <w:p>
-      <w:pPr>
-        <w:spacing w:after="0" w:line="240" w:lineRule="auto"/>
-        <w:ind w:hanging="284"/>
-        <w:rPr>
-          <w:rFonts w:ascii="Times New Roman" w:hAnsi="Times New Roman"/>
-          <w:sz w:val="28"/>
-          <w:szCs w:val="28"/>
-        </w:rPr>
-      </w:pPr>
-      <w:r>
-        <w:rPr>
-          <w:rFonts w:ascii="Times New Roman" w:hAnsi="Times New Roman"/>
-          <w:sz w:val="28"/>
-          <w:szCs w:val="28"/>
-          <w:lang w:val="en-US"/>
+      <w:r>
+        <w:rPr>
+          <w:rFonts w:ascii="Times New Roman" w:hAnsi="Times New Roman"/>
+          <w:sz w:val="28"/>
+          <w:szCs w:val="28"/>
+          <w:lang w:val="en-US"/>
+        </w:rPr>
+        <w:t>            output_dir = input(</w:t>
+      </w:r>
+    </w:p>
+    <w:p>
+      <w:pPr>
+        <w:spacing w:after="0" w:line="240" w:lineRule="auto"/>
+        <w:ind w:hanging="284"/>
+        <w:rPr>
+          <w:rFonts w:ascii="Times New Roman" w:hAnsi="Times New Roman"/>
+          <w:sz w:val="28"/>
+          <w:szCs w:val="28"/>
+        </w:rPr>
+      </w:pPr>
+      <w:r>
+        <w:rPr>
+          <w:rFonts w:ascii="Times New Roman" w:hAnsi="Times New Roman"/>
+          <w:sz w:val="28"/>
+          <w:szCs w:val="28"/>
+          <w:lang w:val="en-US"/>
+        </w:rPr>
+        <w:t xml:space="preserve">                </w:t>
+      </w:r>
+      <w:r>
+        <w:rPr>
+          <w:rFonts w:ascii="Times New Roman" w:hAnsi="Times New Roman"/>
+          <w:sz w:val="28"/>
+          <w:szCs w:val="28"/>
+        </w:rPr>
+        <w:t>"Папка для сохранения (или оставьте пустым для сохранения рядом с исх. изображением): "</w:t>
+      </w:r>
+    </w:p>
+    <w:p>
+      <w:pPr>
+        <w:spacing w:after="0" w:line="240" w:lineRule="auto"/>
+        <w:ind w:hanging="284"/>
+        <w:rPr>
+          <w:rFonts w:ascii="Times New Roman" w:hAnsi="Times New Roman"/>
+          <w:sz w:val="28"/>
+          <w:szCs w:val="28"/>
+        </w:rPr>
+      </w:pPr>
+      <w:r>
+        <w:rPr>
+          <w:rFonts w:ascii="Times New Roman" w:hAnsi="Times New Roman"/>
+          <w:sz w:val="28"/>
+          <w:szCs w:val="28"/>
+        </w:rPr>
+        <w:t>            )</w:t>
+      </w:r>
+    </w:p>
+    <w:p>
+      <w:pPr>
+        <w:spacing w:after="0" w:line="240" w:lineRule="auto"/>
+        <w:ind w:hanging="284"/>
+        <w:rPr>
+          <w:rFonts w:ascii="Times New Roman" w:hAnsi="Times New Roman"/>
+          <w:sz w:val="28"/>
+          <w:szCs w:val="28"/>
+        </w:rPr>
+      </w:pPr>
+      <w:r>
+        <w:rPr>
+          <w:rFonts w:ascii="Times New Roman" w:hAnsi="Times New Roman"/>
+          <w:sz w:val="28"/>
+          <w:szCs w:val="28"/>
+        </w:rPr>
+        <w:t>            text = input("Введите текст для кодирования: ")</w:t>
+      </w:r>
+    </w:p>
+    <w:p>
+      <w:pPr>
+        <w:spacing w:after="0" w:line="240" w:lineRule="auto"/>
+        <w:ind w:hanging="284"/>
+        <w:rPr>
+          <w:rFonts w:ascii="Times New Roman" w:hAnsi="Times New Roman"/>
+          <w:sz w:val="28"/>
+          <w:szCs w:val="28"/>
+        </w:rPr>
+      </w:pPr>
+    </w:p>
+    <w:p>
+      <w:pPr>
+        <w:spacing w:after="0" w:line="240" w:lineRule="auto"/>
+        <w:ind w:hanging="284"/>
+        <w:rPr>
+          <w:rFonts w:ascii="Times New Roman" w:hAnsi="Times New Roman"/>
+          <w:sz w:val="28"/>
+          <w:szCs w:val="28"/>
+          <w:lang w:val="en-US"/>
+        </w:rPr>
+      </w:pPr>
+      <w:r>
+        <w:rPr>
+          <w:rFonts w:ascii="Times New Roman" w:hAnsi="Times New Roman"/>
+          <w:sz w:val="28"/>
+          <w:szCs w:val="28"/>
         </w:rPr>
         <w:t xml:space="preserve">            </w:t>
       </w:r>
@@ -7151,45 +7574,384 @@
           <w:rFonts w:ascii="Times New Roman" w:hAnsi="Times New Roman"/>
           <w:sz w:val="28"/>
           <w:szCs w:val="28"/>
-        </w:rPr>
-        <w:t>image_path = input("Укажите путь к изображению: ")</w:t>
-      </w:r>
-    </w:p>
-    <w:p>
-      <w:pPr>
-        <w:spacing w:after="0" w:line="240" w:lineRule="auto"/>
-        <w:ind w:hanging="284"/>
-        <w:rPr>
-          <w:rFonts w:ascii="Times New Roman" w:hAnsi="Times New Roman"/>
-          <w:sz w:val="28"/>
-          <w:szCs w:val="28"/>
-        </w:rPr>
-      </w:pPr>
-      <w:r>
-        <w:rPr>
-          <w:rFonts w:ascii="Times New Roman" w:hAnsi="Times New Roman"/>
-          <w:sz w:val="28"/>
-          <w:szCs w:val="28"/>
-        </w:rPr>
-        <w:t>            keys_path = input("Укажите путь к ключам: ")</w:t>
-      </w:r>
-    </w:p>
-    <w:p>
-      <w:pPr>
-        <w:spacing w:after="0" w:line="240" w:lineRule="auto"/>
-        <w:ind w:hanging="284"/>
-        <w:rPr>
-          <w:rFonts w:ascii="Times New Roman" w:hAnsi="Times New Roman"/>
-          <w:sz w:val="28"/>
-          <w:szCs w:val="28"/>
-          <w:lang w:val="en-US"/>
-        </w:rPr>
-      </w:pPr>
-      <w:r>
-        <w:rPr>
-          <w:rFonts w:ascii="Times New Roman" w:hAnsi="Times New Roman"/>
-          <w:sz w:val="28"/>
-          <w:szCs w:val="28"/>
+          <w:lang w:val="en-US"/>
+        </w:rPr>
+        <w:t>encode_image(input_path, output_dir, text)</w:t>
+      </w:r>
+    </w:p>
+    <w:p>
+      <w:pPr>
+        <w:spacing w:after="0" w:line="240" w:lineRule="auto"/>
+        <w:ind w:hanging="284"/>
+        <w:rPr>
+          <w:rFonts w:ascii="Times New Roman" w:hAnsi="Times New Roman"/>
+          <w:sz w:val="28"/>
+          <w:szCs w:val="28"/>
+          <w:lang w:val="en-US"/>
+        </w:rPr>
+      </w:pPr>
+    </w:p>
+    <w:p>
+      <w:pPr>
+        <w:spacing w:after="0" w:line="240" w:lineRule="auto"/>
+        <w:ind w:hanging="284"/>
+        <w:rPr>
+          <w:rFonts w:ascii="Times New Roman" w:hAnsi="Times New Roman"/>
+          <w:sz w:val="28"/>
+          <w:szCs w:val="28"/>
+          <w:lang w:val="en-US"/>
+        </w:rPr>
+      </w:pPr>
+      <w:r>
+        <w:rPr>
+          <w:rFonts w:ascii="Times New Roman" w:hAnsi="Times New Roman"/>
+          <w:sz w:val="28"/>
+          <w:szCs w:val="28"/>
+          <w:lang w:val="en-US"/>
+        </w:rPr>
+        <w:t>        elif choice == "3":</w:t>
+      </w:r>
+    </w:p>
+    <w:p>
+      <w:pPr>
+        <w:spacing w:after="0" w:line="240" w:lineRule="auto"/>
+        <w:ind w:hanging="284"/>
+        <w:rPr>
+          <w:rFonts w:ascii="Times New Roman" w:hAnsi="Times New Roman"/>
+          <w:sz w:val="28"/>
+          <w:szCs w:val="28"/>
+          <w:lang w:val="en-US"/>
+        </w:rPr>
+      </w:pPr>
+      <w:r>
+        <w:rPr>
+          <w:rFonts w:ascii="Times New Roman" w:hAnsi="Times New Roman"/>
+          <w:sz w:val="28"/>
+          <w:szCs w:val="28"/>
+          <w:lang w:val="en-US"/>
+        </w:rPr>
+        <w:t>            image_path = input("</w:t>
+      </w:r>
+      <w:r>
+        <w:rPr>
+          <w:rFonts w:ascii="Times New Roman" w:hAnsi="Times New Roman"/>
+          <w:sz w:val="28"/>
+          <w:szCs w:val="28"/>
+        </w:rPr>
+        <w:t>Укажите</w:t>
+      </w:r>
+      <w:r>
+        <w:rPr>
+          <w:rFonts w:ascii="Times New Roman" w:hAnsi="Times New Roman"/>
+          <w:sz w:val="28"/>
+          <w:szCs w:val="28"/>
+          <w:lang w:val="en-US"/>
+        </w:rPr>
+        <w:t xml:space="preserve"> </w:t>
+      </w:r>
+      <w:r>
+        <w:rPr>
+          <w:rFonts w:ascii="Times New Roman" w:hAnsi="Times New Roman"/>
+          <w:sz w:val="28"/>
+          <w:szCs w:val="28"/>
+        </w:rPr>
+        <w:t>путь</w:t>
+      </w:r>
+      <w:r>
+        <w:rPr>
+          <w:rFonts w:ascii="Times New Roman" w:hAnsi="Times New Roman"/>
+          <w:sz w:val="28"/>
+          <w:szCs w:val="28"/>
+          <w:lang w:val="en-US"/>
+        </w:rPr>
+        <w:t xml:space="preserve"> </w:t>
+      </w:r>
+      <w:r>
+        <w:rPr>
+          <w:rFonts w:ascii="Times New Roman" w:hAnsi="Times New Roman"/>
+          <w:sz w:val="28"/>
+          <w:szCs w:val="28"/>
+        </w:rPr>
+        <w:t>к</w:t>
+      </w:r>
+      <w:r>
+        <w:rPr>
+          <w:rFonts w:ascii="Times New Roman" w:hAnsi="Times New Roman"/>
+          <w:sz w:val="28"/>
+          <w:szCs w:val="28"/>
+          <w:lang w:val="en-US"/>
+        </w:rPr>
+        <w:t xml:space="preserve"> </w:t>
+      </w:r>
+      <w:r>
+        <w:rPr>
+          <w:rFonts w:ascii="Times New Roman" w:hAnsi="Times New Roman"/>
+          <w:sz w:val="28"/>
+          <w:szCs w:val="28"/>
+        </w:rPr>
+        <w:t>изображению</w:t>
+      </w:r>
+      <w:r>
+        <w:rPr>
+          <w:rFonts w:ascii="Times New Roman" w:hAnsi="Times New Roman"/>
+          <w:sz w:val="28"/>
+          <w:szCs w:val="28"/>
+          <w:lang w:val="en-US"/>
+        </w:rPr>
+        <w:t>: ")</w:t>
+      </w:r>
+    </w:p>
+    <w:p>
+      <w:pPr>
+        <w:spacing w:after="0" w:line="240" w:lineRule="auto"/>
+        <w:ind w:hanging="284"/>
+        <w:rPr>
+          <w:rFonts w:ascii="Times New Roman" w:hAnsi="Times New Roman"/>
+          <w:sz w:val="28"/>
+          <w:szCs w:val="28"/>
+          <w:lang w:val="en-US"/>
+        </w:rPr>
+      </w:pPr>
+      <w:r>
+        <w:rPr>
+          <w:rFonts w:ascii="Times New Roman" w:hAnsi="Times New Roman"/>
+          <w:sz w:val="28"/>
+          <w:szCs w:val="28"/>
+          <w:lang w:val="en-US"/>
+        </w:rPr>
+        <w:t>            key_path = input("</w:t>
+      </w:r>
+      <w:r>
+        <w:rPr>
+          <w:rFonts w:ascii="Times New Roman" w:hAnsi="Times New Roman"/>
+          <w:sz w:val="28"/>
+          <w:szCs w:val="28"/>
+        </w:rPr>
+        <w:t>Укажите</w:t>
+      </w:r>
+      <w:r>
+        <w:rPr>
+          <w:rFonts w:ascii="Times New Roman" w:hAnsi="Times New Roman"/>
+          <w:sz w:val="28"/>
+          <w:szCs w:val="28"/>
+          <w:lang w:val="en-US"/>
+        </w:rPr>
+        <w:t xml:space="preserve"> </w:t>
+      </w:r>
+      <w:r>
+        <w:rPr>
+          <w:rFonts w:ascii="Times New Roman" w:hAnsi="Times New Roman"/>
+          <w:sz w:val="28"/>
+          <w:szCs w:val="28"/>
+        </w:rPr>
+        <w:t>путь</w:t>
+      </w:r>
+      <w:r>
+        <w:rPr>
+          <w:rFonts w:ascii="Times New Roman" w:hAnsi="Times New Roman"/>
+          <w:sz w:val="28"/>
+          <w:szCs w:val="28"/>
+          <w:lang w:val="en-US"/>
+        </w:rPr>
+        <w:t xml:space="preserve"> </w:t>
+      </w:r>
+      <w:r>
+        <w:rPr>
+          <w:rFonts w:ascii="Times New Roman" w:hAnsi="Times New Roman"/>
+          <w:sz w:val="28"/>
+          <w:szCs w:val="28"/>
+        </w:rPr>
+        <w:t>к</w:t>
+      </w:r>
+      <w:r>
+        <w:rPr>
+          <w:rFonts w:ascii="Times New Roman" w:hAnsi="Times New Roman"/>
+          <w:sz w:val="28"/>
+          <w:szCs w:val="28"/>
+          <w:lang w:val="en-US"/>
+        </w:rPr>
+        <w:t xml:space="preserve"> </w:t>
+      </w:r>
+      <w:r>
+        <w:rPr>
+          <w:rFonts w:ascii="Times New Roman" w:hAnsi="Times New Roman"/>
+          <w:sz w:val="28"/>
+          <w:szCs w:val="28"/>
+        </w:rPr>
+        <w:t>ключу</w:t>
+      </w:r>
+      <w:r>
+        <w:rPr>
+          <w:rFonts w:ascii="Times New Roman" w:hAnsi="Times New Roman"/>
+          <w:sz w:val="28"/>
+          <w:szCs w:val="28"/>
+          <w:lang w:val="en-US"/>
+        </w:rPr>
+        <w:t>: ")</w:t>
+      </w:r>
+    </w:p>
+    <w:p>
+      <w:pPr>
+        <w:spacing w:after="0" w:line="240" w:lineRule="auto"/>
+        <w:ind w:hanging="284"/>
+        <w:rPr>
+          <w:rFonts w:ascii="Times New Roman" w:hAnsi="Times New Roman"/>
+          <w:sz w:val="28"/>
+          <w:szCs w:val="28"/>
+          <w:lang w:val="en-US"/>
+        </w:rPr>
+      </w:pPr>
+      <w:r>
+        <w:rPr>
+          <w:rFonts w:ascii="Times New Roman" w:hAnsi="Times New Roman"/>
+          <w:sz w:val="28"/>
+          <w:szCs w:val="28"/>
+          <w:lang w:val="en-US"/>
+        </w:rPr>
+        <w:t>            decode_lsb(image_path, key_path)</w:t>
+      </w:r>
+    </w:p>
+    <w:p>
+      <w:pPr>
+        <w:spacing w:after="0" w:line="240" w:lineRule="auto"/>
+        <w:ind w:hanging="284"/>
+        <w:rPr>
+          <w:rFonts w:ascii="Times New Roman" w:hAnsi="Times New Roman"/>
+          <w:sz w:val="28"/>
+          <w:szCs w:val="28"/>
+          <w:lang w:val="en-US"/>
+        </w:rPr>
+      </w:pPr>
+    </w:p>
+    <w:p>
+      <w:pPr>
+        <w:spacing w:after="0" w:line="240" w:lineRule="auto"/>
+        <w:ind w:hanging="284"/>
+        <w:rPr>
+          <w:rFonts w:ascii="Times New Roman" w:hAnsi="Times New Roman"/>
+          <w:sz w:val="28"/>
+          <w:szCs w:val="28"/>
+          <w:lang w:val="en-US"/>
+        </w:rPr>
+      </w:pPr>
+      <w:r>
+        <w:rPr>
+          <w:rFonts w:ascii="Times New Roman" w:hAnsi="Times New Roman"/>
+          <w:sz w:val="28"/>
+          <w:szCs w:val="28"/>
+          <w:lang w:val="en-US"/>
+        </w:rPr>
+        <w:t>        elif choice == "4":</w:t>
+      </w:r>
+    </w:p>
+    <w:p>
+      <w:pPr>
+        <w:spacing w:after="0" w:line="240" w:lineRule="auto"/>
+        <w:ind w:hanging="284"/>
+        <w:rPr>
+          <w:rFonts w:ascii="Times New Roman" w:hAnsi="Times New Roman"/>
+          <w:sz w:val="28"/>
+          <w:szCs w:val="28"/>
+          <w:lang w:val="en-US"/>
+        </w:rPr>
+      </w:pPr>
+      <w:r>
+        <w:rPr>
+          <w:rFonts w:ascii="Times New Roman" w:hAnsi="Times New Roman"/>
+          <w:sz w:val="28"/>
+          <w:szCs w:val="28"/>
+          <w:lang w:val="en-US"/>
+        </w:rPr>
+        <w:t>            print("</w:t>
+      </w:r>
+      <w:r>
+        <w:rPr>
+          <w:rFonts w:ascii="Times New Roman" w:hAnsi="Times New Roman"/>
+          <w:sz w:val="28"/>
+          <w:szCs w:val="28"/>
+        </w:rPr>
+        <w:t>Выход</w:t>
+      </w:r>
+      <w:r>
+        <w:rPr>
+          <w:rFonts w:ascii="Times New Roman" w:hAnsi="Times New Roman"/>
+          <w:sz w:val="28"/>
+          <w:szCs w:val="28"/>
+          <w:lang w:val="en-US"/>
+        </w:rPr>
+        <w:t>")</w:t>
+      </w:r>
+    </w:p>
+    <w:p>
+      <w:pPr>
+        <w:spacing w:after="0" w:line="240" w:lineRule="auto"/>
+        <w:ind w:hanging="284"/>
+        <w:rPr>
+          <w:rFonts w:ascii="Times New Roman" w:hAnsi="Times New Roman"/>
+          <w:sz w:val="28"/>
+          <w:szCs w:val="28"/>
+          <w:lang w:val="en-US"/>
+        </w:rPr>
+      </w:pPr>
+      <w:r>
+        <w:rPr>
+          <w:rFonts w:ascii="Times New Roman" w:hAnsi="Times New Roman"/>
+          <w:sz w:val="28"/>
+          <w:szCs w:val="28"/>
+          <w:lang w:val="en-US"/>
+        </w:rPr>
+        <w:t>            break</w:t>
+      </w:r>
+    </w:p>
+    <w:p>
+      <w:pPr>
+        <w:spacing w:after="0" w:line="240" w:lineRule="auto"/>
+        <w:ind w:hanging="284"/>
+        <w:rPr>
+          <w:rFonts w:ascii="Times New Roman" w:hAnsi="Times New Roman"/>
+          <w:sz w:val="28"/>
+          <w:szCs w:val="28"/>
+          <w:lang w:val="en-US"/>
+        </w:rPr>
+      </w:pPr>
+    </w:p>
+    <w:p>
+      <w:pPr>
+        <w:spacing w:after="0" w:line="240" w:lineRule="auto"/>
+        <w:ind w:hanging="284"/>
+        <w:rPr>
+          <w:rFonts w:ascii="Times New Roman" w:hAnsi="Times New Roman"/>
+          <w:sz w:val="28"/>
+          <w:szCs w:val="28"/>
+          <w:lang w:val="en-US"/>
+        </w:rPr>
+      </w:pPr>
+      <w:r>
+        <w:rPr>
+          <w:rFonts w:ascii="Times New Roman" w:hAnsi="Times New Roman"/>
+          <w:sz w:val="28"/>
+          <w:szCs w:val="28"/>
+          <w:lang w:val="en-US"/>
+        </w:rPr>
+        <w:t>        else:</w:t>
+      </w:r>
+    </w:p>
+    <w:p>
+      <w:pPr>
+        <w:spacing w:after="0" w:line="240" w:lineRule="auto"/>
+        <w:ind w:hanging="284"/>
+        <w:rPr>
+          <w:rFonts w:ascii="Times New Roman" w:hAnsi="Times New Roman"/>
+          <w:sz w:val="28"/>
+          <w:szCs w:val="28"/>
+        </w:rPr>
+      </w:pPr>
+      <w:r>
+        <w:rPr>
+          <w:rFonts w:ascii="Times New Roman" w:hAnsi="Times New Roman"/>
+          <w:sz w:val="28"/>
+          <w:szCs w:val="28"/>
+          <w:lang w:val="en-US"/>
         </w:rPr>
         <w:t xml:space="preserve">            </w:t>
       </w:r>
@@ -7198,78 +7960,185 @@
           <w:rFonts w:ascii="Times New Roman" w:hAnsi="Times New Roman"/>
           <w:sz w:val="28"/>
           <w:szCs w:val="28"/>
-          <w:lang w:val="en-US"/>
-        </w:rPr>
-        <w:t>decode_with_keys(image_path, keys_path)</w:t>
-      </w:r>
-    </w:p>
-    <w:p>
-      <w:pPr>
-        <w:spacing w:after="0" w:line="240" w:lineRule="auto"/>
-        <w:ind w:hanging="284"/>
-        <w:rPr>
-          <w:rFonts w:ascii="Times New Roman" w:hAnsi="Times New Roman"/>
-          <w:sz w:val="28"/>
-          <w:szCs w:val="28"/>
-          <w:lang w:val="en-US"/>
-        </w:rPr>
-      </w:pPr>
-    </w:p>
-    <w:p>
-      <w:pPr>
-        <w:spacing w:after="0" w:line="240" w:lineRule="auto"/>
-        <w:ind w:hanging="284"/>
-        <w:rPr>
-          <w:rFonts w:ascii="Times New Roman" w:hAnsi="Times New Roman"/>
-          <w:sz w:val="28"/>
-          <w:szCs w:val="28"/>
-          <w:lang w:val="en-US"/>
-        </w:rPr>
-      </w:pPr>
-      <w:r>
-        <w:rPr>
-          <w:rFonts w:ascii="Times New Roman" w:hAnsi="Times New Roman"/>
-          <w:sz w:val="28"/>
-          <w:szCs w:val="28"/>
-          <w:lang w:val="en-US"/>
-        </w:rPr>
-        <w:t>        elif choice == "2":</w:t>
-      </w:r>
-    </w:p>
-    <w:p>
-      <w:pPr>
-        <w:spacing w:after="0" w:line="240" w:lineRule="auto"/>
-        <w:ind w:hanging="284"/>
-        <w:rPr>
-          <w:rFonts w:ascii="Times New Roman" w:hAnsi="Times New Roman"/>
-          <w:sz w:val="28"/>
-          <w:szCs w:val="28"/>
-          <w:lang w:val="en-US"/>
-        </w:rPr>
-      </w:pPr>
-      <w:r>
-        <w:rPr>
-          <w:rFonts w:ascii="Times New Roman" w:hAnsi="Times New Roman"/>
-          <w:sz w:val="28"/>
-          <w:szCs w:val="28"/>
-          <w:lang w:val="en-US"/>
-        </w:rPr>
-        <w:t>            input_path = input("</w:t>
-      </w:r>
-      <w:r>
-        <w:rPr>
-          <w:rFonts w:ascii="Times New Roman" w:hAnsi="Times New Roman"/>
-          <w:sz w:val="28"/>
-          <w:szCs w:val="28"/>
-        </w:rPr>
-        <w:t>Укажите</w:t>
-      </w:r>
-      <w:r>
-        <w:rPr>
-          <w:rFonts w:ascii="Times New Roman" w:hAnsi="Times New Roman"/>
-          <w:sz w:val="28"/>
-          <w:szCs w:val="28"/>
-          <w:lang w:val="en-US"/>
+        </w:rPr>
+        <w:t>print("Неверный ввод, пожалуйста, повторите ввод")</w:t>
+      </w:r>
+    </w:p>
+    <w:p>
+      <w:pPr>
+        <w:spacing w:after="0" w:line="240" w:lineRule="auto"/>
+        <w:ind w:hanging="284"/>
+        <w:rPr>
+          <w:rFonts w:ascii="Times New Roman" w:hAnsi="Times New Roman"/>
+          <w:sz w:val="28"/>
+          <w:szCs w:val="28"/>
+        </w:rPr>
+      </w:pPr>
+    </w:p>
+    <w:p>
+      <w:pPr>
+        <w:spacing w:after="0" w:line="240" w:lineRule="auto"/>
+        <w:ind w:hanging="284"/>
+        <w:rPr>
+          <w:rFonts w:ascii="Times New Roman" w:hAnsi="Times New Roman"/>
+          <w:sz w:val="28"/>
+          <w:szCs w:val="28"/>
+          <w:lang w:val="en-US"/>
+        </w:rPr>
+      </w:pPr>
+      <w:r>
+        <w:rPr>
+          <w:rFonts w:ascii="Times New Roman" w:hAnsi="Times New Roman"/>
+          <w:sz w:val="28"/>
+          <w:szCs w:val="28"/>
+          <w:lang w:val="en-US"/>
+        </w:rPr>
+        <w:t>if __name__ == "__main__":</w:t>
+      </w:r>
+    </w:p>
+    <w:p>
+      <w:pPr>
+        <w:spacing w:after="0" w:line="240" w:lineRule="auto"/>
+        <w:ind w:hanging="284"/>
+        <w:rPr>
+          <w:rFonts w:ascii="Times New Roman" w:hAnsi="Times New Roman"/>
+          <w:sz w:val="28"/>
+          <w:szCs w:val="28"/>
+          <w:lang w:val="en-US"/>
+        </w:rPr>
+      </w:pPr>
+      <w:r>
+        <w:rPr>
+          <w:rFonts w:ascii="Times New Roman" w:hAnsi="Times New Roman"/>
+          <w:sz w:val="28"/>
+          <w:szCs w:val="28"/>
+          <w:lang w:val="en-US"/>
+        </w:rPr>
+        <w:t>    main()</w:t>
+      </w:r>
+    </w:p>
+    <w:p>
+      <w:pPr>
+        <w:spacing w:after="0" w:line="240" w:lineRule="auto"/>
+        <w:ind w:hanging="284"/>
+        <w:rPr>
+          <w:rFonts w:ascii="Times New Roman" w:hAnsi="Times New Roman"/>
+          <w:sz w:val="28"/>
+          <w:szCs w:val="28"/>
+          <w:lang w:val="en-US"/>
+        </w:rPr>
+      </w:pPr>
+      <w:r>
+        <w:rPr>
+          <w:rFonts w:ascii="Times New Roman" w:hAnsi="Times New Roman"/>
+          <w:sz w:val="28"/>
+          <w:szCs w:val="28"/>
+          <w:lang w:val="en-US"/>
+        </w:rPr>
+        <w:t xml:space="preserve"># </w:t>
+      </w:r>
+      <w:r>
+        <w:rPr>
+          <w:rFonts w:ascii="Times New Roman" w:hAnsi="Times New Roman"/>
+          <w:sz w:val="28"/>
+          <w:szCs w:val="28"/>
+        </w:rPr>
+        <w:t>ИИ</w:t>
+      </w:r>
+      <w:r>
+        <w:rPr>
+          <w:rFonts w:ascii="Times New Roman" w:hAnsi="Times New Roman"/>
+          <w:sz w:val="28"/>
+          <w:szCs w:val="28"/>
+          <w:lang w:val="en-US"/>
+        </w:rPr>
+        <w:t xml:space="preserve"> - 60%</w:t>
+      </w:r>
+    </w:p>
+    <w:p>
+      <w:pPr>
+        <w:spacing w:after="0" w:line="240" w:lineRule="auto"/>
+        <w:ind w:hanging="284"/>
+        <w:rPr>
+          <w:rFonts w:ascii="Times New Roman" w:hAnsi="Times New Roman"/>
+          <w:sz w:val="28"/>
+          <w:szCs w:val="28"/>
+          <w:highlight w:val="yellow"/>
+          <w:lang w:val="en-US"/>
+        </w:rPr>
+      </w:pPr>
+    </w:p>
+    <w:p>
+      <w:pPr>
+        <w:spacing w:after="0" w:line="240" w:lineRule="auto"/>
+        <w:ind w:hanging="284"/>
+        <w:rPr>
+          <w:rFonts w:ascii="Times New Roman" w:hAnsi="Times New Roman"/>
+          <w:sz w:val="28"/>
+          <w:szCs w:val="28"/>
+          <w:lang w:val="en-US"/>
+        </w:rPr>
+      </w:pPr>
+    </w:p>
+    <w:p>
+      <w:pPr>
+        <w:spacing w:after="0" w:line="240" w:lineRule="auto"/>
+        <w:ind w:hanging="284"/>
+        <w:rPr>
+          <w:rFonts w:ascii="Times New Roman" w:hAnsi="Times New Roman"/>
+          <w:sz w:val="28"/>
+          <w:szCs w:val="28"/>
+          <w:lang w:val="en-US"/>
+        </w:rPr>
+      </w:pPr>
+    </w:p>
+    <w:p>
+      <w:pPr>
+        <w:spacing w:after="0" w:line="240" w:lineRule="auto"/>
+        <w:ind w:hanging="284"/>
+        <w:rPr>
+          <w:rFonts w:ascii="Times New Roman" w:hAnsi="Times New Roman"/>
+          <w:sz w:val="28"/>
+          <w:szCs w:val="28"/>
+          <w:lang w:val="en-US"/>
+        </w:rPr>
+      </w:pPr>
+    </w:p>
+    <w:p>
+      <w:pPr>
+        <w:spacing w:after="0" w:line="240" w:lineRule="auto"/>
+        <w:ind w:hanging="284"/>
+        <w:rPr>
+          <w:rFonts w:ascii="Times New Roman" w:hAnsi="Times New Roman"/>
+          <w:sz w:val="28"/>
+          <w:szCs w:val="28"/>
+          <w:lang w:val="en-US"/>
+        </w:rPr>
+      </w:pPr>
+    </w:p>
+    <w:p>
+      <w:pPr>
+        <w:spacing w:after="0" w:line="240" w:lineRule="auto"/>
+        <w:ind w:hanging="284"/>
+        <w:rPr>
+          <w:rFonts w:ascii="Times New Roman" w:hAnsi="Times New Roman"/>
+          <w:sz w:val="28"/>
+          <w:szCs w:val="28"/>
+        </w:rPr>
+      </w:pPr>
+      <w:r>
+        <w:rPr>
+          <w:rFonts w:ascii="Times New Roman" w:hAnsi="Times New Roman"/>
+          <w:sz w:val="28"/>
+          <w:szCs w:val="28"/>
+        </w:rPr>
+        <w:t>Ссылка</w:t>
+      </w:r>
+      <w:r>
+        <w:rPr>
+          <w:rFonts w:ascii="Times New Roman" w:hAnsi="Times New Roman"/>
+          <w:sz w:val="28"/>
+          <w:szCs w:val="28"/>
         </w:rPr>
         <w:t xml:space="preserve"> </w:t>
       </w:r>
@@ -7279,14 +8148,13 @@
           <w:sz w:val="28"/>
           <w:szCs w:val="28"/>
         </w:rPr>
-        <w:t>путь</w:t>
-      </w:r>
-      <w:r>
-        <w:rPr>
-          <w:rFonts w:ascii="Times New Roman" w:hAnsi="Times New Roman"/>
-          <w:sz w:val="28"/>
-          <w:szCs w:val="28"/>
-          <w:lang w:val="en-US"/>
+        <w:t>на</w:t>
+      </w:r>
+      <w:r>
+        <w:rPr>
+          <w:rFonts w:ascii="Times New Roman" w:hAnsi="Times New Roman"/>
+          <w:sz w:val="28"/>
+          <w:szCs w:val="28"/>
         </w:rPr>
         <w:t xml:space="preserve"> </w:t>
       </w:r>
@@ -7295,751 +8163,6 @@
           <w:rFonts w:ascii="Times New Roman" w:hAnsi="Times New Roman"/>
           <w:sz w:val="28"/>
           <w:szCs w:val="28"/>
-        </w:rPr>
-        <w:t>к</w:t>
-      </w:r>
-      <w:r>
-        <w:rPr>
-          <w:rFonts w:ascii="Times New Roman" w:hAnsi="Times New Roman"/>
-          <w:sz w:val="28"/>
-          <w:szCs w:val="28"/>
-          <w:lang w:val="en-US"/>
-        </w:rPr>
-        <w:t xml:space="preserve"> </w:t>
-      </w:r>
-      <w:r>
-        <w:rPr>
-          <w:rFonts w:ascii="Times New Roman" w:hAnsi="Times New Roman"/>
-          <w:sz w:val="28"/>
-          <w:szCs w:val="28"/>
-        </w:rPr>
-        <w:t>изображению</w:t>
-      </w:r>
-      <w:r>
-        <w:rPr>
-          <w:rFonts w:ascii="Times New Roman" w:hAnsi="Times New Roman"/>
-          <w:sz w:val="28"/>
-          <w:szCs w:val="28"/>
-          <w:lang w:val="en-US"/>
-        </w:rPr>
-        <w:t>: ")</w:t>
-      </w:r>
-    </w:p>
-    <w:p>
-      <w:pPr>
-        <w:spacing w:after="0" w:line="240" w:lineRule="auto"/>
-        <w:ind w:hanging="284"/>
-        <w:rPr>
-          <w:rFonts w:ascii="Times New Roman" w:hAnsi="Times New Roman"/>
-          <w:sz w:val="28"/>
-          <w:szCs w:val="28"/>
-          <w:lang w:val="en-US"/>
-        </w:rPr>
-      </w:pPr>
-      <w:r>
-        <w:rPr>
-          <w:rFonts w:ascii="Times New Roman" w:hAnsi="Times New Roman"/>
-          <w:sz w:val="28"/>
-          <w:szCs w:val="28"/>
-          <w:lang w:val="en-US"/>
-        </w:rPr>
-        <w:t>            output_dir = input(</w:t>
-      </w:r>
-    </w:p>
-    <w:p>
-      <w:pPr>
-        <w:spacing w:after="0" w:line="240" w:lineRule="auto"/>
-        <w:ind w:hanging="284"/>
-        <w:rPr>
-          <w:rFonts w:ascii="Times New Roman" w:hAnsi="Times New Roman"/>
-          <w:sz w:val="28"/>
-          <w:szCs w:val="28"/>
-        </w:rPr>
-      </w:pPr>
-      <w:r>
-        <w:rPr>
-          <w:rFonts w:ascii="Times New Roman" w:hAnsi="Times New Roman"/>
-          <w:sz w:val="28"/>
-          <w:szCs w:val="28"/>
-          <w:lang w:val="en-US"/>
-        </w:rPr>
-        <w:t xml:space="preserve">                </w:t>
-      </w:r>
-      <w:r>
-        <w:rPr>
-          <w:rFonts w:ascii="Times New Roman" w:hAnsi="Times New Roman"/>
-          <w:sz w:val="28"/>
-          <w:szCs w:val="28"/>
-        </w:rPr>
-        <w:t>"Папка для сохранения (или оставьте пустым для сохранения рядом с исх. изображением): "</w:t>
-      </w:r>
-    </w:p>
-    <w:p>
-      <w:pPr>
-        <w:spacing w:after="0" w:line="240" w:lineRule="auto"/>
-        <w:ind w:hanging="284"/>
-        <w:rPr>
-          <w:rFonts w:ascii="Times New Roman" w:hAnsi="Times New Roman"/>
-          <w:sz w:val="28"/>
-          <w:szCs w:val="28"/>
-        </w:rPr>
-      </w:pPr>
-      <w:r>
-        <w:rPr>
-          <w:rFonts w:ascii="Times New Roman" w:hAnsi="Times New Roman"/>
-          <w:sz w:val="28"/>
-          <w:szCs w:val="28"/>
-        </w:rPr>
-        <w:t>            )</w:t>
-      </w:r>
-    </w:p>
-    <w:p>
-      <w:pPr>
-        <w:spacing w:after="0" w:line="240" w:lineRule="auto"/>
-        <w:ind w:hanging="284"/>
-        <w:rPr>
-          <w:rFonts w:ascii="Times New Roman" w:hAnsi="Times New Roman"/>
-          <w:sz w:val="28"/>
-          <w:szCs w:val="28"/>
-        </w:rPr>
-      </w:pPr>
-      <w:r>
-        <w:rPr>
-          <w:rFonts w:ascii="Times New Roman" w:hAnsi="Times New Roman"/>
-          <w:sz w:val="28"/>
-          <w:szCs w:val="28"/>
-        </w:rPr>
-        <w:t>            text = input("Введите текст для кодирования: ")</w:t>
-      </w:r>
-    </w:p>
-    <w:p>
-      <w:pPr>
-        <w:spacing w:after="0" w:line="240" w:lineRule="auto"/>
-        <w:ind w:hanging="284"/>
-        <w:rPr>
-          <w:rFonts w:ascii="Times New Roman" w:hAnsi="Times New Roman"/>
-          <w:sz w:val="28"/>
-          <w:szCs w:val="28"/>
-        </w:rPr>
-      </w:pPr>
-    </w:p>
-    <w:p>
-      <w:pPr>
-        <w:spacing w:after="0" w:line="240" w:lineRule="auto"/>
-        <w:ind w:hanging="284"/>
-        <w:rPr>
-          <w:rFonts w:ascii="Times New Roman" w:hAnsi="Times New Roman"/>
-          <w:sz w:val="28"/>
-          <w:szCs w:val="28"/>
-          <w:lang w:val="en-US"/>
-        </w:rPr>
-      </w:pPr>
-      <w:r>
-        <w:rPr>
-          <w:rFonts w:ascii="Times New Roman" w:hAnsi="Times New Roman"/>
-          <w:sz w:val="28"/>
-          <w:szCs w:val="28"/>
-        </w:rPr>
-        <w:t xml:space="preserve">            </w:t>
-      </w:r>
-      <w:r>
-        <w:rPr>
-          <w:rFonts w:ascii="Times New Roman" w:hAnsi="Times New Roman"/>
-          <w:sz w:val="28"/>
-          <w:szCs w:val="28"/>
-          <w:lang w:val="en-US"/>
-        </w:rPr>
-        <w:t>encode_image(input_path, output_dir, text)</w:t>
-      </w:r>
-    </w:p>
-    <w:p>
-      <w:pPr>
-        <w:spacing w:after="0" w:line="240" w:lineRule="auto"/>
-        <w:ind w:hanging="284"/>
-        <w:rPr>
-          <w:rFonts w:ascii="Times New Roman" w:hAnsi="Times New Roman"/>
-          <w:sz w:val="28"/>
-          <w:szCs w:val="28"/>
-          <w:lang w:val="en-US"/>
-        </w:rPr>
-      </w:pPr>
-    </w:p>
-    <w:p>
-      <w:pPr>
-        <w:spacing w:after="0" w:line="240" w:lineRule="auto"/>
-        <w:ind w:hanging="284"/>
-        <w:rPr>
-          <w:rFonts w:ascii="Times New Roman" w:hAnsi="Times New Roman"/>
-          <w:sz w:val="28"/>
-          <w:szCs w:val="28"/>
-          <w:lang w:val="en-US"/>
-        </w:rPr>
-      </w:pPr>
-      <w:r>
-        <w:rPr>
-          <w:rFonts w:ascii="Times New Roman" w:hAnsi="Times New Roman"/>
-          <w:sz w:val="28"/>
-          <w:szCs w:val="28"/>
-          <w:lang w:val="en-US"/>
-        </w:rPr>
-        <w:t>        elif choice == "3":</w:t>
-      </w:r>
-    </w:p>
-    <w:p>
-      <w:pPr>
-        <w:spacing w:after="0" w:line="240" w:lineRule="auto"/>
-        <w:ind w:hanging="284"/>
-        <w:rPr>
-          <w:rFonts w:ascii="Times New Roman" w:hAnsi="Times New Roman"/>
-          <w:sz w:val="28"/>
-          <w:szCs w:val="28"/>
-          <w:lang w:val="en-US"/>
-        </w:rPr>
-      </w:pPr>
-      <w:r>
-        <w:rPr>
-          <w:rFonts w:ascii="Times New Roman" w:hAnsi="Times New Roman"/>
-          <w:sz w:val="28"/>
-          <w:szCs w:val="28"/>
-          <w:lang w:val="en-US"/>
-        </w:rPr>
-        <w:t>            image_path = input("</w:t>
-      </w:r>
-      <w:r>
-        <w:rPr>
-          <w:rFonts w:ascii="Times New Roman" w:hAnsi="Times New Roman"/>
-          <w:sz w:val="28"/>
-          <w:szCs w:val="28"/>
-        </w:rPr>
-        <w:t>Укажите</w:t>
-      </w:r>
-      <w:r>
-        <w:rPr>
-          <w:rFonts w:ascii="Times New Roman" w:hAnsi="Times New Roman"/>
-          <w:sz w:val="28"/>
-          <w:szCs w:val="28"/>
-          <w:lang w:val="en-US"/>
-        </w:rPr>
-        <w:t xml:space="preserve"> </w:t>
-      </w:r>
-      <w:r>
-        <w:rPr>
-          <w:rFonts w:ascii="Times New Roman" w:hAnsi="Times New Roman"/>
-          <w:sz w:val="28"/>
-          <w:szCs w:val="28"/>
-        </w:rPr>
-        <w:t>путь</w:t>
-      </w:r>
-      <w:r>
-        <w:rPr>
-          <w:rFonts w:ascii="Times New Roman" w:hAnsi="Times New Roman"/>
-          <w:sz w:val="28"/>
-          <w:szCs w:val="28"/>
-          <w:lang w:val="en-US"/>
-        </w:rPr>
-        <w:t xml:space="preserve"> </w:t>
-      </w:r>
-      <w:r>
-        <w:rPr>
-          <w:rFonts w:ascii="Times New Roman" w:hAnsi="Times New Roman"/>
-          <w:sz w:val="28"/>
-          <w:szCs w:val="28"/>
-        </w:rPr>
-        <w:t>к</w:t>
-      </w:r>
-      <w:r>
-        <w:rPr>
-          <w:rFonts w:ascii="Times New Roman" w:hAnsi="Times New Roman"/>
-          <w:sz w:val="28"/>
-          <w:szCs w:val="28"/>
-          <w:lang w:val="en-US"/>
-        </w:rPr>
-        <w:t xml:space="preserve"> </w:t>
-      </w:r>
-      <w:r>
-        <w:rPr>
-          <w:rFonts w:ascii="Times New Roman" w:hAnsi="Times New Roman"/>
-          <w:sz w:val="28"/>
-          <w:szCs w:val="28"/>
-        </w:rPr>
-        <w:t>изображению</w:t>
-      </w:r>
-      <w:r>
-        <w:rPr>
-          <w:rFonts w:ascii="Times New Roman" w:hAnsi="Times New Roman"/>
-          <w:sz w:val="28"/>
-          <w:szCs w:val="28"/>
-          <w:lang w:val="en-US"/>
-        </w:rPr>
-        <w:t>: ")</w:t>
-      </w:r>
-    </w:p>
-    <w:p>
-      <w:pPr>
-        <w:spacing w:after="0" w:line="240" w:lineRule="auto"/>
-        <w:ind w:hanging="284"/>
-        <w:rPr>
-          <w:rFonts w:ascii="Times New Roman" w:hAnsi="Times New Roman"/>
-          <w:sz w:val="28"/>
-          <w:szCs w:val="28"/>
-          <w:lang w:val="en-US"/>
-        </w:rPr>
-      </w:pPr>
-      <w:r>
-        <w:rPr>
-          <w:rFonts w:ascii="Times New Roman" w:hAnsi="Times New Roman"/>
-          <w:sz w:val="28"/>
-          <w:szCs w:val="28"/>
-          <w:lang w:val="en-US"/>
-        </w:rPr>
-        <w:t>            key_path = input("</w:t>
-      </w:r>
-      <w:r>
-        <w:rPr>
-          <w:rFonts w:ascii="Times New Roman" w:hAnsi="Times New Roman"/>
-          <w:sz w:val="28"/>
-          <w:szCs w:val="28"/>
-        </w:rPr>
-        <w:t>Укажите</w:t>
-      </w:r>
-      <w:r>
-        <w:rPr>
-          <w:rFonts w:ascii="Times New Roman" w:hAnsi="Times New Roman"/>
-          <w:sz w:val="28"/>
-          <w:szCs w:val="28"/>
-          <w:lang w:val="en-US"/>
-        </w:rPr>
-        <w:t xml:space="preserve"> </w:t>
-      </w:r>
-      <w:r>
-        <w:rPr>
-          <w:rFonts w:ascii="Times New Roman" w:hAnsi="Times New Roman"/>
-          <w:sz w:val="28"/>
-          <w:szCs w:val="28"/>
-        </w:rPr>
-        <w:t>путь</w:t>
-      </w:r>
-      <w:r>
-        <w:rPr>
-          <w:rFonts w:ascii="Times New Roman" w:hAnsi="Times New Roman"/>
-          <w:sz w:val="28"/>
-          <w:szCs w:val="28"/>
-          <w:lang w:val="en-US"/>
-        </w:rPr>
-        <w:t xml:space="preserve"> </w:t>
-      </w:r>
-      <w:r>
-        <w:rPr>
-          <w:rFonts w:ascii="Times New Roman" w:hAnsi="Times New Roman"/>
-          <w:sz w:val="28"/>
-          <w:szCs w:val="28"/>
-        </w:rPr>
-        <w:t>к</w:t>
-      </w:r>
-      <w:r>
-        <w:rPr>
-          <w:rFonts w:ascii="Times New Roman" w:hAnsi="Times New Roman"/>
-          <w:sz w:val="28"/>
-          <w:szCs w:val="28"/>
-          <w:lang w:val="en-US"/>
-        </w:rPr>
-        <w:t xml:space="preserve"> </w:t>
-      </w:r>
-      <w:r>
-        <w:rPr>
-          <w:rFonts w:ascii="Times New Roman" w:hAnsi="Times New Roman"/>
-          <w:sz w:val="28"/>
-          <w:szCs w:val="28"/>
-        </w:rPr>
-        <w:t>ключу</w:t>
-      </w:r>
-      <w:r>
-        <w:rPr>
-          <w:rFonts w:ascii="Times New Roman" w:hAnsi="Times New Roman"/>
-          <w:sz w:val="28"/>
-          <w:szCs w:val="28"/>
-          <w:lang w:val="en-US"/>
-        </w:rPr>
-        <w:t>: ")</w:t>
-      </w:r>
-    </w:p>
-    <w:p>
-      <w:pPr>
-        <w:spacing w:after="0" w:line="240" w:lineRule="auto"/>
-        <w:ind w:hanging="284"/>
-        <w:rPr>
-          <w:rFonts w:ascii="Times New Roman" w:hAnsi="Times New Roman"/>
-          <w:sz w:val="28"/>
-          <w:szCs w:val="28"/>
-          <w:lang w:val="en-US"/>
-        </w:rPr>
-      </w:pPr>
-      <w:r>
-        <w:rPr>
-          <w:rFonts w:ascii="Times New Roman" w:hAnsi="Times New Roman"/>
-          <w:sz w:val="28"/>
-          <w:szCs w:val="28"/>
-          <w:lang w:val="en-US"/>
-        </w:rPr>
-        <w:lastRenderedPageBreak/>
-        <w:t>            decode_lsb(image_path, key_path)</w:t>
-      </w:r>
-    </w:p>
-    <w:p>
-      <w:pPr>
-        <w:spacing w:after="0" w:line="240" w:lineRule="auto"/>
-        <w:ind w:hanging="284"/>
-        <w:rPr>
-          <w:rFonts w:ascii="Times New Roman" w:hAnsi="Times New Roman"/>
-          <w:sz w:val="28"/>
-          <w:szCs w:val="28"/>
-          <w:lang w:val="en-US"/>
-        </w:rPr>
-      </w:pPr>
-    </w:p>
-    <w:p>
-      <w:pPr>
-        <w:spacing w:after="0" w:line="240" w:lineRule="auto"/>
-        <w:ind w:hanging="284"/>
-        <w:rPr>
-          <w:rFonts w:ascii="Times New Roman" w:hAnsi="Times New Roman"/>
-          <w:sz w:val="28"/>
-          <w:szCs w:val="28"/>
-          <w:lang w:val="en-US"/>
-        </w:rPr>
-      </w:pPr>
-      <w:r>
-        <w:rPr>
-          <w:rFonts w:ascii="Times New Roman" w:hAnsi="Times New Roman"/>
-          <w:sz w:val="28"/>
-          <w:szCs w:val="28"/>
-          <w:lang w:val="en-US"/>
-        </w:rPr>
-        <w:t>        elif choice == "4":</w:t>
-      </w:r>
-    </w:p>
-    <w:p>
-      <w:pPr>
-        <w:spacing w:after="0" w:line="240" w:lineRule="auto"/>
-        <w:ind w:hanging="284"/>
-        <w:rPr>
-          <w:rFonts w:ascii="Times New Roman" w:hAnsi="Times New Roman"/>
-          <w:sz w:val="28"/>
-          <w:szCs w:val="28"/>
-          <w:lang w:val="en-US"/>
-        </w:rPr>
-      </w:pPr>
-      <w:r>
-        <w:rPr>
-          <w:rFonts w:ascii="Times New Roman" w:hAnsi="Times New Roman"/>
-          <w:sz w:val="28"/>
-          <w:szCs w:val="28"/>
-          <w:lang w:val="en-US"/>
-        </w:rPr>
-        <w:t>            print("</w:t>
-      </w:r>
-      <w:r>
-        <w:rPr>
-          <w:rFonts w:ascii="Times New Roman" w:hAnsi="Times New Roman"/>
-          <w:sz w:val="28"/>
-          <w:szCs w:val="28"/>
-        </w:rPr>
-        <w:t>Выход</w:t>
-      </w:r>
-      <w:r>
-        <w:rPr>
-          <w:rFonts w:ascii="Times New Roman" w:hAnsi="Times New Roman"/>
-          <w:sz w:val="28"/>
-          <w:szCs w:val="28"/>
-          <w:lang w:val="en-US"/>
-        </w:rPr>
-        <w:t>")</w:t>
-      </w:r>
-    </w:p>
-    <w:p>
-      <w:pPr>
-        <w:spacing w:after="0" w:line="240" w:lineRule="auto"/>
-        <w:ind w:hanging="284"/>
-        <w:rPr>
-          <w:rFonts w:ascii="Times New Roman" w:hAnsi="Times New Roman"/>
-          <w:sz w:val="28"/>
-          <w:szCs w:val="28"/>
-          <w:lang w:val="en-US"/>
-        </w:rPr>
-      </w:pPr>
-      <w:r>
-        <w:rPr>
-          <w:rFonts w:ascii="Times New Roman" w:hAnsi="Times New Roman"/>
-          <w:sz w:val="28"/>
-          <w:szCs w:val="28"/>
-          <w:lang w:val="en-US"/>
-        </w:rPr>
-        <w:t>            break</w:t>
-      </w:r>
-    </w:p>
-    <w:p>
-      <w:pPr>
-        <w:spacing w:after="0" w:line="240" w:lineRule="auto"/>
-        <w:ind w:hanging="284"/>
-        <w:rPr>
-          <w:rFonts w:ascii="Times New Roman" w:hAnsi="Times New Roman"/>
-          <w:sz w:val="28"/>
-          <w:szCs w:val="28"/>
-          <w:lang w:val="en-US"/>
-        </w:rPr>
-      </w:pPr>
-    </w:p>
-    <w:p>
-      <w:pPr>
-        <w:spacing w:after="0" w:line="240" w:lineRule="auto"/>
-        <w:ind w:hanging="284"/>
-        <w:rPr>
-          <w:rFonts w:ascii="Times New Roman" w:hAnsi="Times New Roman"/>
-          <w:sz w:val="28"/>
-          <w:szCs w:val="28"/>
-          <w:lang w:val="en-US"/>
-        </w:rPr>
-      </w:pPr>
-      <w:r>
-        <w:rPr>
-          <w:rFonts w:ascii="Times New Roman" w:hAnsi="Times New Roman"/>
-          <w:sz w:val="28"/>
-          <w:szCs w:val="28"/>
-          <w:lang w:val="en-US"/>
-        </w:rPr>
-        <w:t>        else:</w:t>
-      </w:r>
-    </w:p>
-    <w:p>
-      <w:pPr>
-        <w:spacing w:after="0" w:line="240" w:lineRule="auto"/>
-        <w:ind w:hanging="284"/>
-        <w:rPr>
-          <w:rFonts w:ascii="Times New Roman" w:hAnsi="Times New Roman"/>
-          <w:sz w:val="28"/>
-          <w:szCs w:val="28"/>
-        </w:rPr>
-      </w:pPr>
-      <w:r>
-        <w:rPr>
-          <w:rFonts w:ascii="Times New Roman" w:hAnsi="Times New Roman"/>
-          <w:sz w:val="28"/>
-          <w:szCs w:val="28"/>
-          <w:lang w:val="en-US"/>
-        </w:rPr>
-        <w:t xml:space="preserve">            </w:t>
-      </w:r>
-      <w:r>
-        <w:rPr>
-          <w:rFonts w:ascii="Times New Roman" w:hAnsi="Times New Roman"/>
-          <w:sz w:val="28"/>
-          <w:szCs w:val="28"/>
-        </w:rPr>
-        <w:t>print("Неверный ввод, пожалуйста, повторите ввод")</w:t>
-      </w:r>
-    </w:p>
-    <w:p>
-      <w:pPr>
-        <w:spacing w:after="0" w:line="240" w:lineRule="auto"/>
-        <w:ind w:hanging="284"/>
-        <w:rPr>
-          <w:rFonts w:ascii="Times New Roman" w:hAnsi="Times New Roman"/>
-          <w:sz w:val="28"/>
-          <w:szCs w:val="28"/>
-        </w:rPr>
-      </w:pPr>
-    </w:p>
-    <w:p>
-      <w:pPr>
-        <w:spacing w:after="0" w:line="240" w:lineRule="auto"/>
-        <w:ind w:hanging="284"/>
-        <w:rPr>
-          <w:rFonts w:ascii="Times New Roman" w:hAnsi="Times New Roman"/>
-          <w:sz w:val="28"/>
-          <w:szCs w:val="28"/>
-          <w:lang w:val="en-US"/>
-        </w:rPr>
-      </w:pPr>
-      <w:r>
-        <w:rPr>
-          <w:rFonts w:ascii="Times New Roman" w:hAnsi="Times New Roman"/>
-          <w:sz w:val="28"/>
-          <w:szCs w:val="28"/>
-          <w:lang w:val="en-US"/>
-        </w:rPr>
-        <w:t>if __name__ == "__main__":</w:t>
-      </w:r>
-    </w:p>
-    <w:p>
-      <w:pPr>
-        <w:spacing w:after="0" w:line="240" w:lineRule="auto"/>
-        <w:ind w:hanging="284"/>
-        <w:rPr>
-          <w:rFonts w:ascii="Times New Roman" w:hAnsi="Times New Roman"/>
-          <w:sz w:val="28"/>
-          <w:szCs w:val="28"/>
-          <w:lang w:val="en-US"/>
-        </w:rPr>
-      </w:pPr>
-      <w:r>
-        <w:rPr>
-          <w:rFonts w:ascii="Times New Roman" w:hAnsi="Times New Roman"/>
-          <w:sz w:val="28"/>
-          <w:szCs w:val="28"/>
-          <w:lang w:val="en-US"/>
-        </w:rPr>
-        <w:t>    main()</w:t>
-      </w:r>
-    </w:p>
-    <w:p>
-      <w:pPr>
-        <w:spacing w:after="0" w:line="240" w:lineRule="auto"/>
-        <w:ind w:hanging="284"/>
-        <w:rPr>
-          <w:rFonts w:ascii="Times New Roman" w:hAnsi="Times New Roman"/>
-          <w:sz w:val="28"/>
-          <w:szCs w:val="28"/>
-          <w:lang w:val="en-US"/>
-        </w:rPr>
-      </w:pPr>
-      <w:r>
-        <w:rPr>
-          <w:rFonts w:ascii="Times New Roman" w:hAnsi="Times New Roman"/>
-          <w:sz w:val="28"/>
-          <w:szCs w:val="28"/>
-          <w:lang w:val="en-US"/>
-        </w:rPr>
-        <w:t xml:space="preserve"># </w:t>
-      </w:r>
-      <w:r>
-        <w:rPr>
-          <w:rFonts w:ascii="Times New Roman" w:hAnsi="Times New Roman"/>
-          <w:sz w:val="28"/>
-          <w:szCs w:val="28"/>
-        </w:rPr>
-        <w:t>ИИ</w:t>
-      </w:r>
-      <w:r>
-        <w:rPr>
-          <w:rFonts w:ascii="Times New Roman" w:hAnsi="Times New Roman"/>
-          <w:sz w:val="28"/>
-          <w:szCs w:val="28"/>
-          <w:lang w:val="en-US"/>
-        </w:rPr>
-        <w:t xml:space="preserve"> - 60%</w:t>
-      </w:r>
-    </w:p>
-    <w:p>
-      <w:pPr>
-        <w:spacing w:after="0" w:line="240" w:lineRule="auto"/>
-        <w:ind w:hanging="284"/>
-        <w:rPr>
-          <w:rFonts w:ascii="Times New Roman" w:hAnsi="Times New Roman"/>
-          <w:sz w:val="28"/>
-          <w:szCs w:val="28"/>
-          <w:highlight w:val="yellow"/>
-          <w:lang w:val="en-US"/>
-        </w:rPr>
-      </w:pPr>
-    </w:p>
-    <w:p>
-      <w:pPr>
-        <w:spacing w:after="0" w:line="240" w:lineRule="auto"/>
-        <w:ind w:hanging="284"/>
-        <w:rPr>
-          <w:rFonts w:ascii="Times New Roman" w:hAnsi="Times New Roman"/>
-          <w:sz w:val="28"/>
-          <w:szCs w:val="28"/>
-          <w:lang w:val="en-US"/>
-        </w:rPr>
-      </w:pPr>
-    </w:p>
-    <w:p>
-      <w:pPr>
-        <w:spacing w:after="0" w:line="240" w:lineRule="auto"/>
-        <w:ind w:hanging="284"/>
-        <w:rPr>
-          <w:rFonts w:ascii="Times New Roman" w:hAnsi="Times New Roman"/>
-          <w:sz w:val="28"/>
-          <w:szCs w:val="28"/>
-          <w:lang w:val="en-US"/>
-        </w:rPr>
-      </w:pPr>
-    </w:p>
-    <w:p>
-      <w:pPr>
-        <w:spacing w:after="0" w:line="240" w:lineRule="auto"/>
-        <w:ind w:hanging="284"/>
-        <w:rPr>
-          <w:rFonts w:ascii="Times New Roman" w:hAnsi="Times New Roman"/>
-          <w:sz w:val="28"/>
-          <w:szCs w:val="28"/>
-          <w:lang w:val="en-US"/>
-        </w:rPr>
-      </w:pPr>
-    </w:p>
-    <w:p>
-      <w:pPr>
-        <w:spacing w:after="0" w:line="240" w:lineRule="auto"/>
-        <w:ind w:hanging="284"/>
-        <w:rPr>
-          <w:rFonts w:ascii="Times New Roman" w:hAnsi="Times New Roman"/>
-          <w:sz w:val="28"/>
-          <w:szCs w:val="28"/>
-          <w:lang w:val="en-US"/>
-        </w:rPr>
-      </w:pPr>
-    </w:p>
-    <w:p>
-      <w:pPr>
-        <w:spacing w:after="0" w:line="240" w:lineRule="auto"/>
-        <w:ind w:hanging="284"/>
-        <w:rPr>
-          <w:rFonts w:ascii="Times New Roman" w:hAnsi="Times New Roman"/>
-          <w:sz w:val="28"/>
-          <w:szCs w:val="28"/>
-          <w:lang w:val="en-US"/>
-        </w:rPr>
-      </w:pPr>
-      <w:r>
-        <w:rPr>
-          <w:rFonts w:ascii="Times New Roman" w:hAnsi="Times New Roman"/>
-          <w:sz w:val="28"/>
-          <w:szCs w:val="28"/>
-        </w:rPr>
-        <w:t>Ссылка</w:t>
-      </w:r>
-      <w:r>
-        <w:rPr>
-          <w:rFonts w:ascii="Times New Roman" w:hAnsi="Times New Roman"/>
-          <w:sz w:val="28"/>
-          <w:szCs w:val="28"/>
-          <w:lang w:val="en-US"/>
-        </w:rPr>
-        <w:t xml:space="preserve"> </w:t>
-      </w:r>
-      <w:r>
-        <w:rPr>
-          <w:rFonts w:ascii="Times New Roman" w:hAnsi="Times New Roman"/>
-          <w:sz w:val="28"/>
-          <w:szCs w:val="28"/>
-        </w:rPr>
-        <w:t>на</w:t>
-      </w:r>
-      <w:r>
-        <w:rPr>
-          <w:rFonts w:ascii="Times New Roman" w:hAnsi="Times New Roman"/>
-          <w:sz w:val="28"/>
-          <w:szCs w:val="28"/>
-          <w:lang w:val="en-US"/>
-        </w:rPr>
-        <w:t xml:space="preserve"> </w:t>
-      </w:r>
-      <w:r>
-        <w:rPr>
-          <w:rFonts w:ascii="Times New Roman" w:hAnsi="Times New Roman"/>
-          <w:sz w:val="28"/>
-          <w:szCs w:val="28"/>
           <w:lang w:val="en-US"/>
         </w:rPr>
         <w:t>GitHub</w:t>
@@ -8049,7 +8172,6 @@
           <w:rFonts w:ascii="Times New Roman" w:hAnsi="Times New Roman"/>
           <w:sz w:val="28"/>
           <w:szCs w:val="28"/>
-          <w:lang w:val="en-US"/>
         </w:rPr>
         <w:t xml:space="preserve">: </w:t>
       </w:r>
@@ -8060,7 +8182,117 @@
           <w:szCs w:val="28"/>
           <w:lang w:val="en-US"/>
         </w:rPr>
-        <w:t>https://github.com/KiRG1ZZ/Python_lab3</w:t>
+        <w:t>https</w:t>
+      </w:r>
+      <w:r>
+        <w:rPr>
+          <w:rFonts w:ascii="Times New Roman" w:hAnsi="Times New Roman"/>
+          <w:sz w:val="28"/>
+          <w:szCs w:val="28"/>
+        </w:rPr>
+        <w:t>://</w:t>
+      </w:r>
+      <w:r>
+        <w:rPr>
+          <w:rFonts w:ascii="Times New Roman" w:hAnsi="Times New Roman"/>
+          <w:sz w:val="28"/>
+          <w:szCs w:val="28"/>
+          <w:lang w:val="en-US"/>
+        </w:rPr>
+        <w:t>github</w:t>
+      </w:r>
+      <w:r>
+        <w:rPr>
+          <w:rFonts w:ascii="Times New Roman" w:hAnsi="Times New Roman"/>
+          <w:sz w:val="28"/>
+          <w:szCs w:val="28"/>
+        </w:rPr>
+        <w:t>.</w:t>
+      </w:r>
+      <w:r>
+        <w:rPr>
+          <w:rFonts w:ascii="Times New Roman" w:hAnsi="Times New Roman"/>
+          <w:sz w:val="28"/>
+          <w:szCs w:val="28"/>
+          <w:lang w:val="en-US"/>
+        </w:rPr>
+        <w:t>com</w:t>
+      </w:r>
+      <w:r>
+        <w:rPr>
+          <w:rFonts w:ascii="Times New Roman" w:hAnsi="Times New Roman"/>
+          <w:sz w:val="28"/>
+          <w:szCs w:val="28"/>
+        </w:rPr>
+        <w:t>/</w:t>
+      </w:r>
+      <w:r>
+        <w:rPr>
+          <w:rFonts w:ascii="Times New Roman" w:hAnsi="Times New Roman"/>
+          <w:sz w:val="28"/>
+          <w:szCs w:val="28"/>
+          <w:lang w:val="en-US"/>
+        </w:rPr>
+        <w:t>KiRG</w:t>
+      </w:r>
+      <w:r>
+        <w:rPr>
+          <w:rFonts w:ascii="Times New Roman" w:hAnsi="Times New Roman"/>
+          <w:sz w:val="28"/>
+          <w:szCs w:val="28"/>
+        </w:rPr>
+        <w:t>1</w:t>
+      </w:r>
+      <w:r>
+        <w:rPr>
+          <w:rFonts w:ascii="Times New Roman" w:hAnsi="Times New Roman"/>
+          <w:sz w:val="28"/>
+          <w:szCs w:val="28"/>
+          <w:lang w:val="en-US"/>
+        </w:rPr>
+        <w:t>ZZ</w:t>
+      </w:r>
+      <w:r>
+        <w:rPr>
+          <w:rFonts w:ascii="Times New Roman" w:hAnsi="Times New Roman"/>
+          <w:sz w:val="28"/>
+          <w:szCs w:val="28"/>
+        </w:rPr>
+        <w:t>/</w:t>
+      </w:r>
+      <w:r>
+        <w:rPr>
+          <w:rFonts w:ascii="Times New Roman" w:hAnsi="Times New Roman"/>
+          <w:sz w:val="28"/>
+          <w:szCs w:val="28"/>
+          <w:lang w:val="en-US"/>
+        </w:rPr>
+        <w:t>Python</w:t>
+      </w:r>
+      <w:r>
+        <w:rPr>
+          <w:rFonts w:ascii="Times New Roman" w:hAnsi="Times New Roman"/>
+          <w:sz w:val="28"/>
+          <w:szCs w:val="28"/>
+        </w:rPr>
+        <w:t>_</w:t>
+      </w:r>
+      <w:r>
+        <w:rPr>
+          <w:rFonts w:ascii="Times New Roman" w:hAnsi="Times New Roman"/>
+          <w:sz w:val="28"/>
+          <w:szCs w:val="28"/>
+          <w:lang w:val="en-US"/>
+        </w:rPr>
+        <w:t>lab</w:t>
+      </w:r>
+      <w:r>
+        <w:rPr>
+          <w:rFonts w:ascii="Times New Roman" w:hAnsi="Times New Roman"/>
+          <w:sz w:val="28"/>
+          <w:szCs w:val="28"/>
+        </w:rPr>
+        <w:t>3</w:t>
       </w:r>
     </w:p>
     <w:sectPr>
@@ -10804,6 +11036,7 @@
   <w:style w:type="character" w:default="1" w:styleId="a0">
     <w:name w:val="Default Paragraph Font"/>
     <w:uiPriority w:val="1"/>
+    <w:semiHidden/>
     <w:unhideWhenUsed/>
   </w:style>
   <w:style w:type="table" w:default="1" w:styleId="a1">

--- a/Lab3/Отчет 3р..docx
+++ b/Lab3/Отчет 3р..docx
@@ -7709,17 +7709,58 @@
           <w:rFonts w:ascii="Times New Roman" w:hAnsi="Times New Roman"/>
           <w:sz w:val="28"/>
           <w:szCs w:val="28"/>
-          <w:lang w:val="en-US"/>
-        </w:rPr>
-      </w:pPr>
-      <w:r>
-        <w:rPr>
-          <w:rFonts w:ascii="Times New Roman" w:hAnsi="Times New Roman"/>
-          <w:sz w:val="28"/>
-          <w:szCs w:val="28"/>
-          <w:lang w:val="en-US"/>
-        </w:rPr>
-        <w:t>            key_path = input("</w:t>
+        </w:rPr>
+      </w:pPr>
+      <w:r>
+        <w:rPr>
+          <w:rFonts w:ascii="Times New Roman" w:hAnsi="Times New Roman"/>
+          <w:sz w:val="28"/>
+          <w:szCs w:val="28"/>
+          <w:lang w:val="en-US"/>
+        </w:rPr>
+        <w:t>            key</w:t>
+      </w:r>
+      <w:r>
+        <w:rPr>
+          <w:rFonts w:ascii="Times New Roman" w:hAnsi="Times New Roman"/>
+          <w:sz w:val="28"/>
+          <w:szCs w:val="28"/>
+        </w:rPr>
+        <w:t>_</w:t>
+      </w:r>
+      <w:r>
+        <w:rPr>
+          <w:rFonts w:ascii="Times New Roman" w:hAnsi="Times New Roman"/>
+          <w:sz w:val="28"/>
+          <w:szCs w:val="28"/>
+          <w:lang w:val="en-US"/>
+        </w:rPr>
+        <w:t>path</w:t>
+      </w:r>
+      <w:r>
+        <w:rPr>
+          <w:rFonts w:ascii="Times New Roman" w:hAnsi="Times New Roman"/>
+          <w:sz w:val="28"/>
+          <w:szCs w:val="28"/>
+        </w:rPr>
+        <w:t xml:space="preserve"> = </w:t>
+      </w:r>
+      <w:r>
+        <w:rPr>
+          <w:rFonts w:ascii="Times New Roman" w:hAnsi="Times New Roman"/>
+          <w:sz w:val="28"/>
+          <w:szCs w:val="28"/>
+          <w:lang w:val="en-US"/>
+        </w:rPr>
+        <w:t>input</w:t>
+      </w:r>
+      <w:r>
+        <w:rPr>
+          <w:rFonts w:ascii="Times New Roman" w:hAnsi="Times New Roman"/>
+          <w:sz w:val="28"/>
+          <w:szCs w:val="28"/>
+        </w:rPr>
+        <w:t>("</w:t>
       </w:r>
       <w:r>
         <w:rPr>
@@ -7734,7 +7775,6 @@
           <w:rFonts w:ascii="Times New Roman" w:hAnsi="Times New Roman"/>
           <w:sz w:val="28"/>
           <w:szCs w:val="28"/>
-          <w:lang w:val="en-US"/>
         </w:rPr>
         <w:t xml:space="preserve"> </w:t>
       </w:r>
@@ -7751,7 +7791,6 @@
           <w:rFonts w:ascii="Times New Roman" w:hAnsi="Times New Roman"/>
           <w:sz w:val="28"/>
           <w:szCs w:val="28"/>
-          <w:lang w:val="en-US"/>
         </w:rPr>
         <w:t xml:space="preserve"> </w:t>
       </w:r>
@@ -7768,7 +7807,6 @@
           <w:rFonts w:ascii="Times New Roman" w:hAnsi="Times New Roman"/>
           <w:sz w:val="28"/>
           <w:szCs w:val="28"/>
-          <w:lang w:val="en-US"/>
         </w:rPr>
         <w:t xml:space="preserve"> </w:t>
       </w:r>
@@ -7785,7 +7823,6 @@
           <w:rFonts w:ascii="Times New Roman" w:hAnsi="Times New Roman"/>
           <w:sz w:val="28"/>
           <w:szCs w:val="28"/>
-          <w:lang w:val="en-US"/>
         </w:rPr>
         <w:t>: ")</w:t>
       </w:r>
@@ -7808,7 +7845,109 @@
           <w:szCs w:val="28"/>
           <w:lang w:val="en-US"/>
         </w:rPr>
-        <w:t>            decode_lsb(image_path, key_path)</w:t>
+        <w:t> </w:t>
+      </w:r>
+      <w:r>
+        <w:rPr>
+          <w:rFonts w:ascii="Times New Roman" w:hAnsi="Times New Roman"/>
+          <w:sz w:val="28"/>
+          <w:szCs w:val="28"/>
+        </w:rPr>
+        <w:t xml:space="preserve"> </w:t>
+      </w:r>
+      <w:r>
+        <w:rPr>
+          <w:rFonts w:ascii="Times New Roman" w:hAnsi="Times New Roman"/>
+          <w:sz w:val="28"/>
+          <w:szCs w:val="28"/>
+          <w:lang w:val="en-US"/>
+        </w:rPr>
+        <w:t> </w:t>
+      </w:r>
+      <w:r>
+        <w:rPr>
+          <w:rFonts w:ascii="Times New Roman" w:hAnsi="Times New Roman"/>
+          <w:sz w:val="28"/>
+          <w:szCs w:val="28"/>
+        </w:rPr>
+        <w:t xml:space="preserve"> </w:t>
+      </w:r>
+      <w:r>
+        <w:rPr>
+          <w:rFonts w:ascii="Times New Roman" w:hAnsi="Times New Roman"/>
+          <w:sz w:val="28"/>
+          <w:szCs w:val="28"/>
+          <w:lang w:val="en-US"/>
+        </w:rPr>
+        <w:t> </w:t>
+      </w:r>
+      <w:r>
+        <w:rPr>
+          <w:rFonts w:ascii="Times New Roman" w:hAnsi="Times New Roman"/>
+          <w:sz w:val="28"/>
+          <w:szCs w:val="28"/>
+        </w:rPr>
+        <w:t xml:space="preserve"> </w:t>
+      </w:r>
+      <w:r>
+        <w:rPr>
+          <w:rFonts w:ascii="Times New Roman" w:hAnsi="Times New Roman"/>
+          <w:sz w:val="28"/>
+          <w:szCs w:val="28"/>
+          <w:lang w:val="en-US"/>
+        </w:rPr>
+        <w:t> </w:t>
+      </w:r>
+      <w:r>
+        <w:rPr>
+          <w:rFonts w:ascii="Times New Roman" w:hAnsi="Times New Roman"/>
+          <w:sz w:val="28"/>
+          <w:szCs w:val="28"/>
+        </w:rPr>
+        <w:t xml:space="preserve"> </w:t>
+      </w:r>
+      <w:r>
+        <w:rPr>
+          <w:rFonts w:ascii="Times New Roman" w:hAnsi="Times New Roman"/>
+          <w:sz w:val="28"/>
+          <w:szCs w:val="28"/>
+          <w:lang w:val="en-US"/>
+        </w:rPr>
+        <w:t> </w:t>
+      </w:r>
+      <w:r>
+        <w:rPr>
+          <w:rFonts w:ascii="Times New Roman" w:hAnsi="Times New Roman"/>
+          <w:sz w:val="28"/>
+          <w:szCs w:val="28"/>
+        </w:rPr>
+        <w:t xml:space="preserve"> </w:t>
+      </w:r>
+      <w:r>
+        <w:rPr>
+          <w:rFonts w:ascii="Times New Roman" w:hAnsi="Times New Roman"/>
+          <w:sz w:val="28"/>
+          <w:szCs w:val="28"/>
+          <w:lang w:val="en-US"/>
+        </w:rPr>
+        <w:t> </w:t>
+      </w:r>
+      <w:r>
+        <w:rPr>
+          <w:rFonts w:ascii="Times New Roman" w:hAnsi="Times New Roman"/>
+          <w:sz w:val="28"/>
+          <w:szCs w:val="28"/>
+        </w:rPr>
+        <w:t xml:space="preserve"> </w:t>
+      </w:r>
+      <w:r>
+        <w:rPr>
+          <w:rFonts w:ascii="Times New Roman" w:hAnsi="Times New Roman"/>
+          <w:sz w:val="28"/>
+          <w:szCs w:val="28"/>
+          <w:lang w:val="en-US"/>
+        </w:rPr>
+        <w:t>decode_lsb(image_path, key_path)</w:t>
       </w:r>
     </w:p>
     <w:p>
@@ -8233,24 +8372,24 @@
           <w:szCs w:val="28"/>
           <w:lang w:val="en-US"/>
         </w:rPr>
-        <w:t>KiRG</w:t>
-      </w:r>
-      <w:r>
-        <w:rPr>
-          <w:rFonts w:ascii="Times New Roman" w:hAnsi="Times New Roman"/>
-          <w:sz w:val="28"/>
-          <w:szCs w:val="28"/>
-        </w:rPr>
-        <w:t>1</w:t>
-      </w:r>
-      <w:r>
-        <w:rPr>
-          <w:rFonts w:ascii="Times New Roman" w:hAnsi="Times New Roman"/>
-          <w:sz w:val="28"/>
-          <w:szCs w:val="28"/>
-          <w:lang w:val="en-US"/>
-        </w:rPr>
-        <w:t>ZZ</w:t>
+        <w:t>AndrewTeam</w:t>
+      </w:r>
+      <w:r>
+        <w:rPr>
+          <w:rFonts w:ascii="Times New Roman" w:hAnsi="Times New Roman"/>
+          <w:sz w:val="28"/>
+          <w:szCs w:val="28"/>
+        </w:rPr>
+        <w:t>2004/</w:t>
+      </w:r>
+      <w:r>
+        <w:rPr>
+          <w:rFonts w:ascii="Times New Roman" w:hAnsi="Times New Roman"/>
+          <w:sz w:val="28"/>
+          <w:szCs w:val="28"/>
+          <w:lang w:val="en-US"/>
+        </w:rPr>
+        <w:t>Python</w:t>
       </w:r>
       <w:r>
         <w:rPr>
@@ -8267,24 +8406,41 @@
           <w:szCs w:val="28"/>
           <w:lang w:val="en-US"/>
         </w:rPr>
-        <w:t>Python</w:t>
-      </w:r>
-      <w:r>
-        <w:rPr>
-          <w:rFonts w:ascii="Times New Roman" w:hAnsi="Times New Roman"/>
-          <w:sz w:val="28"/>
-          <w:szCs w:val="28"/>
-        </w:rPr>
-        <w:t>_</w:t>
-      </w:r>
-      <w:r>
-        <w:rPr>
-          <w:rFonts w:ascii="Times New Roman" w:hAnsi="Times New Roman"/>
-          <w:sz w:val="28"/>
-          <w:szCs w:val="28"/>
-          <w:lang w:val="en-US"/>
-        </w:rPr>
-        <w:t>lab</w:t>
+        <w:t>tree</w:t>
+      </w:r>
+      <w:r>
+        <w:rPr>
+          <w:rFonts w:ascii="Times New Roman" w:hAnsi="Times New Roman"/>
+          <w:sz w:val="28"/>
+          <w:szCs w:val="28"/>
+        </w:rPr>
+        <w:t>/</w:t>
+      </w:r>
+      <w:r>
+        <w:rPr>
+          <w:rFonts w:ascii="Times New Roman" w:hAnsi="Times New Roman"/>
+          <w:sz w:val="28"/>
+          <w:szCs w:val="28"/>
+          <w:lang w:val="en-US"/>
+        </w:rPr>
+        <w:t>main</w:t>
+      </w:r>
+      <w:r>
+        <w:rPr>
+          <w:rFonts w:ascii="Times New Roman" w:hAnsi="Times New Roman"/>
+          <w:sz w:val="28"/>
+          <w:szCs w:val="28"/>
+        </w:rPr>
+        <w:t>/</w:t>
+      </w:r>
+      <w:r>
+        <w:rPr>
+          <w:rFonts w:ascii="Times New Roman" w:hAnsi="Times New Roman"/>
+          <w:sz w:val="28"/>
+          <w:szCs w:val="28"/>
+          <w:lang w:val="en-US"/>
+        </w:rPr>
+        <w:t>Lab</w:t>
       </w:r>
       <w:r>
         <w:rPr>
